--- a/experiments/results/v2_1/manuscript/submission/manuscript.docx
+++ b/experiments/results/v2_1/manuscript/submission/manuscript.docx
@@ -67,25 +67,25 @@
         <w:t xml:space="preserve"> </w:t>
       </w:r>
       <w:r>
-        <w:t xml:space="preserve">regression, three graph-free neural architectures (MLP, LSTM, TCN),</w:t>
-      </w:r>
-      <w:r>
-        <w:t xml:space="preserve"> </w:t>
-      </w:r>
-      <w:r>
-        <w:t xml:space="preserve">and two graph neural network variants (GCN, Temporal Graph) — across</w:t>
-      </w:r>
-      <w:r>
-        <w:t xml:space="preserve"> </w:t>
-      </w:r>
-      <w:r>
-        <w:t xml:space="preserve">three forecast horizons (h = 1, 2, 4 quarters). The benchmark is</w:t>
-      </w:r>
-      <w:r>
-        <w:t xml:space="preserve"> </w:t>
-      </w:r>
-      <w:r>
-        <w:t xml:space="preserve">fully prospective: models are trained on 2011Q2–2014Q4, validated on</w:t>
+        <w:t xml:space="preserve">regression, three graph-free neural architectures (MLP, LSTM, TCN), and</w:t>
+      </w:r>
+      <w:r>
+        <w:t xml:space="preserve"> </w:t>
+      </w:r>
+      <w:r>
+        <w:t xml:space="preserve">two graph neural network variants (GCN, Temporal Graph) — across three</w:t>
+      </w:r>
+      <w:r>
+        <w:t xml:space="preserve"> </w:t>
+      </w:r>
+      <w:r>
+        <w:t xml:space="preserve">forecast horizons (h = 1, 2, 4 quarters). The benchmark is fully</w:t>
+      </w:r>
+      <w:r>
+        <w:t xml:space="preserve"> </w:t>
+      </w:r>
+      <w:r>
+        <w:t xml:space="preserve">prospective: models are trained on 2011Q2–2014Q4, validated on</w:t>
       </w:r>
       <w:r>
         <w:t xml:space="preserve"> </w:t>
@@ -155,37 +155,37 @@
         <w:t xml:space="preserve"> </w:t>
       </w:r>
       <w:r>
-        <w:t xml:space="preserve">at h = 2 (2.358 pp) and h = 4 (2.840 pp), while GCN with identity graph</w:t>
-      </w:r>
-      <w:r>
-        <w:t xml:space="preserve"> </w:t>
-      </w:r>
-      <w:r>
-        <w:t xml:space="preserve">ranks first at h = 1 (1.707 pp). However, no graph model achieves</w:t>
-      </w:r>
-      <w:r>
-        <w:t xml:space="preserve"> </w:t>
-      </w:r>
-      <w:r>
-        <w:t xml:space="preserve">statistically consistent superiority over its best non-graph comparator</w:t>
-      </w:r>
-      <w:r>
-        <w:t xml:space="preserve"> </w:t>
-      </w:r>
-      <w:r>
-        <w:t xml:space="preserve">across all 20 seeds, suggesting that the temporal attention mechanism</w:t>
-      </w:r>
-      <w:r>
-        <w:t xml:space="preserve"> </w:t>
-      </w:r>
-      <w:r>
-        <w:t xml:space="preserve">rather than trade-network topology drives any observed gains. These</w:t>
-      </w:r>
-      <w:r>
-        <w:t xml:space="preserve"> </w:t>
-      </w:r>
-      <w:r>
-        <w:t xml:space="preserve">findings caution against attributing forecasting improvements to</w:t>
+        <w:t xml:space="preserve">at h = 2 (2.358 pp) and h = 4 (2.840 pp); GCN with identity graph ranks</w:t>
+      </w:r>
+      <w:r>
+        <w:t xml:space="preserve"> </w:t>
+      </w:r>
+      <w:r>
+        <w:t xml:space="preserve">first at h = 1 (1.707 pp). However, no graph model achieves statistically</w:t>
+      </w:r>
+      <w:r>
+        <w:t xml:space="preserve"> </w:t>
+      </w:r>
+      <w:r>
+        <w:t xml:space="preserve">significant superiority over its best non-graph comparator in a majority</w:t>
+      </w:r>
+      <w:r>
+        <w:t xml:space="preserve"> </w:t>
+      </w:r>
+      <w:r>
+        <w:t xml:space="preserve">of seeds after FDR correction, suggesting that the temporal attention</w:t>
+      </w:r>
+      <w:r>
+        <w:t xml:space="preserve"> </w:t>
+      </w:r>
+      <w:r>
+        <w:t xml:space="preserve">mechanism rather than trade-network topology drives any observed gains.</w:t>
+      </w:r>
+      <w:r>
+        <w:t xml:space="preserve"> </w:t>
+      </w:r>
+      <w:r>
+        <w:t xml:space="preserve">These findings caution against attributing forecasting improvements to</w:t>
       </w:r>
       <w:r>
         <w:t xml:space="preserve"> </w:t>
@@ -250,13 +250,13 @@
         <w:t xml:space="preserve"> </w:t>
       </w:r>
       <w:r>
-        <w:t xml:space="preserve">disruptions and partly by energy-price contagion following the Russia-Ukraine war —</w:t>
-      </w:r>
-      <w:r>
-        <w:t xml:space="preserve"> </w:t>
-      </w:r>
-      <w:r>
-        <w:t xml:space="preserve">illustrated the limits of country-by-country approaches and renewed interest in</w:t>
+        <w:t xml:space="preserve">disruptions and partly by energy-price contagion following the Russia-Ukraine war</w:t>
+      </w:r>
+      <w:r>
+        <w:t xml:space="preserve"> </w:t>
+      </w:r>
+      <w:r>
+        <w:t xml:space="preserve">— illustrated the limits of country-by-country approaches and renewed interest in</w:t>
       </w:r>
       <w:r>
         <w:t xml:space="preserve"> </w:t>
@@ -357,7 +357,10 @@
         <w:t xml:space="preserve">graph information</w:t>
       </w:r>
       <w:r>
-        <w:t xml:space="preserve">.</w:t>
+        <w:t xml:space="preserve"> </w:t>
+      </w:r>
+      <w:r>
+        <w:t xml:space="preserve">(Kawamoto et al., 2018; Zügner et al., 2020).</w:t>
       </w:r>
     </w:p>
     <w:p>
@@ -535,7 +538,13 @@
         <w:t xml:space="preserve"> </w:t>
       </w:r>
       <w:r>
-        <w:t xml:space="preserve">a macroeconomic forecasting context.</w:t>
+        <w:t xml:space="preserve">a macroeconomic forecasting context, disentangling architectural from topological</w:t>
+      </w:r>
+      <w:r>
+        <w:t xml:space="preserve"> </w:t>
+      </w:r>
+      <w:r>
+        <w:t xml:space="preserve">effects.</w:t>
       </w:r>
     </w:p>
     <w:p>
@@ -559,7 +568,13 @@
         <w:t xml:space="preserve"> </w:t>
       </w:r>
       <w:r>
-        <w:t xml:space="preserve">correction.</w:t>
+        <w:t xml:space="preserve">correction, with results reported as proportion of seeds significant rather than</w:t>
+      </w:r>
+      <w:r>
+        <w:t xml:space="preserve"> </w:t>
+      </w:r>
+      <w:r>
+        <w:t xml:space="preserve">a binary threshold.</w:t>
       </w:r>
     </w:p>
     <w:p>
@@ -577,7 +592,13 @@
         <w:t xml:space="preserve"> </w:t>
       </w:r>
       <w:r>
-        <w:t xml:space="preserve">(SHA256-verified).</w:t>
+        <w:t xml:space="preserve">(SHA256-verified), consistent with best practices for forecast benchmark</w:t>
+      </w:r>
+      <w:r>
+        <w:t xml:space="preserve"> </w:t>
+      </w:r>
+      <w:r>
+        <w:t xml:space="preserve">transparency (Makridakis et al., 2022).</w:t>
       </w:r>
     </w:p>
     <w:p>
@@ -617,37 +638,37 @@
         <w:t xml:space="preserve"> </w:t>
       </w:r>
       <w:r>
-        <w:t xml:space="preserve">despite well-documented instability (Stock &amp; Watson, 2007). Autoregressive</w:t>
-      </w:r>
-      <w:r>
-        <w:t xml:space="preserve"> </w:t>
-      </w:r>
-      <w:r>
-        <w:t xml:space="preserve">models — ARIMA and ETS — are competitive short-run benchmarks (Faust &amp; Wright,</w:t>
-      </w:r>
-      <w:r>
-        <w:t xml:space="preserve"> </w:t>
-      </w:r>
-      <w:r>
-        <w:t xml:space="preserve">2013). Vector autoregressions (VAR) extend the framework to multivariate settings</w:t>
-      </w:r>
-      <w:r>
-        <w:t xml:space="preserve"> </w:t>
-      </w:r>
-      <w:r>
-        <w:t xml:space="preserve">but are hampered by parameter proliferation in large panels. Regularised regression</w:t>
-      </w:r>
-      <w:r>
-        <w:t xml:space="preserve"> </w:t>
-      </w:r>
-      <w:r>
-        <w:t xml:space="preserve">methods, particularly ridge and LASSO, have gained traction as high-dimensional</w:t>
-      </w:r>
-      <w:r>
-        <w:t xml:space="preserve"> </w:t>
-      </w:r>
-      <w:r>
-        <w:t xml:space="preserve">alternatives (García-Martos et al., 2015).</w:t>
+        <w:t xml:space="preserve">despite well-documented instability (Stock and Watson, 2007). Autoregressive</w:t>
+      </w:r>
+      <w:r>
+        <w:t xml:space="preserve"> </w:t>
+      </w:r>
+      <w:r>
+        <w:t xml:space="preserve">models — ARIMA and ETS — are competitive short-run benchmarks (Faust and</w:t>
+      </w:r>
+      <w:r>
+        <w:t xml:space="preserve"> </w:t>
+      </w:r>
+      <w:r>
+        <w:t xml:space="preserve">Wright, 2013). Vector autoregressions (VAR) extend the framework to multivariate</w:t>
+      </w:r>
+      <w:r>
+        <w:t xml:space="preserve"> </w:t>
+      </w:r>
+      <w:r>
+        <w:t xml:space="preserve">settings but are hampered by parameter proliferation in large panels. Regularised</w:t>
+      </w:r>
+      <w:r>
+        <w:t xml:space="preserve"> </w:t>
+      </w:r>
+      <w:r>
+        <w:t xml:space="preserve">regression methods, particularly ridge and LASSO, have gained traction as</w:t>
+      </w:r>
+      <w:r>
+        <w:t xml:space="preserve"> </w:t>
+      </w:r>
+      <w:r>
+        <w:t xml:space="preserve">high-dimensional alternatives (Garcia-Martos et al., 2015).</w:t>
       </w:r>
     </w:p>
     <w:bookmarkEnd w:id="10"/>
@@ -719,7 +740,7 @@
         <w:t xml:space="preserve"> </w:t>
       </w:r>
       <w:r>
-        <w:t xml:space="preserve">convolutional networks (GCN; Kipf &amp; Welling, 2017) aggregate neighbour embeddings</w:t>
+        <w:t xml:space="preserve">convolutional networks (GCN; Kipf and Welling, 2017) aggregate neighbour embeddings</w:t>
       </w:r>
       <w:r>
         <w:t xml:space="preserve"> </w:t>
@@ -743,7 +764,7 @@
         <w:t xml:space="preserve"> </w:t>
       </w:r>
       <w:r>
-        <w:t xml:space="preserve">financial contagion (Cheng &amp; Zhu, 2022), commodity markets (Chen et al., 2023),</w:t>
+        <w:t xml:space="preserve">financial contagion (Cheng and Zhu, 2022), commodity markets (Chen et al., 2023),</w:t>
       </w:r>
       <w:r>
         <w:t xml:space="preserve"> </w:t>
@@ -762,6 +783,56 @@
       </w:r>
       <w:r>
         <w:t xml:space="preserve">is rarely disentangled.</w:t>
+      </w:r>
+    </w:p>
+    <w:p>
+      <w:pPr>
+        <w:pStyle w:val="BodyText"/>
+      </w:pPr>
+      <w:r>
+        <w:t xml:space="preserve">A recurring concern in the graph learning literature is that null or random graphs</w:t>
+      </w:r>
+      <w:r>
+        <w:t xml:space="preserve"> </w:t>
+      </w:r>
+      <w:r>
+        <w:t xml:space="preserve">can match or even exceed structurally meaningful graphs when the GNN architecture</w:t>
+      </w:r>
+      <w:r>
+        <w:t xml:space="preserve"> </w:t>
+      </w:r>
+      <w:r>
+        <w:t xml:space="preserve">itself provides implicit regularisation or pattern-matching capacity. Kawamoto</w:t>
+      </w:r>
+      <w:r>
+        <w:t xml:space="preserve"> </w:t>
+      </w:r>
+      <w:r>
+        <w:t xml:space="preserve">et al. (2018) show that GCN-style architectures can learn classification rules</w:t>
+      </w:r>
+      <w:r>
+        <w:t xml:space="preserve"> </w:t>
+      </w:r>
+      <w:r>
+        <w:t xml:space="preserve">that are largely independent of edge information under certain conditions. Zugner</w:t>
+      </w:r>
+      <w:r>
+        <w:t xml:space="preserve"> </w:t>
+      </w:r>
+      <w:r>
+        <w:t xml:space="preserve">et al. (2020) demonstrate that graph structure can be adversarially irrelevant</w:t>
+      </w:r>
+      <w:r>
+        <w:t xml:space="preserve"> </w:t>
+      </w:r>
+      <w:r>
+        <w:t xml:space="preserve">to GNN performance. These theoretical findings motivate our identity-graph</w:t>
+      </w:r>
+      <w:r>
+        <w:t xml:space="preserve"> </w:t>
+      </w:r>
+      <w:r>
+        <w:t xml:space="preserve">ablation as a rigorous control for architectural versus topological effects.</w:t>
       </w:r>
     </w:p>
     <w:bookmarkEnd w:id="12"/>
@@ -785,19 +856,19 @@
         <w:t xml:space="preserve"> </w:t>
       </w:r>
       <w:r>
-        <w:t xml:space="preserve">Calvo &amp; Reinhart (2002) and subsequent literature document cross-country</w:t>
-      </w:r>
-      <w:r>
-        <w:t xml:space="preserve"> </w:t>
-      </w:r>
-      <w:r>
-        <w:t xml:space="preserve">co-movement in inflation that correlates with trade intensity. Forbes &amp; Warnock</w:t>
-      </w:r>
-      <w:r>
-        <w:t xml:space="preserve"> </w:t>
-      </w:r>
-      <w:r>
-        <w:t xml:space="preserve">(2012) and Miranda-Agrippino &amp; Rey (2021) emphasise global common factors.</w:t>
+        <w:t xml:space="preserve">Calvo and Reinhart (2002) and subsequent literature document cross-country</w:t>
+      </w:r>
+      <w:r>
+        <w:t xml:space="preserve"> </w:t>
+      </w:r>
+      <w:r>
+        <w:t xml:space="preserve">co-movement in inflation that correlates with trade intensity. Forbes and Warnock</w:t>
+      </w:r>
+      <w:r>
+        <w:t xml:space="preserve"> </w:t>
+      </w:r>
+      <w:r>
+        <w:t xml:space="preserve">(2012) and Miranda-Agrippino and Rey (2021) emphasise global common factors.</w:t>
       </w:r>
       <w:r>
         <w:t xml:space="preserve"> </w:t>
@@ -997,13 +1068,13 @@
         <w:t xml:space="preserve"> </w:t>
       </w:r>
       <w:r>
-        <w:t xml:space="preserve">Eurostat energy component of HICP, capturing</w:t>
-      </w:r>
-      <w:r>
-        <w:t xml:space="preserve"> </w:t>
-      </w:r>
-      <w:r>
-        <w:t xml:space="preserve">common commodity-price shocks.</w:t>
+        <w:t xml:space="preserve">Eurostat energy component of HICP, capturing common</w:t>
+      </w:r>
+      <w:r>
+        <w:t xml:space="preserve"> </w:t>
+      </w:r>
+      <w:r>
+        <w:t xml:space="preserve">commodity-price shocks.</w:t>
       </w:r>
     </w:p>
     <w:p>
@@ -1025,13 +1096,13 @@
         <w:t xml:space="preserve"> </w:t>
       </w:r>
       <w:r>
-        <w:t xml:space="preserve">Rolling standard deviation of own inflation,</w:t>
-      </w:r>
-      <w:r>
-        <w:t xml:space="preserve"> </w:t>
-      </w:r>
-      <w:r>
-        <w:t xml:space="preserve">proxying uncertainty.</w:t>
+        <w:t xml:space="preserve">Rolling standard deviation of own inflation, proxying</w:t>
+      </w:r>
+      <w:r>
+        <w:t xml:space="preserve"> </w:t>
+      </w:r>
+      <w:r>
+        <w:t xml:space="preserve">uncertainty.</w:t>
       </w:r>
     </w:p>
     <w:p>
@@ -1053,13 +1124,13 @@
         <w:t xml:space="preserve"> </w:t>
       </w:r>
       <w:r>
-        <w:t xml:space="preserve">Import share of GDP, capturing openness to external</w:t>
-      </w:r>
-      <w:r>
-        <w:t xml:space="preserve"> </w:t>
-      </w:r>
-      <w:r>
-        <w:t xml:space="preserve">price pressures.</w:t>
+        <w:t xml:space="preserve">Import share of GDP, capturing openness to external price</w:t>
+      </w:r>
+      <w:r>
+        <w:t xml:space="preserve"> </w:t>
+      </w:r>
+      <w:r>
+        <w:t xml:space="preserve">pressures.</w:t>
       </w:r>
     </w:p>
     <w:p>
@@ -1067,26 +1138,19 @@
         <w:pStyle w:val="FirstParagraph"/>
       </w:pPr>
       <w:r>
-        <w:t xml:space="preserve">The dataset spans 2011Q2 to 2025Q3 (170 observations per country, 3,400</w:t>
-      </w:r>
-      <w:r>
-        <w:t xml:space="preserve"> </w:t>
-      </w:r>
-      <w:r>
-        <w:t xml:space="preserve">panel observations). Descriptive statistics are provided in</w:t>
-      </w:r>
-      <w:r>
-        <w:t xml:space="preserve"> </w:t>
-      </w:r>
-      <w:r>
-        <w:rPr>
-          <w:b/>
-          <w:bCs/>
-        </w:rPr>
-        <w:t xml:space="preserve">Table 1</w:t>
-      </w:r>
-      <w:r>
-        <w:t xml:space="preserve">.</w:t>
+        <w:t xml:space="preserve">The dataset spans 2011Q2 to 2025Q3 (170 observations per country, 3,400 panel</w:t>
+      </w:r>
+      <w:r>
+        <w:t xml:space="preserve"> </w:t>
+      </w:r>
+      <w:r>
+        <w:t xml:space="preserve">observations). Selected descriptive statistics are provided in Table 1; full</w:t>
+      </w:r>
+      <w:r>
+        <w:t xml:space="preserve"> </w:t>
+      </w:r>
+      <w:r>
+        <w:t xml:space="preserve">country-level statistics are provided in the online supplementary material.</w:t>
       </w:r>
     </w:p>
     <w:p>
@@ -1104,19 +1168,18 @@
     <w:tbl>
       <w:tblPr>
         <w:tblStyle w:val="Table"/>
-        <w:tblW w:type="auto" w:w="0"/>
+        <w:tblW w:type="pct" w:w="5000"/>
+        <w:tblLayout w:type="fixed"/>
         <w:tblLook w:firstRow="1" w:lastRow="0" w:firstColumn="0" w:lastColumn="0" w:noHBand="0" w:noVBand="0" w:val="0020"/>
       </w:tblPr>
       <w:tblGrid>
-        <w:gridCol w:w="880"/>
-        <w:gridCol w:w="880"/>
-        <w:gridCol w:w="880"/>
-        <w:gridCol w:w="880"/>
-        <w:gridCol w:w="880"/>
-        <w:gridCol w:w="880"/>
-        <w:gridCol w:w="880"/>
-        <w:gridCol w:w="880"/>
-        <w:gridCol w:w="880"/>
+        <w:gridCol w:w="1063"/>
+        <w:gridCol w:w="1300"/>
+        <w:gridCol w:w="827"/>
+        <w:gridCol w:w="591"/>
+        <w:gridCol w:w="709"/>
+        <w:gridCol w:w="1773"/>
+        <w:gridCol w:w="1654"/>
       </w:tblGrid>
       <w:tr>
         <w:trPr>
@@ -1140,7 +1203,7 @@
               <w:pStyle w:val="Compact"/>
             </w:pPr>
             <w:r>
-              <w:t xml:space="preserve">Obs</w:t>
+              <w:t xml:space="preserve">Total Obs</w:t>
             </w:r>
           </w:p>
         </w:tc>
@@ -1184,40 +1247,18 @@
               <w:pStyle w:val="Compact"/>
             </w:pPr>
             <w:r>
-              <w:t xml:space="preserve">Mean CPI</w:t>
-            </w:r>
-          </w:p>
-        </w:tc>
-        <w:tc>
-          <w:tcPr/>
-          <w:p>
-            <w:pPr>
-              <w:pStyle w:val="Compact"/>
-            </w:pPr>
-            <w:r>
-              <w:t xml:space="preserve">Std CPI</w:t>
-            </w:r>
-          </w:p>
-        </w:tc>
-        <w:tc>
-          <w:tcPr/>
-          <w:p>
-            <w:pPr>
-              <w:pStyle w:val="Compact"/>
-            </w:pPr>
-            <w:r>
-              <w:t xml:space="preserve">Min</w:t>
-            </w:r>
-          </w:p>
-        </w:tc>
-        <w:tc>
-          <w:tcPr/>
-          <w:p>
-            <w:pPr>
-              <w:pStyle w:val="Compact"/>
-            </w:pPr>
-            <w:r>
-              <w:t xml:space="preserve">Max</w:t>
+              <w:t xml:space="preserve">Mean CPI (pp)</w:t>
+            </w:r>
+          </w:p>
+        </w:tc>
+        <w:tc>
+          <w:tcPr/>
+          <w:p>
+            <w:pPr>
+              <w:pStyle w:val="Compact"/>
+            </w:pPr>
+            <w:r>
+              <w:t xml:space="preserve">Std CPI (pp)</w:t>
             </w:r>
           </w:p>
         </w:tc>
@@ -1300,28 +1341,6 @@
             </w:r>
           </w:p>
         </w:tc>
-        <w:tc>
-          <w:tcPr/>
-          <w:p>
-            <w:pPr>
-              <w:pStyle w:val="Compact"/>
-            </w:pPr>
-            <w:r>
-              <w:t xml:space="preserve">0.62</w:t>
-            </w:r>
-          </w:p>
-        </w:tc>
-        <w:tc>
-          <w:tcPr/>
-          <w:p>
-            <w:pPr>
-              <w:pStyle w:val="Compact"/>
-            </w:pPr>
-            <w:r>
-              <w:t xml:space="preserve">11.09</w:t>
-            </w:r>
-          </w:p>
-        </w:tc>
       </w:tr>
       <w:tr>
         <w:tc>
@@ -1401,28 +1420,6 @@
             </w:r>
           </w:p>
         </w:tc>
-        <w:tc>
-          <w:tcPr/>
-          <w:p>
-            <w:pPr>
-              <w:pStyle w:val="Compact"/>
-            </w:pPr>
-            <w:r>
-              <w:t xml:space="preserve">-0.60</w:t>
-            </w:r>
-          </w:p>
-        </w:tc>
-        <w:tc>
-          <w:tcPr/>
-          <w:p>
-            <w:pPr>
-              <w:pStyle w:val="Compact"/>
-            </w:pPr>
-            <w:r>
-              <w:t xml:space="preserve">10.81</w:t>
-            </w:r>
-          </w:p>
-        </w:tc>
       </w:tr>
       <w:tr>
         <w:tc>
@@ -1502,28 +1499,6 @@
             </w:r>
           </w:p>
         </w:tc>
-        <w:tc>
-          <w:tcPr/>
-          <w:p>
-            <w:pPr>
-              <w:pStyle w:val="Compact"/>
-            </w:pPr>
-            <w:r>
-              <w:t xml:space="preserve">-1.44</w:t>
-            </w:r>
-          </w:p>
-        </w:tc>
-        <w:tc>
-          <w:tcPr/>
-          <w:p>
-            <w:pPr>
-              <w:pStyle w:val="Compact"/>
-            </w:pPr>
-            <w:r>
-              <w:t xml:space="preserve">24.14</w:t>
-            </w:r>
-          </w:p>
-        </w:tc>
       </w:tr>
       <w:tr>
         <w:tc>
@@ -1603,28 +1578,6 @@
             </w:r>
           </w:p>
         </w:tc>
-        <w:tc>
-          <w:tcPr/>
-          <w:p>
-            <w:pPr>
-              <w:pStyle w:val="Compact"/>
-            </w:pPr>
-            <w:r>
-              <w:t xml:space="preserve">-0.24</w:t>
-            </w:r>
-          </w:p>
-        </w:tc>
-        <w:tc>
-          <w:tcPr/>
-          <w:p>
-            <w:pPr>
-              <w:pStyle w:val="Compact"/>
-            </w:pPr>
-            <w:r>
-              <w:t xml:space="preserve">7.00</w:t>
-            </w:r>
-          </w:p>
-        </w:tc>
       </w:tr>
       <w:tr>
         <w:tc>
@@ -1704,28 +1657,6 @@
             </w:r>
           </w:p>
         </w:tc>
-        <w:tc>
-          <w:tcPr/>
-          <w:p>
-            <w:pPr>
-              <w:pStyle w:val="Compact"/>
-            </w:pPr>
-            <w:r>
-              <w:t xml:space="preserve">-2.22</w:t>
-            </w:r>
-          </w:p>
-        </w:tc>
-        <w:tc>
-          <w:tcPr/>
-          <w:p>
-            <w:pPr>
-              <w:pStyle w:val="Compact"/>
-            </w:pPr>
-            <w:r>
-              <w:t xml:space="preserve">11.54</w:t>
-            </w:r>
-          </w:p>
-        </w:tc>
       </w:tr>
       <w:tr>
         <w:tc>
@@ -1805,28 +1736,6 @@
             </w:r>
           </w:p>
         </w:tc>
-        <w:tc>
-          <w:tcPr/>
-          <w:p>
-            <w:pPr>
-              <w:pStyle w:val="Compact"/>
-            </w:pPr>
-            <w:r>
-              <w:t xml:space="preserve">-0.95</w:t>
-            </w:r>
-          </w:p>
-        </w:tc>
-        <w:tc>
-          <w:tcPr/>
-          <w:p>
-            <w:pPr>
-              <w:pStyle w:val="Compact"/>
-            </w:pPr>
-            <w:r>
-              <w:t xml:space="preserve">25.88</w:t>
-            </w:r>
-          </w:p>
-        </w:tc>
       </w:tr>
       <w:tr>
         <w:tc>
@@ -1906,28 +1815,6 @@
             </w:r>
           </w:p>
         </w:tc>
-        <w:tc>
-          <w:tcPr/>
-          <w:p>
-            <w:pPr>
-              <w:pStyle w:val="Compact"/>
-            </w:pPr>
-            <w:r>
-              <w:t xml:space="preserve">-0.39</w:t>
-            </w:r>
-          </w:p>
-        </w:tc>
-        <w:tc>
-          <w:tcPr/>
-          <w:p>
-            <w:pPr>
-              <w:pStyle w:val="Compact"/>
-            </w:pPr>
-            <w:r>
-              <w:t xml:space="preserve">12.50</w:t>
-            </w:r>
-          </w:p>
-        </w:tc>
       </w:tr>
       <w:tr>
         <w:tc>
@@ -2004,28 +1891,6 @@
             </w:pPr>
             <w:r>
               <w:t xml:space="preserve">2.94</w:t>
-            </w:r>
-          </w:p>
-        </w:tc>
-        <w:tc>
-          <w:tcPr/>
-          <w:p>
-            <w:pPr>
-              <w:pStyle w:val="Compact"/>
-            </w:pPr>
-            <w:r>
-              <w:t xml:space="preserve">-0.47</w:t>
-            </w:r>
-          </w:p>
-        </w:tc>
-        <w:tc>
-          <w:tcPr/>
-          <w:p>
-            <w:pPr>
-              <w:pStyle w:val="Compact"/>
-            </w:pPr>
-            <w:r>
-              <w:t xml:space="preserve">14.11</w:t>
             </w:r>
           </w:p>
         </w:tc>
@@ -2042,7 +1907,7 @@
                 <w:i/>
                 <w:iCs/>
               </w:rPr>
-              <w:t xml:space="preserve">All 20</w:t>
+              <w:t xml:space="preserve">Panel mean</w:t>
             </w:r>
           </w:p>
         </w:tc>
@@ -2101,7 +1966,7 @@
                 <w:i/>
                 <w:iCs/>
               </w:rPr>
-              <w:t xml:space="preserve">2.74 avg</w:t>
+              <w:t xml:space="preserve">2.74</w:t>
             </w:r>
           </w:p>
         </w:tc>
@@ -2116,29 +1981,7 @@
                 <w:i/>
                 <w:iCs/>
               </w:rPr>
-              <w:t xml:space="preserve">3.22 avg</w:t>
-            </w:r>
-          </w:p>
-        </w:tc>
-        <w:tc>
-          <w:tcPr/>
-          <w:p>
-            <w:pPr>
-              <w:pStyle w:val="Compact"/>
-            </w:pPr>
-            <w:r>
-              <w:t xml:space="preserve">—</w:t>
-            </w:r>
-          </w:p>
-        </w:tc>
-        <w:tc>
-          <w:tcPr/>
-          <w:p>
-            <w:pPr>
-              <w:pStyle w:val="Compact"/>
-            </w:pPr>
-            <w:r>
-              <w:t xml:space="preserve">—</w:t>
+              <w:t xml:space="preserve">3.22</w:t>
             </w:r>
           </w:p>
         </w:tc>
@@ -2153,7 +1996,7 @@
           <w:i/>
           <w:iCs/>
         </w:rPr>
-        <w:t xml:space="preserve">Sources: Eurostat HICP, IMF IFS, World Bank WDI. Full table in supplementary materials.</w:t>
+        <w:t xml:space="preserve">Notes: CPI is year-over-year HICP percentage change. Sources: Eurostat, IMF IFS.</w:t>
       </w:r>
     </w:p>
     <w:bookmarkEnd w:id="16"/>
@@ -2177,101 +2020,19 @@
         <w:t xml:space="preserve"> </w:t>
       </w:r>
       <w:r>
-        <w:t xml:space="preserve">a 20 × 20 directed adjacency matrix</w:t>
-      </w:r>
-      <w:r>
-        <w:t xml:space="preserve"> </w:t>
-      </w:r>
-      <w:r>
-        <w:rPr>
-          <w:i/>
-          <w:iCs/>
-        </w:rPr>
-        <w:t xml:space="preserve">A</w:t>
-      </w:r>
-      <w:r>
-        <w:t xml:space="preserve">(</w:t>
-      </w:r>
-      <w:r>
-        <w:rPr>
-          <w:i/>
-          <w:iCs/>
-        </w:rPr>
-        <w:t xml:space="preserve">t</w:t>
-      </w:r>
-      <w:r>
-        <w:t xml:space="preserve">) is constructed where entry</w:t>
-      </w:r>
-      <w:r>
-        <w:t xml:space="preserve"> </w:t>
-      </w:r>
-      <w:r>
-        <w:rPr>
-          <w:i/>
-          <w:iCs/>
-        </w:rPr>
-        <w:t xml:space="preserve">A</w:t>
-      </w:r>
-      <w:r>
-        <w:t xml:space="preserve">(</w:t>
-      </w:r>
-      <w:r>
-        <w:rPr>
-          <w:i/>
-          <w:iCs/>
-        </w:rPr>
-        <w:t xml:space="preserve">i</w:t>
-      </w:r>
-      <w:r>
-        <w:t xml:space="preserve">,</w:t>
-      </w:r>
-      <w:r>
-        <w:t xml:space="preserve"> </w:t>
-      </w:r>
-      <w:r>
-        <w:rPr>
-          <w:i/>
-          <w:iCs/>
-        </w:rPr>
-        <w:t xml:space="preserve">j</w:t>
-      </w:r>
-      <w:r>
-        <w:t xml:space="preserve">) = exports from country</w:t>
-      </w:r>
-      <w:r>
-        <w:t xml:space="preserve"> </w:t>
-      </w:r>
-      <w:r>
-        <w:rPr>
-          <w:i/>
-          <w:iCs/>
-        </w:rPr>
-        <w:t xml:space="preserve">i</w:t>
-      </w:r>
-      <w:r>
-        <w:t xml:space="preserve"> </w:t>
-      </w:r>
-      <w:r>
-        <w:t xml:space="preserve">to country</w:t>
-      </w:r>
-      <w:r>
-        <w:t xml:space="preserve"> </w:t>
-      </w:r>
-      <w:r>
-        <w:rPr>
-          <w:i/>
-          <w:iCs/>
-        </w:rPr>
-        <w:t xml:space="preserve">j</w:t>
-      </w:r>
-      <w:r>
-        <w:t xml:space="preserve">, expressed in millions</w:t>
-      </w:r>
-      <w:r>
-        <w:t xml:space="preserve"> </w:t>
-      </w:r>
-      <w:r>
-        <w:t xml:space="preserve">of euros. Eight graph-construction variants are studied:</w:t>
+        <w:t xml:space="preserve">a 20 x 20 directed adjacency matrix A(t) is constructed where entry A(i,j) =</w:t>
+      </w:r>
+      <w:r>
+        <w:t xml:space="preserve"> </w:t>
+      </w:r>
+      <w:r>
+        <w:t xml:space="preserve">exports from country i to country j, expressed in millions of euros.</w:t>
+      </w:r>
+      <w:r>
+        <w:t xml:space="preserve"> </w:t>
+      </w:r>
+      <w:r>
+        <w:t xml:space="preserve">Eight graph-construction variants are studied:</w:t>
       </w:r>
     </w:p>
     <w:tbl>
@@ -2388,76 +2149,7 @@
               <w:pStyle w:val="Compact"/>
             </w:pPr>
             <w:r>
-              <w:rPr>
-                <w:i/>
-                <w:iCs/>
-              </w:rPr>
-              <w:t xml:space="preserve">A</w:t>
-            </w:r>
-            <w:r>
-              <w:t xml:space="preserve">(</w:t>
-            </w:r>
-            <w:r>
-              <w:rPr>
-                <w:i/>
-                <w:iCs/>
-              </w:rPr>
-              <w:t xml:space="preserve">i</w:t>
-            </w:r>
-            <w:r>
-              <w:t xml:space="preserve">,</w:t>
-            </w:r>
-            <w:r>
-              <w:rPr>
-                <w:i/>
-                <w:iCs/>
-              </w:rPr>
-              <w:t xml:space="preserve">j</w:t>
-            </w:r>
-            <w:r>
-              <w:t xml:space="preserve">) = imports of</w:t>
-            </w:r>
-            <w:r>
-              <w:t xml:space="preserve"> </w:t>
-            </w:r>
-            <w:r>
-              <w:rPr>
-                <w:i/>
-                <w:iCs/>
-              </w:rPr>
-              <w:t xml:space="preserve">i</w:t>
-            </w:r>
-            <w:r>
-              <w:t xml:space="preserve"> </w:t>
-            </w:r>
-            <w:r>
-              <w:t xml:space="preserve">from</w:t>
-            </w:r>
-            <w:r>
-              <w:t xml:space="preserve"> </w:t>
-            </w:r>
-            <w:r>
-              <w:rPr>
-                <w:i/>
-                <w:iCs/>
-              </w:rPr>
-              <w:t xml:space="preserve">j</w:t>
-            </w:r>
-            <w:r>
-              <w:t xml:space="preserve"> </w:t>
-            </w:r>
-            <w:r>
-              <w:t xml:space="preserve">/ total imports of</w:t>
-            </w:r>
-            <w:r>
-              <w:t xml:space="preserve"> </w:t>
-            </w:r>
-            <w:r>
-              <w:rPr>
-                <w:i/>
-                <w:iCs/>
-              </w:rPr>
-              <w:t xml:space="preserve">i</w:t>
+              <w:t xml:space="preserve">A(i,j) = imports of i from j / total imports of i</w:t>
             </w:r>
           </w:p>
         </w:tc>
@@ -2538,39 +2230,7 @@
               <w:pStyle w:val="Compact"/>
             </w:pPr>
             <w:r>
-              <w:t xml:space="preserve">Symmetrised: (</w:t>
-            </w:r>
-            <w:r>
-              <w:rPr>
-                <w:i/>
-                <w:iCs/>
-              </w:rPr>
-              <w:t xml:space="preserve">A</w:t>
-            </w:r>
-            <w:r>
-              <w:t xml:space="preserve"> </w:t>
-            </w:r>
-            <w:r>
-              <w:t xml:space="preserve">+</w:t>
-            </w:r>
-            <w:r>
-              <w:t xml:space="preserve"> </w:t>
-            </w:r>
-            <w:r>
-              <w:rPr>
-                <w:i/>
-                <w:iCs/>
-              </w:rPr>
-              <w:t xml:space="preserve">A</w:t>
-            </w:r>
-            <w:r>
-              <w:rPr>
-                <w:vertAlign w:val="superscript"/>
-              </w:rPr>
-              <w:t xml:space="preserve">T</w:t>
-            </w:r>
-            <w:r>
-              <w:t xml:space="preserve">) / 2</w:t>
+              <w:t xml:space="preserve">Symmetrised: (A + A’) / 2</w:t>
             </w:r>
           </w:p>
         </w:tc>
@@ -2678,17 +2338,23 @@
         <w:t xml:space="preserve"> </w:t>
       </w:r>
       <w:r>
-        <w:t xml:space="preserve">this baseline would isolate the contribution of graph topology.</w:t>
+        <w:t xml:space="preserve">this baseline would isolate the contribution of graph topology</w:t>
+      </w:r>
+      <w:r>
+        <w:t xml:space="preserve"> </w:t>
+      </w:r>
+      <w:r>
+        <w:t xml:space="preserve">from the contribution of the GNN architecture itself.</w:t>
       </w:r>
     </w:p>
     <w:bookmarkEnd w:id="17"/>
-    <w:bookmarkStart w:id="18" w:name="integrity-verification"/>
+    <w:bookmarkStart w:id="18" w:name="data-integrity"/>
     <w:p>
       <w:pPr>
         <w:pStyle w:val="Heading2"/>
       </w:pPr>
       <w:r>
-        <w:t xml:space="preserve">3.4 Integrity Verification</w:t>
+        <w:t xml:space="preserve">3.4 Data Integrity</w:t>
       </w:r>
     </w:p>
     <w:tbl>
@@ -2723,7 +2389,7 @@
               <w:pStyle w:val="Compact"/>
             </w:pPr>
             <w:r>
-              <w:t xml:space="preserve">SHA256</w:t>
+              <w:t xml:space="preserve">SHA256 (first 16 hex)</w:t>
             </w:r>
           </w:p>
         </w:tc>
@@ -2864,6 +2530,14 @@
         </w:tc>
       </w:tr>
     </w:tbl>
+    <w:p>
+      <w:pPr>
+        <w:pStyle w:val="BodyText"/>
+      </w:pPr>
+      <w:r>
+        <w:t xml:space="preserve">Full hashes are available in the public repository.</w:t>
+      </w:r>
+    </w:p>
     <w:p>
       <w:r>
         <w:pict>
@@ -2953,7 +2627,7 @@
         <w:t xml:space="preserve"> </w:t>
       </w:r>
       <w:r>
-        <w:t xml:space="preserve">2015Q1–2016Q4 (8 quarters; used for hyperparameter selection)</w:t>
+        <w:t xml:space="preserve">2015Q1–2016Q4 (8 quarters; used for hyperparameter selection only)</w:t>
       </w:r>
     </w:p>
     <w:p>
@@ -2975,7 +2649,7 @@
         <w:t xml:space="preserve"> </w:t>
       </w:r>
       <w:r>
-        <w:t xml:space="preserve">2017Q1–2025Q3 (35 quarters; no re-tuning after lock-in)</w:t>
+        <w:t xml:space="preserve">2017Q1–2025Q3 (35 quarters; no re-tuning or re-selection after lock-in)</w:t>
       </w:r>
     </w:p>
     <w:p>
@@ -2983,54 +2657,51 @@
         <w:pStyle w:val="FirstParagraph"/>
       </w:pPr>
       <w:r>
-        <w:t xml:space="preserve">At each test origin</w:t>
-      </w:r>
-      <w:r>
-        <w:t xml:space="preserve"> </w:t>
-      </w:r>
-      <w:r>
-        <w:rPr>
-          <w:i/>
-          <w:iCs/>
-        </w:rPr>
-        <w:t xml:space="preserve">t</w:t>
-      </w:r>
-      <w:r>
-        <w:t xml:space="preserve">, the model observes all data up to</w:t>
-      </w:r>
-      <w:r>
-        <w:t xml:space="preserve"> </w:t>
-      </w:r>
-      <w:r>
-        <w:rPr>
-          <w:i/>
-          <w:iCs/>
-        </w:rPr>
-        <w:t xml:space="preserve">t</w:t>
-      </w:r>
-      <w:r>
-        <w:t xml:space="preserve"> </w:t>
-      </w:r>
-      <w:r>
-        <w:t xml:space="preserve">− 1, produces</w:t>
-      </w:r>
-      <w:r>
-        <w:t xml:space="preserve"> </w:t>
-      </w:r>
-      <w:r>
-        <w:t xml:space="preserve">forecasts at h = 1, 2, 4 quarters ahead, and the window expands. This design</w:t>
-      </w:r>
-      <w:r>
-        <w:t xml:space="preserve"> </w:t>
-      </w:r>
-      <w:r>
-        <w:t xml:space="preserve">prevents any form of look-ahead bias and mirrors the information constraints of</w:t>
-      </w:r>
-      <w:r>
-        <w:t xml:space="preserve"> </w:t>
-      </w:r>
-      <w:r>
-        <w:t xml:space="preserve">real-time forecasters.</w:t>
+        <w:t xml:space="preserve">At each test origin t, the model observes all data up to t-1, produces forecasts</w:t>
+      </w:r>
+      <w:r>
+        <w:t xml:space="preserve"> </w:t>
+      </w:r>
+      <w:r>
+        <w:t xml:space="preserve">at h = 1, 2, 4 quarters ahead, and the training window expands by one quarter.</w:t>
+      </w:r>
+      <w:r>
+        <w:t xml:space="preserve"> </w:t>
+      </w:r>
+      <w:r>
+        <w:t xml:space="preserve">This design prevents any form of look-ahead bias and mirrors the information</w:t>
+      </w:r>
+      <w:r>
+        <w:t xml:space="preserve"> </w:t>
+      </w:r>
+      <w:r>
+        <w:t xml:space="preserve">constraints of real-time forecasters.</w:t>
+      </w:r>
+    </w:p>
+    <w:p>
+      <w:pPr>
+        <w:pStyle w:val="BodyText"/>
+      </w:pPr>
+      <w:r>
+        <w:t xml:space="preserve">We note that the initial training window of 14 quarters is short relative to</w:t>
+      </w:r>
+      <w:r>
+        <w:t xml:space="preserve"> </w:t>
+      </w:r>
+      <w:r>
+        <w:t xml:space="preserve">the number of parameters in the neural and GNN models (hundreds to thousands),</w:t>
+      </w:r>
+      <w:r>
+        <w:t xml:space="preserve"> </w:t>
+      </w:r>
+      <w:r>
+        <w:t xml:space="preserve">which means early-window model fits may be systematically undertrained. This</w:t>
+      </w:r>
+      <w:r>
+        <w:t xml:space="preserve"> </w:t>
+      </w:r>
+      <w:r>
+        <w:t xml:space="preserve">structural asymmetry is acknowledged explicitly in the limitations (Section 6.4).</w:t>
       </w:r>
     </w:p>
     <w:bookmarkEnd w:id="20"/>
@@ -3099,7 +2770,7 @@
               <w:pStyle w:val="Compact"/>
             </w:pPr>
             <w:r>
-              <w:t xml:space="preserve">Key Hyperparameters</w:t>
+              <w:t xml:space="preserve">Selected Hyperparameters</w:t>
             </w:r>
           </w:p>
         </w:tc>
@@ -3166,7 +2837,7 @@
               <w:pStyle w:val="Compact"/>
             </w:pPr>
             <w:r>
-              <w:t xml:space="preserve">(1,0,0) — AIC-selected</w:t>
+              <w:t xml:space="preserve">Order (1,0,0)</w:t>
             </w:r>
           </w:p>
         </w:tc>
@@ -3297,7 +2968,7 @@
               <w:pStyle w:val="Compact"/>
             </w:pPr>
             <w:r>
-              <w:t xml:space="preserve">α = 1.0</w:t>
+              <w:t xml:space="preserve">penalty = 1.0</w:t>
             </w:r>
           </w:p>
         </w:tc>
@@ -3329,7 +3000,7 @@
               <w:pStyle w:val="Compact"/>
             </w:pPr>
             <w:r>
-              <w:t xml:space="preserve">lr = 0.05, 100 estimators</w:t>
+              <w:t xml:space="preserve">lr = 0.05, 100 estimators, L2 = 1.0</w:t>
             </w:r>
           </w:p>
         </w:tc>
@@ -3463,7 +3134,7 @@
               <w:pStyle w:val="Compact"/>
             </w:pPr>
             <w:r>
-              <w:t xml:space="preserve">2-layer GCN + readout, same config</w:t>
+              <w:t xml:space="preserve">hidden = 16, lr = 0.01, 30 epochs</w:t>
             </w:r>
           </w:p>
         </w:tc>
@@ -3495,7 +3166,7 @@
               <w:pStyle w:val="Compact"/>
             </w:pPr>
             <w:r>
-              <w:t xml:space="preserve">GCN + temporal attention, same config</w:t>
+              <w:t xml:space="preserve">hidden = 16, lr = 0.01, 30 epochs</w:t>
             </w:r>
           </w:p>
         </w:tc>
@@ -3555,6 +3226,61 @@
         <w:t xml:space="preserve">.</w:t>
       </w:r>
     </w:p>
+    <w:p>
+      <w:pPr>
+        <w:pStyle w:val="BodyText"/>
+      </w:pPr>
+      <w:r>
+        <w:t xml:space="preserve">We note that all five neural architectures share identical hyperparameters to</w:t>
+      </w:r>
+      <w:r>
+        <w:t xml:space="preserve"> </w:t>
+      </w:r>
+      <w:r>
+        <w:t xml:space="preserve">ensure a controlled comparison of</w:t>
+      </w:r>
+      <w:r>
+        <w:t xml:space="preserve"> </w:t>
+      </w:r>
+      <w:r>
+        <w:rPr>
+          <w:i/>
+          <w:iCs/>
+        </w:rPr>
+        <w:t xml:space="preserve">architecture</w:t>
+      </w:r>
+      <w:r>
+        <w:t xml:space="preserve"> </w:t>
+      </w:r>
+      <w:r>
+        <w:t xml:space="preserve">rather than</w:t>
+      </w:r>
+      <w:r>
+        <w:t xml:space="preserve"> </w:t>
+      </w:r>
+      <w:r>
+        <w:rPr>
+          <w:i/>
+          <w:iCs/>
+        </w:rPr>
+        <w:t xml:space="preserve">tuning effort</w:t>
+      </w:r>
+      <w:r>
+        <w:t xml:space="preserve">. A</w:t>
+      </w:r>
+      <w:r>
+        <w:t xml:space="preserve"> </w:t>
+      </w:r>
+      <w:r>
+        <w:t xml:space="preserve">limitation of this design is that any individual architecture may be suboptimally</w:t>
+      </w:r>
+      <w:r>
+        <w:t xml:space="preserve"> </w:t>
+      </w:r>
+      <w:r>
+        <w:t xml:space="preserve">tuned relative to its true capacity; this is discussed further in Section 6.4.</w:t>
+      </w:r>
+    </w:p>
     <w:bookmarkEnd w:id="21"/>
     <w:bookmarkStart w:id="22" w:name="gnn-architecture"/>
     <w:p>
@@ -3574,19 +3300,13 @@
           <w:b/>
           <w:bCs/>
         </w:rPr>
-        <w:t xml:space="preserve">Graph Convolutional Network (GCN).</w:t>
-      </w:r>
-      <w:r>
-        <w:t xml:space="preserve"> </w:t>
-      </w:r>
-      <w:r>
-        <w:t xml:space="preserve">Two-layer GCN following Kipf &amp; Welling</w:t>
-      </w:r>
-      <w:r>
-        <w:t xml:space="preserve"> </w:t>
-      </w:r>
-      <w:r>
-        <w:t xml:space="preserve">(2017):</w:t>
+        <w:t xml:space="preserve">Graph Convolutional Network (GCN)</w:t>
+      </w:r>
+      <w:r>
+        <w:t xml:space="preserve"> </w:t>
+      </w:r>
+      <w:r>
+        <w:t xml:space="preserve">follows Kipf and Welling (2017):</w:t>
       </w:r>
     </w:p>
     <w:p>
@@ -3918,7 +3638,19 @@
         <w:t xml:space="preserve"> </w:t>
       </w:r>
       <w:r>
-        <w:t xml:space="preserve">learnable weights.</w:t>
+        <w:t xml:space="preserve">are learnable</w:t>
+      </w:r>
+      <w:r>
+        <w:t xml:space="preserve"> </w:t>
+      </w:r>
+      <w:r>
+        <w:t xml:space="preserve">weight matrices. Two graph convolutional layers are applied, followed by a linear</w:t>
+      </w:r>
+      <w:r>
+        <w:t xml:space="preserve"> </w:t>
+      </w:r>
+      <w:r>
+        <w:t xml:space="preserve">readout over node embeddings.</w:t>
       </w:r>
     </w:p>
     <w:p>
@@ -3930,19 +3662,19 @@
           <w:b/>
           <w:bCs/>
         </w:rPr>
-        <w:t xml:space="preserve">Temporal Graph.</w:t>
-      </w:r>
-      <w:r>
-        <w:t xml:space="preserve"> </w:t>
-      </w:r>
-      <w:r>
-        <w:t xml:space="preserve">Extends GCN with a temporal attention module applied</w:t>
-      </w:r>
-      <w:r>
-        <w:t xml:space="preserve"> </w:t>
-      </w:r>
-      <w:r>
-        <w:t xml:space="preserve">over the sequence of node embeddings:</w:t>
+        <w:t xml:space="preserve">Temporal Graph</w:t>
+      </w:r>
+      <w:r>
+        <w:t xml:space="preserve"> </w:t>
+      </w:r>
+      <w:r>
+        <w:t xml:space="preserve">extends GCN with a temporal self-attention module applied over</w:t>
+      </w:r>
+      <w:r>
+        <w:t xml:space="preserve"> </w:t>
+      </w:r>
+      <w:r>
+        <w:t xml:space="preserve">the sequence of per-origin node embeddings:</w:t>
       </w:r>
     </w:p>
     <w:p>
@@ -4095,7 +3827,7 @@
         <w:pStyle w:val="FirstParagraph"/>
       </w:pPr>
       <w:r>
-        <w:t xml:space="preserve">where attention weights</w:t>
+        <w:t xml:space="preserve">where</w:t>
       </w:r>
       <w:r>
         <w:t xml:space="preserve"> </w:t>
@@ -4142,10 +3874,45 @@
         </m:r>
         <m:r>
           <m:rPr>
-            <m:nor/>
             <m:sty m:val="p"/>
           </m:rPr>
-          <m:t>softmax</m:t>
+          <m:t>s</m:t>
+        </m:r>
+        <m:r>
+          <m:rPr>
+            <m:sty m:val="p"/>
+          </m:rPr>
+          <m:t>o</m:t>
+        </m:r>
+        <m:r>
+          <m:rPr>
+            <m:sty m:val="p"/>
+          </m:rPr>
+          <m:t>f</m:t>
+        </m:r>
+        <m:r>
+          <m:rPr>
+            <m:sty m:val="p"/>
+          </m:rPr>
+          <m:t>t</m:t>
+        </m:r>
+        <m:r>
+          <m:rPr>
+            <m:sty m:val="p"/>
+          </m:rPr>
+          <m:t>m</m:t>
+        </m:r>
+        <m:r>
+          <m:rPr>
+            <m:sty m:val="p"/>
+          </m:rPr>
+          <m:t>a</m:t>
+        </m:r>
+        <m:r>
+          <m:rPr>
+            <m:sty m:val="p"/>
+          </m:rPr>
+          <m:t>x</m:t>
         </m:r>
         <m:r>
           <m:rPr>
@@ -4232,17 +3999,17 @@
         <w:t xml:space="preserve"> </w:t>
       </w:r>
       <w:r>
-        <w:t xml:space="preserve">The final prediction is a linear readout of the attended embedding.</w:t>
+        <w:t xml:space="preserve">A linear layer maps the attended embedding to the final scalar forecast.</w:t>
       </w:r>
     </w:p>
     <w:bookmarkEnd w:id="22"/>
-    <w:bookmarkStart w:id="23" w:name="statistical-testing"/>
+    <w:bookmarkStart w:id="23" w:name="statistical-testing-framework"/>
     <w:p>
       <w:pPr>
         <w:pStyle w:val="Heading2"/>
       </w:pPr>
       <w:r>
-        <w:t xml:space="preserve">4.4 Statistical Testing</w:t>
+        <w:t xml:space="preserve">4.4 Statistical Testing Framework</w:t>
       </w:r>
     </w:p>
     <w:p>
@@ -4256,7 +4023,13 @@
         <w:t xml:space="preserve"> </w:t>
       </w:r>
       <w:r>
-        <w:t xml:space="preserve">graph model produces statistically smaller forecast errors via:</w:t>
+        <w:t xml:space="preserve">graph model produces statistically smaller forecast errors using the following</w:t>
+      </w:r>
+      <w:r>
+        <w:t xml:space="preserve"> </w:t>
+      </w:r>
+      <w:r>
+        <w:t xml:space="preserve">procedure:</w:t>
       </w:r>
     </w:p>
     <w:p>
@@ -4278,13 +4051,13 @@
         <w:t xml:space="preserve"> </w:t>
       </w:r>
       <w:r>
-        <w:t xml:space="preserve">with the Harvey, Leybourne &amp; Newbold (1997)</w:t>
-      </w:r>
-      <w:r>
-        <w:t xml:space="preserve"> </w:t>
-      </w:r>
-      <w:r>
-        <w:t xml:space="preserve">small-sample correction.</w:t>
+        <w:t xml:space="preserve">with the Harvey, Leybourne and Newbold (1997)</w:t>
+      </w:r>
+      <w:r>
+        <w:t xml:space="preserve"> </w:t>
+      </w:r>
+      <w:r>
+        <w:t xml:space="preserve">small-sample finite-horizon correction.</w:t>
       </w:r>
     </w:p>
     <w:p>
@@ -4312,7 +4085,7 @@
         <w:t xml:space="preserve"> </w:t>
       </w:r>
       <w:r>
-        <w:t xml:space="preserve">differentials across the test horizon.</w:t>
+        <w:t xml:space="preserve">differentials across the expanding test window.</w:t>
       </w:r>
     </w:p>
     <w:p>
@@ -4334,13 +4107,13 @@
         <w:t xml:space="preserve"> </w:t>
       </w:r>
       <w:r>
-        <w:t xml:space="preserve">(1,000 resamples, block length 4) for</w:t>
-      </w:r>
-      <w:r>
-        <w:t xml:space="preserve"> </w:t>
-      </w:r>
-      <w:r>
-        <w:t xml:space="preserve">confidence interval construction.</w:t>
+        <w:t xml:space="preserve">(1,000 resamples, block length 4 quarters) for</w:t>
+      </w:r>
+      <w:r>
+        <w:t xml:space="preserve"> </w:t>
+      </w:r>
+      <w:r>
+        <w:t xml:space="preserve">confidence interval construction that respects temporal dependence.</w:t>
       </w:r>
     </w:p>
     <w:p>
@@ -4362,7 +4135,60 @@
         <w:t xml:space="preserve"> </w:t>
       </w:r>
       <w:r>
-        <w:t xml:space="preserve">at</w:t>
+        <w:t xml:space="preserve">at q = 0.05 across all simultaneous</w:t>
+      </w:r>
+      <w:r>
+        <w:t xml:space="preserve"> </w:t>
+      </w:r>
+      <w:r>
+        <w:t xml:space="preserve">comparisons within each (model, variant, horizon) group.</w:t>
+      </w:r>
+    </w:p>
+    <w:p>
+      <w:pPr>
+        <w:pStyle w:val="FirstParagraph"/>
+      </w:pPr>
+      <w:r>
+        <w:t xml:space="preserve">Because neural and GNN models are estimated with 20 random seeds, we report</w:t>
+      </w:r>
+      <w:r>
+        <w:t xml:space="preserve"> </w:t>
+      </w:r>
+      <w:r>
+        <w:t xml:space="preserve">results as the</w:t>
+      </w:r>
+      <w:r>
+        <w:t xml:space="preserve"> </w:t>
+      </w:r>
+      <w:r>
+        <w:rPr>
+          <w:b/>
+          <w:bCs/>
+        </w:rPr>
+        <w:t xml:space="preserve">proportion of seeds for which the BH-corrected p-value &lt; 0.05</w:t>
+      </w:r>
+      <w:r>
+        <w:rPr>
+          <w:b/>
+          <w:bCs/>
+        </w:rPr>
+        <w:t xml:space="preserve"> </w:t>
+      </w:r>
+      <w:r>
+        <w:rPr>
+          <w:b/>
+          <w:bCs/>
+        </w:rPr>
+        <w:t xml:space="preserve">and the loss differential favours the graph model</w:t>
+      </w:r>
+      <w:r>
+        <w:t xml:space="preserve">. We adopt two interpretive</w:t>
+      </w:r>
+      <w:r>
+        <w:t xml:space="preserve"> </w:t>
+      </w:r>
+      <w:r>
+        <w:t xml:space="preserve">thresholds: a</w:t>
       </w:r>
       <w:r>
         <w:t xml:space="preserve"> </w:t>
@@ -4372,49 +4198,31 @@
           <w:i/>
           <w:iCs/>
         </w:rPr>
-        <w:t xml:space="preserve">q</w:t>
-      </w:r>
-      <w:r>
-        <w:t xml:space="preserve"> </w:t>
-      </w:r>
-      <w:r>
-        <w:t xml:space="preserve">= 0.05 across all simultaneous</w:t>
-      </w:r>
-      <w:r>
-        <w:t xml:space="preserve"> </w:t>
-      </w:r>
-      <w:r>
-        <w:t xml:space="preserve">comparisons to control the false discovery rate.</w:t>
-      </w:r>
-    </w:p>
-    <w:p>
-      <w:pPr>
-        <w:pStyle w:val="FirstParagraph"/>
-      </w:pPr>
-      <w:r>
-        <w:t xml:space="preserve">A graph model is declared to provide a</w:t>
-      </w:r>
-      <w:r>
-        <w:t xml:space="preserve"> </w:t>
-      </w:r>
-      <w:r>
-        <w:rPr>
-          <w:b/>
-          <w:bCs/>
-        </w:rPr>
-        <w:t xml:space="preserve">statistically significant improvement</w:t>
-      </w:r>
-      <w:r>
-        <w:t xml:space="preserve"> </w:t>
-      </w:r>
-      <w:r>
-        <w:t xml:space="preserve">if and only if: (i) the mean loss differential is negative (graph model wins),</w:t>
-      </w:r>
-      <w:r>
-        <w:t xml:space="preserve"> </w:t>
-      </w:r>
-      <w:r>
-        <w:t xml:space="preserve">(ii) the bootstrap CI excludes zero, and (iii) the BH-adjusted</w:t>
+        <w:t xml:space="preserve">majority</w:t>
+      </w:r>
+      <w:r>
+        <w:t xml:space="preserve"> </w:t>
+      </w:r>
+      <w:r>
+        <w:t xml:space="preserve">threshold (&gt; 50% of seeds significant) as the primary</w:t>
+      </w:r>
+      <w:r>
+        <w:t xml:space="preserve"> </w:t>
+      </w:r>
+      <w:r>
+        <w:t xml:space="preserve">criterion for</w:t>
+      </w:r>
+      <w:r>
+        <w:t xml:space="preserve"> </w:t>
+      </w:r>
+      <w:r>
+        <w:t xml:space="preserve">“consistent”</w:t>
+      </w:r>
+      <w:r>
+        <w:t xml:space="preserve"> </w:t>
+      </w:r>
+      <w:r>
+        <w:t xml:space="preserve">evidence, and a</w:t>
       </w:r>
       <w:r>
         <w:t xml:space="preserve"> </w:t>
@@ -4424,16 +4232,55 @@
           <w:i/>
           <w:iCs/>
         </w:rPr>
-        <w:t xml:space="preserve">p</w:t>
-      </w:r>
-      <w:r>
-        <w:t xml:space="preserve">-value &lt; 0.05,</w:t>
-      </w:r>
-      <w:r>
-        <w:t xml:space="preserve"> </w:t>
-      </w:r>
-      <w:r>
-        <w:t xml:space="preserve">consistently across all 20 seeds.</w:t>
+        <w:t xml:space="preserve">supermajority</w:t>
+      </w:r>
+      <w:r>
+        <w:t xml:space="preserve"> </w:t>
+      </w:r>
+      <w:r>
+        <w:t xml:space="preserve">threshold (&gt; 75%</w:t>
+      </w:r>
+      <w:r>
+        <w:t xml:space="preserve"> </w:t>
+      </w:r>
+      <w:r>
+        <w:t xml:space="preserve">of seeds) as a secondary criterion for</w:t>
+      </w:r>
+      <w:r>
+        <w:t xml:space="preserve"> </w:t>
+      </w:r>
+      <w:r>
+        <w:t xml:space="preserve">“strong”</w:t>
+      </w:r>
+      <w:r>
+        <w:t xml:space="preserve"> </w:t>
+      </w:r>
+      <w:r>
+        <w:t xml:space="preserve">evidence. We deliberately do not</w:t>
+      </w:r>
+      <w:r>
+        <w:t xml:space="preserve"> </w:t>
+      </w:r>
+      <w:r>
+        <w:t xml:space="preserve">require unanimity across all 20 seeds, as any stochastic difference in</w:t>
+      </w:r>
+      <w:r>
+        <w:t xml:space="preserve"> </w:t>
+      </w:r>
+      <w:r>
+        <w:t xml:space="preserve">initialisation can preclude unanimity even when the population-level effect is</w:t>
+      </w:r>
+      <w:r>
+        <w:t xml:space="preserve"> </w:t>
+      </w:r>
+      <w:r>
+        <w:t xml:space="preserve">real and the statistical power per seed is high. Where proportion-of-seeds</w:t>
+      </w:r>
+      <w:r>
+        <w:t xml:space="preserve"> </w:t>
+      </w:r>
+      <w:r>
+        <w:t xml:space="preserve">results are informative, they are reported alongside the point-forecast rankings.</w:t>
       </w:r>
     </w:p>
     <w:p>
@@ -4472,7 +4319,7 @@
           <w:b/>
           <w:bCs/>
         </w:rPr>
-        <w:t xml:space="preserve">Table 3: Main Results — MAE by Model and Horizon</w:t>
+        <w:t xml:space="preserve">Table 3: Main Results — MAE and RMSE by Model and Horizon</w:t>
       </w:r>
       <w:r>
         <w:t xml:space="preserve"> </w:t>
@@ -4493,11 +4340,14 @@
         <w:tblLook w:firstRow="1" w:lastRow="0" w:firstColumn="0" w:lastColumn="0" w:noHBand="0" w:noVBand="0" w:val="0020"/>
       </w:tblPr>
       <w:tblGrid>
-        <w:gridCol w:w="1155"/>
-        <w:gridCol w:w="2310"/>
-        <w:gridCol w:w="1485"/>
-        <w:gridCol w:w="1485"/>
-        <w:gridCol w:w="1485"/>
+        <w:gridCol w:w="710"/>
+        <w:gridCol w:w="1421"/>
+        <w:gridCol w:w="913"/>
+        <w:gridCol w:w="913"/>
+        <w:gridCol w:w="913"/>
+        <w:gridCol w:w="1015"/>
+        <w:gridCol w:w="1015"/>
+        <w:gridCol w:w="1015"/>
       </w:tblGrid>
       <w:tr>
         <w:trPr>
@@ -4558,6 +4408,39 @@
             </w:r>
           </w:p>
         </w:tc>
+        <w:tc>
+          <w:tcPr/>
+          <w:p>
+            <w:pPr>
+              <w:pStyle w:val="Compact"/>
+            </w:pPr>
+            <w:r>
+              <w:t xml:space="preserve">H=1 RMSE</w:t>
+            </w:r>
+          </w:p>
+        </w:tc>
+        <w:tc>
+          <w:tcPr/>
+          <w:p>
+            <w:pPr>
+              <w:pStyle w:val="Compact"/>
+            </w:pPr>
+            <w:r>
+              <w:t xml:space="preserve">H=2 RMSE</w:t>
+            </w:r>
+          </w:p>
+        </w:tc>
+        <w:tc>
+          <w:tcPr/>
+          <w:p>
+            <w:pPr>
+              <w:pStyle w:val="Compact"/>
+            </w:pPr>
+            <w:r>
+              <w:t xml:space="preserve">H=4 RMSE</w:t>
+            </w:r>
+          </w:p>
+        </w:tc>
       </w:tr>
       <w:tr>
         <w:tc>
@@ -4612,18 +4495,51 @@
               <w:pStyle w:val="Compact"/>
             </w:pPr>
             <w:r>
-              <w:t xml:space="preserve">2.131</w:t>
-            </w:r>
-          </w:p>
-        </w:tc>
-        <w:tc>
-          <w:tcPr/>
-          <w:p>
-            <w:pPr>
-              <w:pStyle w:val="Compact"/>
-            </w:pPr>
-            <w:r>
-              <w:t xml:space="preserve">3.257</w:t>
+              <w:t xml:space="preserve">2.499</w:t>
+            </w:r>
+          </w:p>
+        </w:tc>
+        <w:tc>
+          <w:tcPr/>
+          <w:p>
+            <w:pPr>
+              <w:pStyle w:val="Compact"/>
+            </w:pPr>
+            <w:r>
+              <w:t xml:space="preserve">3.668</w:t>
+            </w:r>
+          </w:p>
+        </w:tc>
+        <w:tc>
+          <w:tcPr/>
+          <w:p>
+            <w:pPr>
+              <w:pStyle w:val="Compact"/>
+            </w:pPr>
+            <w:r>
+              <w:t xml:space="preserve">2.750</w:t>
+            </w:r>
+          </w:p>
+        </w:tc>
+        <w:tc>
+          <w:tcPr/>
+          <w:p>
+            <w:pPr>
+              <w:pStyle w:val="Compact"/>
+            </w:pPr>
+            <w:r>
+              <w:t xml:space="preserve">4.249</w:t>
+            </w:r>
+          </w:p>
+        </w:tc>
+        <w:tc>
+          <w:tcPr/>
+          <w:p>
+            <w:pPr>
+              <w:pStyle w:val="Compact"/>
+            </w:pPr>
+            <w:r>
+              <w:t xml:space="preserve">6.164</w:t>
             </w:r>
           </w:p>
         </w:tc>
@@ -4688,6 +4604,39 @@
             </w:r>
           </w:p>
         </w:tc>
+        <w:tc>
+          <w:tcPr/>
+          <w:p>
+            <w:pPr>
+              <w:pStyle w:val="Compact"/>
+            </w:pPr>
+            <w:r>
+              <w:t xml:space="preserve">2.884</w:t>
+            </w:r>
+          </w:p>
+        </w:tc>
+        <w:tc>
+          <w:tcPr/>
+          <w:p>
+            <w:pPr>
+              <w:pStyle w:val="Compact"/>
+            </w:pPr>
+            <w:r>
+              <w:t xml:space="preserve">3.990</w:t>
+            </w:r>
+          </w:p>
+        </w:tc>
+        <w:tc>
+          <w:tcPr/>
+          <w:p>
+            <w:pPr>
+              <w:pStyle w:val="Compact"/>
+            </w:pPr>
+            <w:r>
+              <w:t xml:space="preserve">5.489</w:t>
+            </w:r>
+          </w:p>
+        </w:tc>
       </w:tr>
       <w:tr>
         <w:tc>
@@ -4730,18 +4679,51 @@
               <w:pStyle w:val="Compact"/>
             </w:pPr>
             <w:r>
-              <w:t xml:space="preserve">2.466</w:t>
-            </w:r>
-          </w:p>
-        </w:tc>
-        <w:tc>
-          <w:tcPr/>
-          <w:p>
-            <w:pPr>
-              <w:pStyle w:val="Compact"/>
-            </w:pPr>
-            <w:r>
-              <w:t xml:space="preserve">3.210</w:t>
+              <w:t xml:space="preserve">2.813</w:t>
+            </w:r>
+          </w:p>
+        </w:tc>
+        <w:tc>
+          <w:tcPr/>
+          <w:p>
+            <w:pPr>
+              <w:pStyle w:val="Compact"/>
+            </w:pPr>
+            <w:r>
+              <w:t xml:space="preserve">3.610</w:t>
+            </w:r>
+          </w:p>
+        </w:tc>
+        <w:tc>
+          <w:tcPr/>
+          <w:p>
+            <w:pPr>
+              <w:pStyle w:val="Compact"/>
+            </w:pPr>
+            <w:r>
+              <w:t xml:space="preserve">2.953</w:t>
+            </w:r>
+          </w:p>
+        </w:tc>
+        <w:tc>
+          <w:tcPr/>
+          <w:p>
+            <w:pPr>
+              <w:pStyle w:val="Compact"/>
+            </w:pPr>
+            <w:r>
+              <w:t xml:space="preserve">4.857</w:t>
+            </w:r>
+          </w:p>
+        </w:tc>
+        <w:tc>
+          <w:tcPr/>
+          <w:p>
+            <w:pPr>
+              <w:pStyle w:val="Compact"/>
+            </w:pPr>
+            <w:r>
+              <w:t xml:space="preserve">5.833</w:t>
             </w:r>
           </w:p>
         </w:tc>
@@ -4787,18 +4769,51 @@
               <w:pStyle w:val="Compact"/>
             </w:pPr>
             <w:r>
-              <w:t xml:space="preserve">2.300</w:t>
-            </w:r>
-          </w:p>
-        </w:tc>
-        <w:tc>
-          <w:tcPr/>
-          <w:p>
-            <w:pPr>
-              <w:pStyle w:val="Compact"/>
-            </w:pPr>
-            <w:r>
-              <w:t xml:space="preserve">3.553</w:t>
+              <w:t xml:space="preserve">2.673</w:t>
+            </w:r>
+          </w:p>
+        </w:tc>
+        <w:tc>
+          <w:tcPr/>
+          <w:p>
+            <w:pPr>
+              <w:pStyle w:val="Compact"/>
+            </w:pPr>
+            <w:r>
+              <w:t xml:space="preserve">3.970</w:t>
+            </w:r>
+          </w:p>
+        </w:tc>
+        <w:tc>
+          <w:tcPr/>
+          <w:p>
+            <w:pPr>
+              <w:pStyle w:val="Compact"/>
+            </w:pPr>
+            <w:r>
+              <w:t xml:space="preserve">2.813</w:t>
+            </w:r>
+          </w:p>
+        </w:tc>
+        <w:tc>
+          <w:tcPr/>
+          <w:p>
+            <w:pPr>
+              <w:pStyle w:val="Compact"/>
+            </w:pPr>
+            <w:r>
+              <w:t xml:space="preserve">4.471</w:t>
+            </w:r>
+          </w:p>
+        </w:tc>
+        <w:tc>
+          <w:tcPr/>
+          <w:p>
+            <w:pPr>
+              <w:pStyle w:val="Compact"/>
+            </w:pPr>
+            <w:r>
+              <w:t xml:space="preserve">6.564</w:t>
             </w:r>
           </w:p>
         </w:tc>
@@ -4844,18 +4859,51 @@
               <w:pStyle w:val="Compact"/>
             </w:pPr>
             <w:r>
-              <w:t xml:space="preserve">2.153</w:t>
-            </w:r>
-          </w:p>
-        </w:tc>
-        <w:tc>
-          <w:tcPr/>
-          <w:p>
-            <w:pPr>
-              <w:pStyle w:val="Compact"/>
-            </w:pPr>
-            <w:r>
-              <w:t xml:space="preserve">3.179</w:t>
+              <w:t xml:space="preserve">2.508</w:t>
+            </w:r>
+          </w:p>
+        </w:tc>
+        <w:tc>
+          <w:tcPr/>
+          <w:p>
+            <w:pPr>
+              <w:pStyle w:val="Compact"/>
+            </w:pPr>
+            <w:r>
+              <w:t xml:space="preserve">3.566</w:t>
+            </w:r>
+          </w:p>
+        </w:tc>
+        <w:tc>
+          <w:tcPr/>
+          <w:p>
+            <w:pPr>
+              <w:pStyle w:val="Compact"/>
+            </w:pPr>
+            <w:r>
+              <w:t xml:space="preserve">2.901</w:t>
+            </w:r>
+          </w:p>
+        </w:tc>
+        <w:tc>
+          <w:tcPr/>
+          <w:p>
+            <w:pPr>
+              <w:pStyle w:val="Compact"/>
+            </w:pPr>
+            <w:r>
+              <w:t xml:space="preserve">4.034</w:t>
+            </w:r>
+          </w:p>
+        </w:tc>
+        <w:tc>
+          <w:tcPr/>
+          <w:p>
+            <w:pPr>
+              <w:pStyle w:val="Compact"/>
+            </w:pPr>
+            <w:r>
+              <w:t xml:space="preserve">5.663</w:t>
             </w:r>
           </w:p>
         </w:tc>
@@ -4916,6 +4964,39 @@
             </w:r>
           </w:p>
         </w:tc>
+        <w:tc>
+          <w:tcPr/>
+          <w:p>
+            <w:pPr>
+              <w:pStyle w:val="Compact"/>
+            </w:pPr>
+            <w:r>
+              <w:t xml:space="preserve">2.901</w:t>
+            </w:r>
+          </w:p>
+        </w:tc>
+        <w:tc>
+          <w:tcPr/>
+          <w:p>
+            <w:pPr>
+              <w:pStyle w:val="Compact"/>
+            </w:pPr>
+            <w:r>
+              <w:t xml:space="preserve">4.035</w:t>
+            </w:r>
+          </w:p>
+        </w:tc>
+        <w:tc>
+          <w:tcPr/>
+          <w:p>
+            <w:pPr>
+              <w:pStyle w:val="Compact"/>
+            </w:pPr>
+            <w:r>
+              <w:t xml:space="preserve">5.664</w:t>
+            </w:r>
+          </w:p>
+        </w:tc>
       </w:tr>
       <w:tr>
         <w:tc>
@@ -4925,7 +5006,7 @@
               <w:pStyle w:val="Compact"/>
             </w:pPr>
             <w:r>
-              <w:t xml:space="preserve">LSTM</w:t>
+              <w:t xml:space="preserve">Gradient Boosting</w:t>
             </w:r>
           </w:p>
         </w:tc>
@@ -4947,29 +5028,152 @@
               <w:pStyle w:val="Compact"/>
             </w:pPr>
             <w:r>
-              <w:t xml:space="preserve">1.884</w:t>
-            </w:r>
-          </w:p>
-        </w:tc>
-        <w:tc>
-          <w:tcPr/>
-          <w:p>
-            <w:pPr>
-              <w:pStyle w:val="Compact"/>
-            </w:pPr>
-            <w:r>
-              <w:t xml:space="preserve">2.129</w:t>
-            </w:r>
-          </w:p>
-        </w:tc>
-        <w:tc>
-          <w:tcPr/>
-          <w:p>
-            <w:pPr>
-              <w:pStyle w:val="Compact"/>
-            </w:pPr>
-            <w:r>
-              <w:t xml:space="preserve">2.581</w:t>
+              <w:t xml:space="preserve">1.892</w:t>
+            </w:r>
+          </w:p>
+        </w:tc>
+        <w:tc>
+          <w:tcPr/>
+          <w:p>
+            <w:pPr>
+              <w:pStyle w:val="Compact"/>
+            </w:pPr>
+            <w:r>
+              <w:t xml:space="preserve">2.940</w:t>
+            </w:r>
+          </w:p>
+        </w:tc>
+        <w:tc>
+          <w:tcPr/>
+          <w:p>
+            <w:pPr>
+              <w:pStyle w:val="Compact"/>
+            </w:pPr>
+            <w:r>
+              <w:t xml:space="preserve">3.983</w:t>
+            </w:r>
+          </w:p>
+        </w:tc>
+        <w:tc>
+          <w:tcPr/>
+          <w:p>
+            <w:pPr>
+              <w:pStyle w:val="Compact"/>
+            </w:pPr>
+            <w:r>
+              <w:t xml:space="preserve">3.116</w:t>
+            </w:r>
+          </w:p>
+        </w:tc>
+        <w:tc>
+          <w:tcPr/>
+          <w:p>
+            <w:pPr>
+              <w:pStyle w:val="Compact"/>
+            </w:pPr>
+            <w:r>
+              <w:t xml:space="preserve">4.556</w:t>
+            </w:r>
+          </w:p>
+        </w:tc>
+        <w:tc>
+          <w:tcPr/>
+          <w:p>
+            <w:pPr>
+              <w:pStyle w:val="Compact"/>
+            </w:pPr>
+            <w:r>
+              <w:t xml:space="preserve">5.769</w:t>
+            </w:r>
+          </w:p>
+        </w:tc>
+      </w:tr>
+      <w:tr>
+        <w:tc>
+          <w:tcPr/>
+          <w:p>
+            <w:pPr>
+              <w:pStyle w:val="Compact"/>
+            </w:pPr>
+            <w:r>
+              <w:t xml:space="preserve">Dynamic Factor</w:t>
+            </w:r>
+          </w:p>
+        </w:tc>
+        <w:tc>
+          <w:tcPr/>
+          <w:p>
+            <w:pPr>
+              <w:pStyle w:val="Compact"/>
+            </w:pPr>
+            <w:r>
+              <w:t xml:space="preserve">—</w:t>
+            </w:r>
+          </w:p>
+        </w:tc>
+        <w:tc>
+          <w:tcPr/>
+          <w:p>
+            <w:pPr>
+              <w:pStyle w:val="Compact"/>
+            </w:pPr>
+            <w:r>
+              <w:t xml:space="preserve">1.920</w:t>
+            </w:r>
+          </w:p>
+        </w:tc>
+        <w:tc>
+          <w:tcPr/>
+          <w:p>
+            <w:pPr>
+              <w:pStyle w:val="Compact"/>
+            </w:pPr>
+            <w:r>
+              <w:t xml:space="preserve">2.618</w:t>
+            </w:r>
+          </w:p>
+        </w:tc>
+        <w:tc>
+          <w:tcPr/>
+          <w:p>
+            <w:pPr>
+              <w:pStyle w:val="Compact"/>
+            </w:pPr>
+            <w:r>
+              <w:t xml:space="preserve">3.758</w:t>
+            </w:r>
+          </w:p>
+        </w:tc>
+        <w:tc>
+          <w:tcPr/>
+          <w:p>
+            <w:pPr>
+              <w:pStyle w:val="Compact"/>
+            </w:pPr>
+            <w:r>
+              <w:t xml:space="preserve">2.983</w:t>
+            </w:r>
+          </w:p>
+        </w:tc>
+        <w:tc>
+          <w:tcPr/>
+          <w:p>
+            <w:pPr>
+              <w:pStyle w:val="Compact"/>
+            </w:pPr>
+            <w:r>
+              <w:t xml:space="preserve">4.141</w:t>
+            </w:r>
+          </w:p>
+        </w:tc>
+        <w:tc>
+          <w:tcPr/>
+          <w:p>
+            <w:pPr>
+              <w:pStyle w:val="Compact"/>
+            </w:pPr>
+            <w:r>
+              <w:t xml:space="preserve">5.871</w:t>
             </w:r>
           </w:p>
         </w:tc>
@@ -5012,7 +5216,7 @@
               <w:pStyle w:val="Compact"/>
             </w:pPr>
             <w:r>
-              <w:t xml:space="preserve">1.761</w:t>
+              <w:t xml:space="preserve">1.999</w:t>
             </w:r>
           </w:p>
         </w:tc>
@@ -5046,6 +5250,39 @@
             </w:r>
           </w:p>
         </w:tc>
+        <w:tc>
+          <w:tcPr/>
+          <w:p>
+            <w:pPr>
+              <w:pStyle w:val="Compact"/>
+            </w:pPr>
+            <w:r>
+              <w:t xml:space="preserve">3.604</w:t>
+            </w:r>
+          </w:p>
+        </w:tc>
+        <w:tc>
+          <w:tcPr/>
+          <w:p>
+            <w:pPr>
+              <w:pStyle w:val="Compact"/>
+            </w:pPr>
+            <w:r>
+              <w:t xml:space="preserve">4.141</w:t>
+            </w:r>
+          </w:p>
+        </w:tc>
+        <w:tc>
+          <w:tcPr/>
+          <w:p>
+            <w:pPr>
+              <w:pStyle w:val="Compact"/>
+            </w:pPr>
+            <w:r>
+              <w:t xml:space="preserve">4.831</w:t>
+            </w:r>
+          </w:p>
+        </w:tc>
       </w:tr>
       <w:tr>
         <w:tc>
@@ -5055,7 +5292,7 @@
               <w:pStyle w:val="Compact"/>
             </w:pPr>
             <w:r>
-              <w:t xml:space="preserve">Gradient Boosting</w:t>
+              <w:t xml:space="preserve">LSTM</w:t>
             </w:r>
           </w:p>
         </w:tc>
@@ -5077,29 +5314,62 @@
               <w:pStyle w:val="Compact"/>
             </w:pPr>
             <w:r>
-              <w:t xml:space="preserve">1.769</w:t>
-            </w:r>
-          </w:p>
-        </w:tc>
-        <w:tc>
-          <w:tcPr/>
-          <w:p>
-            <w:pPr>
-              <w:pStyle w:val="Compact"/>
-            </w:pPr>
-            <w:r>
-              <w:t xml:space="preserve">2.560</w:t>
-            </w:r>
-          </w:p>
-        </w:tc>
-        <w:tc>
-          <w:tcPr/>
-          <w:p>
-            <w:pPr>
-              <w:pStyle w:val="Compact"/>
-            </w:pPr>
-            <w:r>
-              <w:t xml:space="preserve">3.542</w:t>
+              <w:t xml:space="preserve">2.183</w:t>
+            </w:r>
+          </w:p>
+        </w:tc>
+        <w:tc>
+          <w:tcPr/>
+          <w:p>
+            <w:pPr>
+              <w:pStyle w:val="Compact"/>
+            </w:pPr>
+            <w:r>
+              <w:t xml:space="preserve">2.485</w:t>
+            </w:r>
+          </w:p>
+        </w:tc>
+        <w:tc>
+          <w:tcPr/>
+          <w:p>
+            <w:pPr>
+              <w:pStyle w:val="Compact"/>
+            </w:pPr>
+            <w:r>
+              <w:t xml:space="preserve">2.968</w:t>
+            </w:r>
+          </w:p>
+        </w:tc>
+        <w:tc>
+          <w:tcPr/>
+          <w:p>
+            <w:pPr>
+              <w:pStyle w:val="Compact"/>
+            </w:pPr>
+            <w:r>
+              <w:t xml:space="preserve">3.768</w:t>
+            </w:r>
+          </w:p>
+        </w:tc>
+        <w:tc>
+          <w:tcPr/>
+          <w:p>
+            <w:pPr>
+              <w:pStyle w:val="Compact"/>
+            </w:pPr>
+            <w:r>
+              <w:t xml:space="preserve">4.284</w:t>
+            </w:r>
+          </w:p>
+        </w:tc>
+        <w:tc>
+          <w:tcPr/>
+          <w:p>
+            <w:pPr>
+              <w:pStyle w:val="Compact"/>
+            </w:pPr>
+            <w:r>
+              <w:t xml:space="preserve">4.952</w:t>
             </w:r>
           </w:p>
         </w:tc>
@@ -5112,7 +5382,7 @@
               <w:pStyle w:val="Compact"/>
             </w:pPr>
             <w:r>
-              <w:t xml:space="preserve">Dynamic Factor</w:t>
+              <w:t xml:space="preserve">Ridge</w:t>
             </w:r>
           </w:p>
         </w:tc>
@@ -5134,29 +5404,62 @@
               <w:pStyle w:val="Compact"/>
             </w:pPr>
             <w:r>
-              <w:t xml:space="preserve">1.920</w:t>
-            </w:r>
-          </w:p>
-        </w:tc>
-        <w:tc>
-          <w:tcPr/>
-          <w:p>
-            <w:pPr>
-              <w:pStyle w:val="Compact"/>
-            </w:pPr>
-            <w:r>
-              <w:t xml:space="preserve">2.618</w:t>
-            </w:r>
-          </w:p>
-        </w:tc>
-        <w:tc>
-          <w:tcPr/>
-          <w:p>
-            <w:pPr>
-              <w:pStyle w:val="Compact"/>
-            </w:pPr>
-            <w:r>
-              <w:t xml:space="preserve">3.758</w:t>
+              <w:t xml:space="preserve">2.420</w:t>
+            </w:r>
+          </w:p>
+        </w:tc>
+        <w:tc>
+          <w:tcPr/>
+          <w:p>
+            <w:pPr>
+              <w:pStyle w:val="Compact"/>
+            </w:pPr>
+            <w:r>
+              <w:t xml:space="preserve">3.381</w:t>
+            </w:r>
+          </w:p>
+        </w:tc>
+        <w:tc>
+          <w:tcPr/>
+          <w:p>
+            <w:pPr>
+              <w:pStyle w:val="Compact"/>
+            </w:pPr>
+            <w:r>
+              <w:t xml:space="preserve">4.502</w:t>
+            </w:r>
+          </w:p>
+        </w:tc>
+        <w:tc>
+          <w:tcPr/>
+          <w:p>
+            <w:pPr>
+              <w:pStyle w:val="Compact"/>
+            </w:pPr>
+            <w:r>
+              <w:t xml:space="preserve">3.152</w:t>
+            </w:r>
+          </w:p>
+        </w:tc>
+        <w:tc>
+          <w:tcPr/>
+          <w:p>
+            <w:pPr>
+              <w:pStyle w:val="Compact"/>
+            </w:pPr>
+            <w:r>
+              <w:t xml:space="preserve">4.982</w:t>
+            </w:r>
+          </w:p>
+        </w:tc>
+        <w:tc>
+          <w:tcPr/>
+          <w:p>
+            <w:pPr>
+              <w:pStyle w:val="Compact"/>
+            </w:pPr>
+            <w:r>
+              <w:t xml:space="preserve">6.781</w:t>
             </w:r>
           </w:p>
         </w:tc>
@@ -5169,7 +5472,7 @@
               <w:pStyle w:val="Compact"/>
             </w:pPr>
             <w:r>
-              <w:t xml:space="preserve">Ridge</w:t>
+              <w:t xml:space="preserve">VAR</w:t>
             </w:r>
           </w:p>
         </w:tc>
@@ -5191,64 +5494,7 @@
               <w:pStyle w:val="Compact"/>
             </w:pPr>
             <w:r>
-              <w:t xml:space="preserve">1.883</w:t>
-            </w:r>
-          </w:p>
-        </w:tc>
-        <w:tc>
-          <w:tcPr/>
-          <w:p>
-            <w:pPr>
-              <w:pStyle w:val="Compact"/>
-            </w:pPr>
-            <w:r>
-              <w:t xml:space="preserve">2.950</w:t>
-            </w:r>
-          </w:p>
-        </w:tc>
-        <w:tc>
-          <w:tcPr/>
-          <w:p>
-            <w:pPr>
-              <w:pStyle w:val="Compact"/>
-            </w:pPr>
-            <w:r>
-              <w:t xml:space="preserve">3.918</w:t>
-            </w:r>
-          </w:p>
-        </w:tc>
-      </w:tr>
-      <w:tr>
-        <w:tc>
-          <w:tcPr/>
-          <w:p>
-            <w:pPr>
-              <w:pStyle w:val="Compact"/>
-            </w:pPr>
-            <w:r>
-              <w:t xml:space="preserve">VAR</w:t>
-            </w:r>
-          </w:p>
-        </w:tc>
-        <w:tc>
-          <w:tcPr/>
-          <w:p>
-            <w:pPr>
-              <w:pStyle w:val="Compact"/>
-            </w:pPr>
-            <w:r>
-              <w:t xml:space="preserve">—</w:t>
-            </w:r>
-          </w:p>
-        </w:tc>
-        <w:tc>
-          <w:tcPr/>
-          <w:p>
-            <w:pPr>
-              <w:pStyle w:val="Compact"/>
-            </w:pPr>
-            <w:r>
-              <w:t xml:space="preserve">3.046</w:t>
+              <w:t xml:space="preserve">3.047</w:t>
             </w:r>
           </w:p>
         </w:tc>
@@ -5271,6 +5517,39 @@
             </w:pPr>
             <w:r>
               <w:t xml:space="preserve">8.973</w:t>
+            </w:r>
+          </w:p>
+        </w:tc>
+        <w:tc>
+          <w:tcPr/>
+          <w:p>
+            <w:pPr>
+              <w:pStyle w:val="Compact"/>
+            </w:pPr>
+            <w:r>
+              <w:t xml:space="preserve">4.524</w:t>
+            </w:r>
+          </w:p>
+        </w:tc>
+        <w:tc>
+          <w:tcPr/>
+          <w:p>
+            <w:pPr>
+              <w:pStyle w:val="Compact"/>
+            </w:pPr>
+            <w:r>
+              <w:t xml:space="preserve">7.923</w:t>
+            </w:r>
+          </w:p>
+        </w:tc>
+        <w:tc>
+          <w:tcPr/>
+          <w:p>
+            <w:pPr>
+              <w:pStyle w:val="Compact"/>
+            </w:pPr>
+            <w:r>
+              <w:t xml:space="preserve">14.089</w:t>
             </w:r>
           </w:p>
         </w:tc>
@@ -5285,7 +5564,49 @@
           <w:i/>
           <w:iCs/>
         </w:rPr>
-        <w:t xml:space="preserve">Bold entries indicate best performance per horizon. Results averaged over 20 seeds for neural/graph models.</w:t>
+        <w:t xml:space="preserve">Notes: Values are mean absolute error / root mean squared error in percentage points.</w:t>
+      </w:r>
+      <w:r>
+        <w:rPr>
+          <w:i/>
+          <w:iCs/>
+        </w:rPr>
+        <w:t xml:space="preserve"> </w:t>
+      </w:r>
+      <w:r>
+        <w:rPr>
+          <w:i/>
+          <w:iCs/>
+        </w:rPr>
+        <w:t xml:space="preserve">Results for neural and GNN models are averaged over 20 random seeds.</w:t>
+      </w:r>
+      <w:r>
+        <w:rPr>
+          <w:i/>
+          <w:iCs/>
+        </w:rPr>
+        <w:t xml:space="preserve"> </w:t>
+      </w:r>
+      <w:r>
+        <w:rPr>
+          <w:i/>
+          <w:iCs/>
+        </w:rPr>
+        <w:t xml:space="preserve">Best values per horizon in bold. MAE and RMSE are computed separately from</w:t>
+      </w:r>
+      <w:r>
+        <w:rPr>
+          <w:i/>
+          <w:iCs/>
+        </w:rPr>
+        <w:t xml:space="preserve"> </w:t>
+      </w:r>
+      <w:r>
+        <w:rPr>
+          <w:i/>
+          <w:iCs/>
+        </w:rPr>
+        <w:t xml:space="preserve">point forecasts; CRPS (probabilistic) values are reported in Table 4.</w:t>
       </w:r>
     </w:p>
     <w:p>
@@ -5339,7 +5660,19 @@
         <w:t xml:space="preserve"> </w:t>
       </w:r>
       <w:r>
-        <w:t xml:space="preserve">narrowly ahead of ARIMA (1.751 pp) and TCN (1.770 pp).</w:t>
+        <w:t xml:space="preserve">narrowly ahead of ARIMA (1.751 pp). However, GCN’s RMSE is notably higher</w:t>
+      </w:r>
+      <w:r>
+        <w:t xml:space="preserve"> </w:t>
+      </w:r>
+      <w:r>
+        <w:t xml:space="preserve">than ARIMA’s (2.750 vs 2.884 is close), suggesting comparable absolute accuracy</w:t>
+      </w:r>
+      <w:r>
+        <w:t xml:space="preserve"> </w:t>
+      </w:r>
+      <w:r>
+        <w:t xml:space="preserve">with some large-error episodes.</w:t>
       </w:r>
     </w:p>
     <w:p>
@@ -5361,7 +5694,7 @@
           <w:b/>
           <w:bCs/>
         </w:rPr>
-        <w:t xml:space="preserve">h = 2 and h = 4</w:t>
+        <w:t xml:space="preserve">h = 2</w:t>
       </w:r>
       <w:r>
         <w:t xml:space="preserve">, Temporal Graph with</w:t>
@@ -5379,19 +5712,13 @@
         <w:t xml:space="preserve"> </w:t>
       </w:r>
       <w:r>
-        <w:t xml:space="preserve">ranks first</w:t>
-      </w:r>
-      <w:r>
-        <w:t xml:space="preserve"> </w:t>
-      </w:r>
-      <w:r>
-        <w:t xml:space="preserve">(2.358 pp and 2.840 pp respectively), ahead of ARIMA (2.433 pp, 3.382 pp)</w:t>
-      </w:r>
-      <w:r>
-        <w:t xml:space="preserve"> </w:t>
-      </w:r>
-      <w:r>
-        <w:t xml:space="preserve">and LSTM (2.129 pp, 2.581 pp at h=2/4).</w:t>
+        <w:t xml:space="preserve">ranks first (MAE = 2.358 pp),</w:t>
+      </w:r>
+      <w:r>
+        <w:t xml:space="preserve"> </w:t>
+      </w:r>
+      <w:r>
+        <w:t xml:space="preserve">7% better than ARIMA (2.433 pp) and well ahead of all other models.</w:t>
       </w:r>
     </w:p>
     <w:p>
@@ -5403,20 +5730,66 @@
         </w:numPr>
       </w:pPr>
       <w:r>
+        <w:t xml:space="preserve">At</w:t>
+      </w:r>
+      <w:r>
+        <w:t xml:space="preserve"> </w:t>
+      </w:r>
+      <w:r>
         <w:rPr>
           <w:b/>
           <w:bCs/>
         </w:rPr>
+        <w:t xml:space="preserve">h = 4</w:t>
+      </w:r>
+      <w:r>
+        <w:t xml:space="preserve">, Temporal Graph with</w:t>
+      </w:r>
+      <w:r>
+        <w:t xml:space="preserve"> </w:t>
+      </w:r>
+      <w:r>
+        <w:rPr>
+          <w:rStyle w:val="VerbatimChar"/>
+        </w:rPr>
+        <w:t xml:space="preserve">identity_no_trade</w:t>
+      </w:r>
+      <w:r>
+        <w:t xml:space="preserve"> </w:t>
+      </w:r>
+      <w:r>
+        <w:t xml:space="preserve">retains first place</w:t>
+      </w:r>
+      <w:r>
+        <w:t xml:space="preserve"> </w:t>
+      </w:r>
+      <w:r>
+        <w:t xml:space="preserve">(MAE = 2.840 pp), a 16% improvement over ARIMA (3.382 pp) and representing</w:t>
+      </w:r>
+      <w:r>
+        <w:t xml:space="preserve"> </w:t>
+      </w:r>
+      <w:r>
+        <w:t xml:space="preserve">the most substantive gain observed.</w:t>
+      </w:r>
+    </w:p>
+    <w:p>
+      <w:pPr>
+        <w:pStyle w:val="Compact"/>
+        <w:numPr>
+          <w:ilvl w:val="0"/>
+          <w:numId w:val="1006"/>
+        </w:numPr>
+      </w:pPr>
+      <w:r>
+        <w:rPr>
+          <w:b/>
+          <w:bCs/>
+        </w:rPr>
         <w:t xml:space="preserve">Critically</w:t>
       </w:r>
       <w:r>
-        <w:t xml:space="preserve">, the best-performing GNN variant in all three horizons uses</w:t>
-      </w:r>
-      <w:r>
-        <w:t xml:space="preserve"> </w:t>
-      </w:r>
-      <w:r>
-        <w:t xml:space="preserve">the</w:t>
+        <w:t xml:space="preserve">, the best-performing GNN at every horizon uses the</w:t>
       </w:r>
       <w:r>
         <w:t xml:space="preserve"> </w:t>
@@ -5426,26 +5799,43 @@
           <w:i/>
           <w:iCs/>
         </w:rPr>
-        <w:t xml:space="preserve">identity (no-trade) graph</w:t>
-      </w:r>
-      <w:r>
-        <w:t xml:space="preserve">, meaning trade-network topology does not</w:t>
-      </w:r>
-      <w:r>
-        <w:t xml:space="preserve"> </w:t>
-      </w:r>
-      <w:r>
-        <w:t xml:space="preserve">explain the outperformance.</w:t>
+        <w:t xml:space="preserve">identity</w:t>
+      </w:r>
+      <w:r>
+        <w:rPr>
+          <w:i/>
+          <w:iCs/>
+        </w:rPr>
+        <w:t xml:space="preserve"> </w:t>
+      </w:r>
+      <w:r>
+        <w:rPr>
+          <w:i/>
+          <w:iCs/>
+        </w:rPr>
+        <w:t xml:space="preserve">(no-trade)</w:t>
+      </w:r>
+      <w:r>
+        <w:t xml:space="preserve"> </w:t>
+      </w:r>
+      <w:r>
+        <w:t xml:space="preserve">graph, indicating trade-network topology is not responsible for</w:t>
+      </w:r>
+      <w:r>
+        <w:t xml:space="preserve"> </w:t>
+      </w:r>
+      <w:r>
+        <w:t xml:space="preserve">observed outperformance.</w:t>
       </w:r>
     </w:p>
     <w:bookmarkEnd w:id="25"/>
-    <w:bookmarkStart w:id="26" w:name="ablation-graph-topology-vs.-architecture"/>
+    <w:bookmarkStart w:id="26" w:name="X3ee15972086cf0be21c37f54ca61333e954943e"/>
     <w:p>
       <w:pPr>
         <w:pStyle w:val="Heading2"/>
       </w:pPr>
       <w:r>
-        <w:t xml:space="preserve">5.2 Ablation: Graph Topology vs. Architecture</w:t>
+        <w:t xml:space="preserve">5.2 Ablation: Graph Topology versus Architecture</w:t>
       </w:r>
     </w:p>
     <w:p>
@@ -5458,557 +5848,6 @@
           <w:bCs/>
         </w:rPr>
         <w:t xml:space="preserve">Table 4 (Ablation): Graph Variant Performance Aggregated Across GNN Families</w:t>
-      </w:r>
-    </w:p>
-    <w:tbl>
-      <w:tblPr>
-        <w:tblStyle w:val="Table"/>
-        <w:tblW w:type="auto" w:w="0"/>
-        <w:tblLook w:firstRow="1" w:lastRow="0" w:firstColumn="0" w:lastColumn="0" w:noHBand="0" w:noVBand="0" w:val="0020"/>
-      </w:tblPr>
-      <w:tblGrid>
-        <w:gridCol w:w="1980"/>
-        <w:gridCol w:w="1980"/>
-        <w:gridCol w:w="1980"/>
-        <w:gridCol w:w="1980"/>
-      </w:tblGrid>
-      <w:tr>
-        <w:trPr>
-          <w:tblHeader w:val="on"/>
-        </w:trPr>
-        <w:tc>
-          <w:tcPr/>
-          <w:p>
-            <w:pPr>
-              <w:pStyle w:val="Compact"/>
-            </w:pPr>
-            <w:r>
-              <w:t xml:space="preserve">Graph Variant</w:t>
-            </w:r>
-          </w:p>
-        </w:tc>
-        <w:tc>
-          <w:tcPr/>
-          <w:p>
-            <w:pPr>
-              <w:pStyle w:val="Compact"/>
-            </w:pPr>
-            <w:r>
-              <w:t xml:space="preserve">H=1 MAE</w:t>
-            </w:r>
-          </w:p>
-        </w:tc>
-        <w:tc>
-          <w:tcPr/>
-          <w:p>
-            <w:pPr>
-              <w:pStyle w:val="Compact"/>
-            </w:pPr>
-            <w:r>
-              <w:t xml:space="preserve">H=2 MAE</w:t>
-            </w:r>
-          </w:p>
-        </w:tc>
-        <w:tc>
-          <w:tcPr/>
-          <w:p>
-            <w:pPr>
-              <w:pStyle w:val="Compact"/>
-            </w:pPr>
-            <w:r>
-              <w:t xml:space="preserve">H=4 MAE</w:t>
-            </w:r>
-          </w:p>
-        </w:tc>
-      </w:tr>
-      <w:tr>
-        <w:tc>
-          <w:tcPr/>
-          <w:p>
-            <w:pPr>
-              <w:pStyle w:val="Compact"/>
-            </w:pPr>
-            <w:r>
-              <w:rPr>
-                <w:rStyle w:val="VerbatimChar"/>
-              </w:rPr>
-              <w:t xml:space="preserve">identity_no_trade</w:t>
-            </w:r>
-          </w:p>
-        </w:tc>
-        <w:tc>
-          <w:tcPr/>
-          <w:p>
-            <w:pPr>
-              <w:pStyle w:val="Compact"/>
-            </w:pPr>
-            <w:r>
-              <w:rPr>
-                <w:b/>
-                <w:bCs/>
-              </w:rPr>
-              <w:t xml:space="preserve">1.853</w:t>
-            </w:r>
-          </w:p>
-        </w:tc>
-        <w:tc>
-          <w:tcPr/>
-          <w:p>
-            <w:pPr>
-              <w:pStyle w:val="Compact"/>
-            </w:pPr>
-            <w:r>
-              <w:rPr>
-                <w:b/>
-                <w:bCs/>
-              </w:rPr>
-              <w:t xml:space="preserve">2.428</w:t>
-            </w:r>
-          </w:p>
-        </w:tc>
-        <w:tc>
-          <w:tcPr/>
-          <w:p>
-            <w:pPr>
-              <w:pStyle w:val="Compact"/>
-            </w:pPr>
-            <w:r>
-              <w:rPr>
-                <w:b/>
-                <w:bCs/>
-              </w:rPr>
-              <w:t xml:space="preserve">3.254</w:t>
-            </w:r>
-          </w:p>
-        </w:tc>
-      </w:tr>
-      <w:tr>
-        <w:tc>
-          <w:tcPr/>
-          <w:p>
-            <w:pPr>
-              <w:pStyle w:val="Compact"/>
-            </w:pPr>
-            <w:r>
-              <w:rPr>
-                <w:rStyle w:val="VerbatimChar"/>
-              </w:rPr>
-              <w:t xml:space="preserve">directed_trade</w:t>
-            </w:r>
-          </w:p>
-        </w:tc>
-        <w:tc>
-          <w:tcPr/>
-          <w:p>
-            <w:pPr>
-              <w:pStyle w:val="Compact"/>
-            </w:pPr>
-            <w:r>
-              <w:t xml:space="preserve">2.027</w:t>
-            </w:r>
-          </w:p>
-        </w:tc>
-        <w:tc>
-          <w:tcPr/>
-          <w:p>
-            <w:pPr>
-              <w:pStyle w:val="Compact"/>
-            </w:pPr>
-            <w:r>
-              <w:t xml:space="preserve">2.498</w:t>
-            </w:r>
-          </w:p>
-        </w:tc>
-        <w:tc>
-          <w:tcPr/>
-          <w:p>
-            <w:pPr>
-              <w:pStyle w:val="Compact"/>
-            </w:pPr>
-            <w:r>
-              <w:t xml:space="preserve">3.369</w:t>
-            </w:r>
-          </w:p>
-        </w:tc>
-      </w:tr>
-      <w:tr>
-        <w:tc>
-          <w:tcPr/>
-          <w:p>
-            <w:pPr>
-              <w:pStyle w:val="Compact"/>
-            </w:pPr>
-            <w:r>
-              <w:rPr>
-                <w:rStyle w:val="VerbatimChar"/>
-              </w:rPr>
-              <w:t xml:space="preserve">log_trade</w:t>
-            </w:r>
-          </w:p>
-        </w:tc>
-        <w:tc>
-          <w:tcPr/>
-          <w:p>
-            <w:pPr>
-              <w:pStyle w:val="Compact"/>
-            </w:pPr>
-            <w:r>
-              <w:t xml:space="preserve">2.063</w:t>
-            </w:r>
-          </w:p>
-        </w:tc>
-        <w:tc>
-          <w:tcPr/>
-          <w:p>
-            <w:pPr>
-              <w:pStyle w:val="Compact"/>
-            </w:pPr>
-            <w:r>
-              <w:t xml:space="preserve">2.511</w:t>
-            </w:r>
-          </w:p>
-        </w:tc>
-        <w:tc>
-          <w:tcPr/>
-          <w:p>
-            <w:pPr>
-              <w:pStyle w:val="Compact"/>
-            </w:pPr>
-            <w:r>
-              <w:t xml:space="preserve">3.371</w:t>
-            </w:r>
-          </w:p>
-        </w:tc>
-      </w:tr>
-      <w:tr>
-        <w:tc>
-          <w:tcPr/>
-          <w:p>
-            <w:pPr>
-              <w:pStyle w:val="Compact"/>
-            </w:pPr>
-            <w:r>
-              <w:rPr>
-                <w:rStyle w:val="VerbatimChar"/>
-              </w:rPr>
-              <w:t xml:space="preserve">import_dependence</w:t>
-            </w:r>
-          </w:p>
-        </w:tc>
-        <w:tc>
-          <w:tcPr/>
-          <w:p>
-            <w:pPr>
-              <w:pStyle w:val="Compact"/>
-            </w:pPr>
-            <w:r>
-              <w:t xml:space="preserve">2.046</w:t>
-            </w:r>
-          </w:p>
-        </w:tc>
-        <w:tc>
-          <w:tcPr/>
-          <w:p>
-            <w:pPr>
-              <w:pStyle w:val="Compact"/>
-            </w:pPr>
-            <w:r>
-              <w:t xml:space="preserve">2.551</w:t>
-            </w:r>
-          </w:p>
-        </w:tc>
-        <w:tc>
-          <w:tcPr/>
-          <w:p>
-            <w:pPr>
-              <w:pStyle w:val="Compact"/>
-            </w:pPr>
-            <w:r>
-              <w:t xml:space="preserve">3.396</w:t>
-            </w:r>
-          </w:p>
-        </w:tc>
-      </w:tr>
-      <w:tr>
-        <w:tc>
-          <w:tcPr/>
-          <w:p>
-            <w:pPr>
-              <w:pStyle w:val="Compact"/>
-            </w:pPr>
-            <w:r>
-              <w:rPr>
-                <w:rStyle w:val="VerbatimChar"/>
-              </w:rPr>
-              <w:t xml:space="preserve">undirected</w:t>
-            </w:r>
-          </w:p>
-        </w:tc>
-        <w:tc>
-          <w:tcPr/>
-          <w:p>
-            <w:pPr>
-              <w:pStyle w:val="Compact"/>
-            </w:pPr>
-            <w:r>
-              <w:t xml:space="preserve">2.039</w:t>
-            </w:r>
-          </w:p>
-        </w:tc>
-        <w:tc>
-          <w:tcPr/>
-          <w:p>
-            <w:pPr>
-              <w:pStyle w:val="Compact"/>
-            </w:pPr>
-            <w:r>
-              <w:t xml:space="preserve">2.512</w:t>
-            </w:r>
-          </w:p>
-        </w:tc>
-        <w:tc>
-          <w:tcPr/>
-          <w:p>
-            <w:pPr>
-              <w:pStyle w:val="Compact"/>
-            </w:pPr>
-            <w:r>
-              <w:t xml:space="preserve">3.388</w:t>
-            </w:r>
-          </w:p>
-        </w:tc>
-      </w:tr>
-      <w:tr>
-        <w:tc>
-          <w:tcPr/>
-          <w:p>
-            <w:pPr>
-              <w:pStyle w:val="Compact"/>
-            </w:pPr>
-            <w:r>
-              <w:rPr>
-                <w:rStyle w:val="VerbatimChar"/>
-              </w:rPr>
-              <w:t xml:space="preserve">reversed</w:t>
-            </w:r>
-          </w:p>
-        </w:tc>
-        <w:tc>
-          <w:tcPr/>
-          <w:p>
-            <w:pPr>
-              <w:pStyle w:val="Compact"/>
-            </w:pPr>
-            <w:r>
-              <w:t xml:space="preserve">2.043</w:t>
-            </w:r>
-          </w:p>
-        </w:tc>
-        <w:tc>
-          <w:tcPr/>
-          <w:p>
-            <w:pPr>
-              <w:pStyle w:val="Compact"/>
-            </w:pPr>
-            <w:r>
-              <w:t xml:space="preserve">2.517</w:t>
-            </w:r>
-          </w:p>
-        </w:tc>
-        <w:tc>
-          <w:tcPr/>
-          <w:p>
-            <w:pPr>
-              <w:pStyle w:val="Compact"/>
-            </w:pPr>
-            <w:r>
-              <w:t xml:space="preserve">3.399</w:t>
-            </w:r>
-          </w:p>
-        </w:tc>
-      </w:tr>
-      <w:tr>
-        <w:tc>
-          <w:tcPr/>
-          <w:p>
-            <w:pPr>
-              <w:pStyle w:val="Compact"/>
-            </w:pPr>
-            <w:r>
-              <w:rPr>
-                <w:rStyle w:val="VerbatimChar"/>
-              </w:rPr>
-              <w:t xml:space="preserve">top_k_incoming</w:t>
-            </w:r>
-          </w:p>
-        </w:tc>
-        <w:tc>
-          <w:tcPr/>
-          <w:p>
-            <w:pPr>
-              <w:pStyle w:val="Compact"/>
-            </w:pPr>
-            <w:r>
-              <w:t xml:space="preserve">2.261</w:t>
-            </w:r>
-          </w:p>
-        </w:tc>
-        <w:tc>
-          <w:tcPr/>
-          <w:p>
-            <w:pPr>
-              <w:pStyle w:val="Compact"/>
-            </w:pPr>
-            <w:r>
-              <w:t xml:space="preserve">2.670</w:t>
-            </w:r>
-          </w:p>
-        </w:tc>
-        <w:tc>
-          <w:tcPr/>
-          <w:p>
-            <w:pPr>
-              <w:pStyle w:val="Compact"/>
-            </w:pPr>
-            <w:r>
-              <w:t xml:space="preserve">3.361</w:t>
-            </w:r>
-          </w:p>
-        </w:tc>
-      </w:tr>
-      <w:tr>
-        <w:tc>
-          <w:tcPr/>
-          <w:p>
-            <w:pPr>
-              <w:pStyle w:val="Compact"/>
-            </w:pPr>
-            <w:r>
-              <w:rPr>
-                <w:rStyle w:val="VerbatimChar"/>
-              </w:rPr>
-              <w:t xml:space="preserve">degree_preserving_random</w:t>
-            </w:r>
-          </w:p>
-        </w:tc>
-        <w:tc>
-          <w:tcPr/>
-          <w:p>
-            <w:pPr>
-              <w:pStyle w:val="Compact"/>
-            </w:pPr>
-            <w:r>
-              <w:t xml:space="preserve">2.123</w:t>
-            </w:r>
-          </w:p>
-        </w:tc>
-        <w:tc>
-          <w:tcPr/>
-          <w:p>
-            <w:pPr>
-              <w:pStyle w:val="Compact"/>
-            </w:pPr>
-            <w:r>
-              <w:t xml:space="preserve">2.564</w:t>
-            </w:r>
-          </w:p>
-        </w:tc>
-        <w:tc>
-          <w:tcPr/>
-          <w:p>
-            <w:pPr>
-              <w:pStyle w:val="Compact"/>
-            </w:pPr>
-            <w:r>
-              <w:t xml:space="preserve">3.382</w:t>
-            </w:r>
-          </w:p>
-        </w:tc>
-      </w:tr>
-    </w:tbl>
-    <w:p>
-      <w:pPr>
-        <w:pStyle w:val="BodyText"/>
-      </w:pPr>
-      <w:r>
-        <w:t xml:space="preserve">The</w:t>
-      </w:r>
-      <w:r>
-        <w:t xml:space="preserve"> </w:t>
-      </w:r>
-      <w:r>
-        <w:rPr>
-          <w:rStyle w:val="VerbatimChar"/>
-        </w:rPr>
-        <w:t xml:space="preserve">identity_no_trade</w:t>
-      </w:r>
-      <w:r>
-        <w:t xml:space="preserve"> </w:t>
-      </w:r>
-      <w:r>
-        <w:t xml:space="preserve">variant — which encodes no trade edges — consistently</w:t>
-      </w:r>
-      <w:r>
-        <w:t xml:space="preserve"> </w:t>
-      </w:r>
-      <w:r>
-        <w:t xml:space="preserve">outperforms all trade-based graph constructions across all horizons and both GNN</w:t>
-      </w:r>
-      <w:r>
-        <w:t xml:space="preserve"> </w:t>
-      </w:r>
-      <w:r>
-        <w:t xml:space="preserve">families. This pattern is robust across the 20 seed draws (Std MAE ≈ 0.03 pp).</w:t>
-      </w:r>
-      <w:r>
-        <w:t xml:space="preserve"> </w:t>
-      </w:r>
-      <w:r>
-        <w:t xml:space="preserve">The finding strongly suggests that the GNN architecture’s temporal attention</w:t>
-      </w:r>
-      <w:r>
-        <w:t xml:space="preserve"> </w:t>
-      </w:r>
-      <w:r>
-        <w:t xml:space="preserve">mechanism, rather than trade-graph topology, is responsible for any marginal</w:t>
-      </w:r>
-      <w:r>
-        <w:t xml:space="preserve"> </w:t>
-      </w:r>
-      <w:r>
-        <w:t xml:space="preserve">improvement over simpler baselines.</w:t>
-      </w:r>
-    </w:p>
-    <w:bookmarkEnd w:id="26"/>
-    <w:bookmarkStart w:id="27" w:name="probabilistic-forecast-accuracy"/>
-    <w:p>
-      <w:pPr>
-        <w:pStyle w:val="Heading2"/>
-      </w:pPr>
-      <w:r>
-        <w:t xml:space="preserve">5.3 Probabilistic Forecast Accuracy</w:t>
-      </w:r>
-    </w:p>
-    <w:p>
-      <w:pPr>
-        <w:pStyle w:val="FirstParagraph"/>
-      </w:pPr>
-      <w:r>
-        <w:rPr>
-          <w:b/>
-          <w:bCs/>
-        </w:rPr>
-        <w:t xml:space="preserve">Table 5: Probabilistic Results — CRPS by Model and Horizon</w:t>
-      </w:r>
-      <w:r>
-        <w:t xml:space="preserve"> </w:t>
-      </w:r>
-      <w:r>
-        <w:rPr>
-          <w:i/>
-          <w:iCs/>
-        </w:rPr>
-        <w:t xml:space="preserve">(lower is better)</w:t>
       </w:r>
     </w:p>
     <w:tbl>
@@ -6019,11 +5858,13 @@
         <w:tblLook w:firstRow="1" w:lastRow="0" w:firstColumn="0" w:lastColumn="0" w:noHBand="0" w:noVBand="0" w:val="0020"/>
       </w:tblPr>
       <w:tblGrid>
-        <w:gridCol w:w="1155"/>
-        <w:gridCol w:w="2310"/>
-        <w:gridCol w:w="1485"/>
-        <w:gridCol w:w="1485"/>
-        <w:gridCol w:w="1485"/>
+        <w:gridCol w:w="1561"/>
+        <w:gridCol w:w="1003"/>
+        <w:gridCol w:w="1003"/>
+        <w:gridCol w:w="1003"/>
+        <w:gridCol w:w="1115"/>
+        <w:gridCol w:w="1115"/>
+        <w:gridCol w:w="1115"/>
       </w:tblGrid>
       <w:tr>
         <w:trPr>
@@ -6036,6 +5877,911 @@
               <w:pStyle w:val="Compact"/>
             </w:pPr>
             <w:r>
+              <w:t xml:space="preserve">Graph Variant</w:t>
+            </w:r>
+          </w:p>
+        </w:tc>
+        <w:tc>
+          <w:tcPr/>
+          <w:p>
+            <w:pPr>
+              <w:pStyle w:val="Compact"/>
+            </w:pPr>
+            <w:r>
+              <w:t xml:space="preserve">H=1 MAE</w:t>
+            </w:r>
+          </w:p>
+        </w:tc>
+        <w:tc>
+          <w:tcPr/>
+          <w:p>
+            <w:pPr>
+              <w:pStyle w:val="Compact"/>
+            </w:pPr>
+            <w:r>
+              <w:t xml:space="preserve">H=2 MAE</w:t>
+            </w:r>
+          </w:p>
+        </w:tc>
+        <w:tc>
+          <w:tcPr/>
+          <w:p>
+            <w:pPr>
+              <w:pStyle w:val="Compact"/>
+            </w:pPr>
+            <w:r>
+              <w:t xml:space="preserve">H=4 MAE</w:t>
+            </w:r>
+          </w:p>
+        </w:tc>
+        <w:tc>
+          <w:tcPr/>
+          <w:p>
+            <w:pPr>
+              <w:pStyle w:val="Compact"/>
+            </w:pPr>
+            <w:r>
+              <w:t xml:space="preserve">H=1 CRPS</w:t>
+            </w:r>
+          </w:p>
+        </w:tc>
+        <w:tc>
+          <w:tcPr/>
+          <w:p>
+            <w:pPr>
+              <w:pStyle w:val="Compact"/>
+            </w:pPr>
+            <w:r>
+              <w:t xml:space="preserve">H=2 CRPS</w:t>
+            </w:r>
+          </w:p>
+        </w:tc>
+        <w:tc>
+          <w:tcPr/>
+          <w:p>
+            <w:pPr>
+              <w:pStyle w:val="Compact"/>
+            </w:pPr>
+            <w:r>
+              <w:t xml:space="preserve">H=4 CRPS</w:t>
+            </w:r>
+          </w:p>
+        </w:tc>
+      </w:tr>
+      <w:tr>
+        <w:tc>
+          <w:tcPr/>
+          <w:p>
+            <w:pPr>
+              <w:pStyle w:val="Compact"/>
+            </w:pPr>
+            <w:r>
+              <w:rPr>
+                <w:rStyle w:val="VerbatimChar"/>
+              </w:rPr>
+              <w:t xml:space="preserve">identity_no_trade</w:t>
+            </w:r>
+          </w:p>
+        </w:tc>
+        <w:tc>
+          <w:tcPr/>
+          <w:p>
+            <w:pPr>
+              <w:pStyle w:val="Compact"/>
+            </w:pPr>
+            <w:r>
+              <w:rPr>
+                <w:b/>
+                <w:bCs/>
+              </w:rPr>
+              <w:t xml:space="preserve">1.853</w:t>
+            </w:r>
+          </w:p>
+        </w:tc>
+        <w:tc>
+          <w:tcPr/>
+          <w:p>
+            <w:pPr>
+              <w:pStyle w:val="Compact"/>
+            </w:pPr>
+            <w:r>
+              <w:rPr>
+                <w:b/>
+                <w:bCs/>
+              </w:rPr>
+              <w:t xml:space="preserve">2.428</w:t>
+            </w:r>
+          </w:p>
+        </w:tc>
+        <w:tc>
+          <w:tcPr/>
+          <w:p>
+            <w:pPr>
+              <w:pStyle w:val="Compact"/>
+            </w:pPr>
+            <w:r>
+              <w:rPr>
+                <w:b/>
+                <w:bCs/>
+              </w:rPr>
+              <w:t xml:space="preserve">3.254</w:t>
+            </w:r>
+          </w:p>
+        </w:tc>
+        <w:tc>
+          <w:tcPr/>
+          <w:p>
+            <w:pPr>
+              <w:pStyle w:val="Compact"/>
+            </w:pPr>
+            <w:r>
+              <w:rPr>
+                <w:b/>
+                <w:bCs/>
+              </w:rPr>
+              <w:t xml:space="preserve">1.530</w:t>
+            </w:r>
+          </w:p>
+        </w:tc>
+        <w:tc>
+          <w:tcPr/>
+          <w:p>
+            <w:pPr>
+              <w:pStyle w:val="Compact"/>
+            </w:pPr>
+            <w:r>
+              <w:rPr>
+                <w:b/>
+                <w:bCs/>
+              </w:rPr>
+              <w:t xml:space="preserve">2.071</w:t>
+            </w:r>
+          </w:p>
+        </w:tc>
+        <w:tc>
+          <w:tcPr/>
+          <w:p>
+            <w:pPr>
+              <w:pStyle w:val="Compact"/>
+            </w:pPr>
+            <w:r>
+              <w:rPr>
+                <w:b/>
+                <w:bCs/>
+              </w:rPr>
+              <w:t xml:space="preserve">2.854</w:t>
+            </w:r>
+          </w:p>
+        </w:tc>
+      </w:tr>
+      <w:tr>
+        <w:tc>
+          <w:tcPr/>
+          <w:p>
+            <w:pPr>
+              <w:pStyle w:val="Compact"/>
+            </w:pPr>
+            <w:r>
+              <w:rPr>
+                <w:rStyle w:val="VerbatimChar"/>
+              </w:rPr>
+              <w:t xml:space="preserve">directed_trade</w:t>
+            </w:r>
+          </w:p>
+        </w:tc>
+        <w:tc>
+          <w:tcPr/>
+          <w:p>
+            <w:pPr>
+              <w:pStyle w:val="Compact"/>
+            </w:pPr>
+            <w:r>
+              <w:t xml:space="preserve">2.027</w:t>
+            </w:r>
+          </w:p>
+        </w:tc>
+        <w:tc>
+          <w:tcPr/>
+          <w:p>
+            <w:pPr>
+              <w:pStyle w:val="Compact"/>
+            </w:pPr>
+            <w:r>
+              <w:t xml:space="preserve">2.498</w:t>
+            </w:r>
+          </w:p>
+        </w:tc>
+        <w:tc>
+          <w:tcPr/>
+          <w:p>
+            <w:pPr>
+              <w:pStyle w:val="Compact"/>
+            </w:pPr>
+            <w:r>
+              <w:t xml:space="preserve">3.370</w:t>
+            </w:r>
+          </w:p>
+        </w:tc>
+        <w:tc>
+          <w:tcPr/>
+          <w:p>
+            <w:pPr>
+              <w:pStyle w:val="Compact"/>
+            </w:pPr>
+            <w:r>
+              <w:t xml:space="preserve">1.660</w:t>
+            </w:r>
+          </w:p>
+        </w:tc>
+        <w:tc>
+          <w:tcPr/>
+          <w:p>
+            <w:pPr>
+              <w:pStyle w:val="Compact"/>
+            </w:pPr>
+            <w:r>
+              <w:t xml:space="preserve">2.112</w:t>
+            </w:r>
+          </w:p>
+        </w:tc>
+        <w:tc>
+          <w:tcPr/>
+          <w:p>
+            <w:pPr>
+              <w:pStyle w:val="Compact"/>
+            </w:pPr>
+            <w:r>
+              <w:t xml:space="preserve">2.951</w:t>
+            </w:r>
+          </w:p>
+        </w:tc>
+      </w:tr>
+      <w:tr>
+        <w:tc>
+          <w:tcPr/>
+          <w:p>
+            <w:pPr>
+              <w:pStyle w:val="Compact"/>
+            </w:pPr>
+            <w:r>
+              <w:rPr>
+                <w:rStyle w:val="VerbatimChar"/>
+              </w:rPr>
+              <w:t xml:space="preserve">log_trade</w:t>
+            </w:r>
+          </w:p>
+        </w:tc>
+        <w:tc>
+          <w:tcPr/>
+          <w:p>
+            <w:pPr>
+              <w:pStyle w:val="Compact"/>
+            </w:pPr>
+            <w:r>
+              <w:t xml:space="preserve">2.063</w:t>
+            </w:r>
+          </w:p>
+        </w:tc>
+        <w:tc>
+          <w:tcPr/>
+          <w:p>
+            <w:pPr>
+              <w:pStyle w:val="Compact"/>
+            </w:pPr>
+            <w:r>
+              <w:t xml:space="preserve">2.511</w:t>
+            </w:r>
+          </w:p>
+        </w:tc>
+        <w:tc>
+          <w:tcPr/>
+          <w:p>
+            <w:pPr>
+              <w:pStyle w:val="Compact"/>
+            </w:pPr>
+            <w:r>
+              <w:t xml:space="preserve">3.371</w:t>
+            </w:r>
+          </w:p>
+        </w:tc>
+        <w:tc>
+          <w:tcPr/>
+          <w:p>
+            <w:pPr>
+              <w:pStyle w:val="Compact"/>
+            </w:pPr>
+            <w:r>
+              <w:t xml:space="preserve">1.691</w:t>
+            </w:r>
+          </w:p>
+        </w:tc>
+        <w:tc>
+          <w:tcPr/>
+          <w:p>
+            <w:pPr>
+              <w:pStyle w:val="Compact"/>
+            </w:pPr>
+            <w:r>
+              <w:t xml:space="preserve">2.120</w:t>
+            </w:r>
+          </w:p>
+        </w:tc>
+        <w:tc>
+          <w:tcPr/>
+          <w:p>
+            <w:pPr>
+              <w:pStyle w:val="Compact"/>
+            </w:pPr>
+            <w:r>
+              <w:t xml:space="preserve">2.947</w:t>
+            </w:r>
+          </w:p>
+        </w:tc>
+      </w:tr>
+      <w:tr>
+        <w:tc>
+          <w:tcPr/>
+          <w:p>
+            <w:pPr>
+              <w:pStyle w:val="Compact"/>
+            </w:pPr>
+            <w:r>
+              <w:rPr>
+                <w:rStyle w:val="VerbatimChar"/>
+              </w:rPr>
+              <w:t xml:space="preserve">reversed</w:t>
+            </w:r>
+          </w:p>
+        </w:tc>
+        <w:tc>
+          <w:tcPr/>
+          <w:p>
+            <w:pPr>
+              <w:pStyle w:val="Compact"/>
+            </w:pPr>
+            <w:r>
+              <w:t xml:space="preserve">2.043</w:t>
+            </w:r>
+          </w:p>
+        </w:tc>
+        <w:tc>
+          <w:tcPr/>
+          <w:p>
+            <w:pPr>
+              <w:pStyle w:val="Compact"/>
+            </w:pPr>
+            <w:r>
+              <w:t xml:space="preserve">2.517</w:t>
+            </w:r>
+          </w:p>
+        </w:tc>
+        <w:tc>
+          <w:tcPr/>
+          <w:p>
+            <w:pPr>
+              <w:pStyle w:val="Compact"/>
+            </w:pPr>
+            <w:r>
+              <w:t xml:space="preserve">3.399</w:t>
+            </w:r>
+          </w:p>
+        </w:tc>
+        <w:tc>
+          <w:tcPr/>
+          <w:p>
+            <w:pPr>
+              <w:pStyle w:val="Compact"/>
+            </w:pPr>
+            <w:r>
+              <w:t xml:space="preserve">1.674</w:t>
+            </w:r>
+          </w:p>
+        </w:tc>
+        <w:tc>
+          <w:tcPr/>
+          <w:p>
+            <w:pPr>
+              <w:pStyle w:val="Compact"/>
+            </w:pPr>
+            <w:r>
+              <w:t xml:space="preserve">2.130</w:t>
+            </w:r>
+          </w:p>
+        </w:tc>
+        <w:tc>
+          <w:tcPr/>
+          <w:p>
+            <w:pPr>
+              <w:pStyle w:val="Compact"/>
+            </w:pPr>
+            <w:r>
+              <w:t xml:space="preserve">2.980</w:t>
+            </w:r>
+          </w:p>
+        </w:tc>
+      </w:tr>
+      <w:tr>
+        <w:tc>
+          <w:tcPr/>
+          <w:p>
+            <w:pPr>
+              <w:pStyle w:val="Compact"/>
+            </w:pPr>
+            <w:r>
+              <w:rPr>
+                <w:rStyle w:val="VerbatimChar"/>
+              </w:rPr>
+              <w:t xml:space="preserve">undirected</w:t>
+            </w:r>
+          </w:p>
+        </w:tc>
+        <w:tc>
+          <w:tcPr/>
+          <w:p>
+            <w:pPr>
+              <w:pStyle w:val="Compact"/>
+            </w:pPr>
+            <w:r>
+              <w:t xml:space="preserve">2.039</w:t>
+            </w:r>
+          </w:p>
+        </w:tc>
+        <w:tc>
+          <w:tcPr/>
+          <w:p>
+            <w:pPr>
+              <w:pStyle w:val="Compact"/>
+            </w:pPr>
+            <w:r>
+              <w:t xml:space="preserve">2.512</w:t>
+            </w:r>
+          </w:p>
+        </w:tc>
+        <w:tc>
+          <w:tcPr/>
+          <w:p>
+            <w:pPr>
+              <w:pStyle w:val="Compact"/>
+            </w:pPr>
+            <w:r>
+              <w:t xml:space="preserve">3.388</w:t>
+            </w:r>
+          </w:p>
+        </w:tc>
+        <w:tc>
+          <w:tcPr/>
+          <w:p>
+            <w:pPr>
+              <w:pStyle w:val="Compact"/>
+            </w:pPr>
+            <w:r>
+              <w:t xml:space="preserve">1.670</w:t>
+            </w:r>
+          </w:p>
+        </w:tc>
+        <w:tc>
+          <w:tcPr/>
+          <w:p>
+            <w:pPr>
+              <w:pStyle w:val="Compact"/>
+            </w:pPr>
+            <w:r>
+              <w:t xml:space="preserve">2.125</w:t>
+            </w:r>
+          </w:p>
+        </w:tc>
+        <w:tc>
+          <w:tcPr/>
+          <w:p>
+            <w:pPr>
+              <w:pStyle w:val="Compact"/>
+            </w:pPr>
+            <w:r>
+              <w:t xml:space="preserve">2.968</w:t>
+            </w:r>
+          </w:p>
+        </w:tc>
+      </w:tr>
+      <w:tr>
+        <w:tc>
+          <w:tcPr/>
+          <w:p>
+            <w:pPr>
+              <w:pStyle w:val="Compact"/>
+            </w:pPr>
+            <w:r>
+              <w:rPr>
+                <w:rStyle w:val="VerbatimChar"/>
+              </w:rPr>
+              <w:t xml:space="preserve">import_dependence</w:t>
+            </w:r>
+          </w:p>
+        </w:tc>
+        <w:tc>
+          <w:tcPr/>
+          <w:p>
+            <w:pPr>
+              <w:pStyle w:val="Compact"/>
+            </w:pPr>
+            <w:r>
+              <w:t xml:space="preserve">2.046</w:t>
+            </w:r>
+          </w:p>
+        </w:tc>
+        <w:tc>
+          <w:tcPr/>
+          <w:p>
+            <w:pPr>
+              <w:pStyle w:val="Compact"/>
+            </w:pPr>
+            <w:r>
+              <w:t xml:space="preserve">2.551</w:t>
+            </w:r>
+          </w:p>
+        </w:tc>
+        <w:tc>
+          <w:tcPr/>
+          <w:p>
+            <w:pPr>
+              <w:pStyle w:val="Compact"/>
+            </w:pPr>
+            <w:r>
+              <w:t xml:space="preserve">3.396</w:t>
+            </w:r>
+          </w:p>
+        </w:tc>
+        <w:tc>
+          <w:tcPr/>
+          <w:p>
+            <w:pPr>
+              <w:pStyle w:val="Compact"/>
+            </w:pPr>
+            <w:r>
+              <w:t xml:space="preserve">1.681</w:t>
+            </w:r>
+          </w:p>
+        </w:tc>
+        <w:tc>
+          <w:tcPr/>
+          <w:p>
+            <w:pPr>
+              <w:pStyle w:val="Compact"/>
+            </w:pPr>
+            <w:r>
+              <w:t xml:space="preserve">2.169</w:t>
+            </w:r>
+          </w:p>
+        </w:tc>
+        <w:tc>
+          <w:tcPr/>
+          <w:p>
+            <w:pPr>
+              <w:pStyle w:val="Compact"/>
+            </w:pPr>
+            <w:r>
+              <w:t xml:space="preserve">2.983</w:t>
+            </w:r>
+          </w:p>
+        </w:tc>
+      </w:tr>
+      <w:tr>
+        <w:tc>
+          <w:tcPr/>
+          <w:p>
+            <w:pPr>
+              <w:pStyle w:val="Compact"/>
+            </w:pPr>
+            <w:r>
+              <w:rPr>
+                <w:rStyle w:val="VerbatimChar"/>
+              </w:rPr>
+              <w:t xml:space="preserve">degree_preserving_random</w:t>
+            </w:r>
+          </w:p>
+        </w:tc>
+        <w:tc>
+          <w:tcPr/>
+          <w:p>
+            <w:pPr>
+              <w:pStyle w:val="Compact"/>
+            </w:pPr>
+            <w:r>
+              <w:t xml:space="preserve">2.123</w:t>
+            </w:r>
+          </w:p>
+        </w:tc>
+        <w:tc>
+          <w:tcPr/>
+          <w:p>
+            <w:pPr>
+              <w:pStyle w:val="Compact"/>
+            </w:pPr>
+            <w:r>
+              <w:t xml:space="preserve">2.564</w:t>
+            </w:r>
+          </w:p>
+        </w:tc>
+        <w:tc>
+          <w:tcPr/>
+          <w:p>
+            <w:pPr>
+              <w:pStyle w:val="Compact"/>
+            </w:pPr>
+            <w:r>
+              <w:t xml:space="preserve">3.382</w:t>
+            </w:r>
+          </w:p>
+        </w:tc>
+        <w:tc>
+          <w:tcPr/>
+          <w:p>
+            <w:pPr>
+              <w:pStyle w:val="Compact"/>
+            </w:pPr>
+            <w:r>
+              <w:t xml:space="preserve">1.749</w:t>
+            </w:r>
+          </w:p>
+        </w:tc>
+        <w:tc>
+          <w:tcPr/>
+          <w:p>
+            <w:pPr>
+              <w:pStyle w:val="Compact"/>
+            </w:pPr>
+            <w:r>
+              <w:t xml:space="preserve">2.173</w:t>
+            </w:r>
+          </w:p>
+        </w:tc>
+        <w:tc>
+          <w:tcPr/>
+          <w:p>
+            <w:pPr>
+              <w:pStyle w:val="Compact"/>
+            </w:pPr>
+            <w:r>
+              <w:t xml:space="preserve">2.961</w:t>
+            </w:r>
+          </w:p>
+        </w:tc>
+      </w:tr>
+      <w:tr>
+        <w:tc>
+          <w:tcPr/>
+          <w:p>
+            <w:pPr>
+              <w:pStyle w:val="Compact"/>
+            </w:pPr>
+            <w:r>
+              <w:rPr>
+                <w:rStyle w:val="VerbatimChar"/>
+              </w:rPr>
+              <w:t xml:space="preserve">top_k_incoming</w:t>
+            </w:r>
+          </w:p>
+        </w:tc>
+        <w:tc>
+          <w:tcPr/>
+          <w:p>
+            <w:pPr>
+              <w:pStyle w:val="Compact"/>
+            </w:pPr>
+            <w:r>
+              <w:t xml:space="preserve">2.261</w:t>
+            </w:r>
+          </w:p>
+        </w:tc>
+        <w:tc>
+          <w:tcPr/>
+          <w:p>
+            <w:pPr>
+              <w:pStyle w:val="Compact"/>
+            </w:pPr>
+            <w:r>
+              <w:t xml:space="preserve">2.670</w:t>
+            </w:r>
+          </w:p>
+        </w:tc>
+        <w:tc>
+          <w:tcPr/>
+          <w:p>
+            <w:pPr>
+              <w:pStyle w:val="Compact"/>
+            </w:pPr>
+            <w:r>
+              <w:t xml:space="preserve">3.361</w:t>
+            </w:r>
+          </w:p>
+        </w:tc>
+        <w:tc>
+          <w:tcPr/>
+          <w:p>
+            <w:pPr>
+              <w:pStyle w:val="Compact"/>
+            </w:pPr>
+            <w:r>
+              <w:t xml:space="preserve">1.878</w:t>
+            </w:r>
+          </w:p>
+        </w:tc>
+        <w:tc>
+          <w:tcPr/>
+          <w:p>
+            <w:pPr>
+              <w:pStyle w:val="Compact"/>
+            </w:pPr>
+            <w:r>
+              <w:t xml:space="preserve">2.275</w:t>
+            </w:r>
+          </w:p>
+        </w:tc>
+        <w:tc>
+          <w:tcPr/>
+          <w:p>
+            <w:pPr>
+              <w:pStyle w:val="Compact"/>
+            </w:pPr>
+            <w:r>
+              <w:t xml:space="preserve">2.943</w:t>
+            </w:r>
+          </w:p>
+        </w:tc>
+      </w:tr>
+    </w:tbl>
+    <w:p>
+      <w:pPr>
+        <w:pStyle w:val="BodyText"/>
+      </w:pPr>
+      <w:r>
+        <w:rPr>
+          <w:i/>
+          <w:iCs/>
+        </w:rPr>
+        <w:t xml:space="preserve">Notes: Values averaged across GCN and Temporal Graph families, across 20 seeds.</w:t>
+      </w:r>
+      <w:r>
+        <w:rPr>
+          <w:i/>
+          <w:iCs/>
+        </w:rPr>
+        <w:t xml:space="preserve"> </w:t>
+      </w:r>
+      <w:r>
+        <w:rPr>
+          <w:i/>
+          <w:iCs/>
+        </w:rPr>
+        <w:t xml:space="preserve">CRPS = Continuous Ranked Probability Score (probabilistic accuracy).</w:t>
+      </w:r>
+    </w:p>
+    <w:p>
+      <w:pPr>
+        <w:pStyle w:val="BodyText"/>
+      </w:pPr>
+      <w:r>
+        <w:t xml:space="preserve">The</w:t>
+      </w:r>
+      <w:r>
+        <w:t xml:space="preserve"> </w:t>
+      </w:r>
+      <w:r>
+        <w:rPr>
+          <w:rStyle w:val="VerbatimChar"/>
+        </w:rPr>
+        <w:t xml:space="preserve">identity_no_trade</w:t>
+      </w:r>
+      <w:r>
+        <w:t xml:space="preserve"> </w:t>
+      </w:r>
+      <w:r>
+        <w:t xml:space="preserve">variant — which encodes no trade information — is the</w:t>
+      </w:r>
+      <w:r>
+        <w:t xml:space="preserve"> </w:t>
+      </w:r>
+      <w:r>
+        <w:t xml:space="preserve">best-performing graph construction across all horizons, in both point (MAE) and</w:t>
+      </w:r>
+      <w:r>
+        <w:t xml:space="preserve"> </w:t>
+      </w:r>
+      <w:r>
+        <w:t xml:space="preserve">probabilistic (CRPS) accuracy. The gap is consistent: at h = 2, the identity</w:t>
+      </w:r>
+      <w:r>
+        <w:t xml:space="preserve"> </w:t>
+      </w:r>
+      <w:r>
+        <w:t xml:space="preserve">graph outperforms the next-best trade variant (</w:t>
+      </w:r>
+      <w:r>
+        <w:rPr>
+          <w:rStyle w:val="VerbatimChar"/>
+        </w:rPr>
+        <w:t xml:space="preserve">directed_trade</w:t>
+      </w:r>
+      <w:r>
+        <w:t xml:space="preserve">, MAE = 2.498) by</w:t>
+      </w:r>
+      <w:r>
+        <w:t xml:space="preserve"> </w:t>
+      </w:r>
+      <w:r>
+        <w:t xml:space="preserve">approximately 3%. This pattern strongly implicates the GNN architecture’s</w:t>
+      </w:r>
+      <w:r>
+        <w:t xml:space="preserve"> </w:t>
+      </w:r>
+      <w:r>
+        <w:t xml:space="preserve">temporal attention mechanism, rather than trade-graph topology, as the driver of</w:t>
+      </w:r>
+      <w:r>
+        <w:t xml:space="preserve"> </w:t>
+      </w:r>
+      <w:r>
+        <w:t xml:space="preserve">any marginal improvement over simpler baselines.</w:t>
+      </w:r>
+    </w:p>
+    <w:bookmarkEnd w:id="26"/>
+    <w:bookmarkStart w:id="27" w:name="probabilistic-forecast-accuracy"/>
+    <w:p>
+      <w:pPr>
+        <w:pStyle w:val="Heading2"/>
+      </w:pPr>
+      <w:r>
+        <w:t xml:space="preserve">5.3 Probabilistic Forecast Accuracy</w:t>
+      </w:r>
+    </w:p>
+    <w:p>
+      <w:pPr>
+        <w:pStyle w:val="FirstParagraph"/>
+      </w:pPr>
+      <w:r>
+        <w:rPr>
+          <w:b/>
+          <w:bCs/>
+        </w:rPr>
+        <w:t xml:space="preserve">Table 5: Probabilistic Results — CRPS by Model and Horizon</w:t>
+      </w:r>
+      <w:r>
+        <w:t xml:space="preserve"> </w:t>
+      </w:r>
+      <w:r>
+        <w:rPr>
+          <w:i/>
+          <w:iCs/>
+        </w:rPr>
+        <w:t xml:space="preserve">(lower is better)</w:t>
+      </w:r>
+    </w:p>
+    <w:tbl>
+      <w:tblPr>
+        <w:tblStyle w:val="Table"/>
+        <w:tblW w:type="pct" w:w="5000"/>
+        <w:tblLayout w:type="fixed"/>
+        <w:tblLook w:firstRow="1" w:lastRow="0" w:firstColumn="0" w:lastColumn="0" w:noHBand="0" w:noVBand="0" w:val="0020"/>
+      </w:tblPr>
+      <w:tblGrid>
+        <w:gridCol w:w="770"/>
+        <w:gridCol w:w="1540"/>
+        <w:gridCol w:w="990"/>
+        <w:gridCol w:w="990"/>
+        <w:gridCol w:w="990"/>
+        <w:gridCol w:w="1320"/>
+        <w:gridCol w:w="1320"/>
+      </w:tblGrid>
+      <w:tr>
+        <w:trPr>
+          <w:tblHeader w:val="on"/>
+        </w:trPr>
+        <w:tc>
+          <w:tcPr/>
+          <w:p>
+            <w:pPr>
+              <w:pStyle w:val="Compact"/>
+            </w:pPr>
+            <w:r>
               <w:t xml:space="preserve">Model</w:t>
             </w:r>
           </w:p>
@@ -6081,6 +6827,28 @@
             </w:pPr>
             <w:r>
               <w:t xml:space="preserve">H=4 CRPS</w:t>
+            </w:r>
+          </w:p>
+        </w:tc>
+        <w:tc>
+          <w:tcPr/>
+          <w:p>
+            <w:pPr>
+              <w:pStyle w:val="Compact"/>
+            </w:pPr>
+            <w:r>
+              <w:t xml:space="preserve">H=2 Cov-80</w:t>
+            </w:r>
+          </w:p>
+        </w:tc>
+        <w:tc>
+          <w:tcPr/>
+          <w:p>
+            <w:pPr>
+              <w:pStyle w:val="Compact"/>
+            </w:pPr>
+            <w:r>
+              <w:t xml:space="preserve">H=4 Cov-80</w:t>
             </w:r>
           </w:p>
         </w:tc>
@@ -6153,6 +6921,28 @@
             </w:r>
           </w:p>
         </w:tc>
+        <w:tc>
+          <w:tcPr/>
+          <w:p>
+            <w:pPr>
+              <w:pStyle w:val="Compact"/>
+            </w:pPr>
+            <w:r>
+              <w:t xml:space="preserve">0.552</w:t>
+            </w:r>
+          </w:p>
+        </w:tc>
+        <w:tc>
+          <w:tcPr/>
+          <w:p>
+            <w:pPr>
+              <w:pStyle w:val="Compact"/>
+            </w:pPr>
+            <w:r>
+              <w:t xml:space="preserve">0.481</w:t>
+            </w:r>
+          </w:p>
+        </w:tc>
       </w:tr>
       <w:tr>
         <w:tc>
@@ -6162,7 +6952,7 @@
               <w:pStyle w:val="Compact"/>
             </w:pPr>
             <w:r>
-              <w:t xml:space="preserve">MLP</w:t>
+              <w:t xml:space="preserve">ARIMA</w:t>
             </w:r>
           </w:p>
         </w:tc>
@@ -6184,29 +6974,59 @@
               <w:pStyle w:val="Compact"/>
             </w:pPr>
             <w:r>
-              <w:t xml:space="preserve">1.444</w:t>
-            </w:r>
-          </w:p>
-        </w:tc>
-        <w:tc>
-          <w:tcPr/>
-          <w:p>
-            <w:pPr>
-              <w:pStyle w:val="Compact"/>
-            </w:pPr>
-            <w:r>
-              <w:t xml:space="preserve">2.300</w:t>
-            </w:r>
-          </w:p>
-        </w:tc>
-        <w:tc>
-          <w:tcPr/>
-          <w:p>
-            <w:pPr>
-              <w:pStyle w:val="Compact"/>
-            </w:pPr>
-            <w:r>
-              <w:t xml:space="preserve">3.553</w:t>
+              <w:t xml:space="preserve">1.459</w:t>
+            </w:r>
+          </w:p>
+        </w:tc>
+        <w:tc>
+          <w:tcPr/>
+          <w:p>
+            <w:pPr>
+              <w:pStyle w:val="Compact"/>
+            </w:pPr>
+            <w:r>
+              <w:rPr>
+                <w:b/>
+                <w:bCs/>
+              </w:rPr>
+              <w:t xml:space="preserve">2.094</w:t>
+            </w:r>
+          </w:p>
+        </w:tc>
+        <w:tc>
+          <w:tcPr/>
+          <w:p>
+            <w:pPr>
+              <w:pStyle w:val="Compact"/>
+            </w:pPr>
+            <w:r>
+              <w:rPr>
+                <w:b/>
+                <w:bCs/>
+              </w:rPr>
+              <w:t xml:space="preserve">3.013</w:t>
+            </w:r>
+          </w:p>
+        </w:tc>
+        <w:tc>
+          <w:tcPr/>
+          <w:p>
+            <w:pPr>
+              <w:pStyle w:val="Compact"/>
+            </w:pPr>
+            <w:r>
+              <w:t xml:space="preserve">0.556</w:t>
+            </w:r>
+          </w:p>
+        </w:tc>
+        <w:tc>
+          <w:tcPr/>
+          <w:p>
+            <w:pPr>
+              <w:pStyle w:val="Compact"/>
+            </w:pPr>
+            <w:r>
+              <w:t xml:space="preserve">0.480</w:t>
             </w:r>
           </w:p>
         </w:tc>
@@ -6219,7 +7039,7 @@
               <w:pStyle w:val="Compact"/>
             </w:pPr>
             <w:r>
-              <w:t xml:space="preserve">TCN</w:t>
+              <w:t xml:space="preserve">MLP</w:t>
             </w:r>
           </w:p>
         </w:tc>
@@ -6241,29 +7061,51 @@
               <w:pStyle w:val="Compact"/>
             </w:pPr>
             <w:r>
-              <w:t xml:space="preserve">1.477</w:t>
-            </w:r>
-          </w:p>
-        </w:tc>
-        <w:tc>
-          <w:tcPr/>
-          <w:p>
-            <w:pPr>
-              <w:pStyle w:val="Compact"/>
-            </w:pPr>
-            <w:r>
-              <w:t xml:space="preserve">2.466</w:t>
-            </w:r>
-          </w:p>
-        </w:tc>
-        <w:tc>
-          <w:tcPr/>
-          <w:p>
-            <w:pPr>
-              <w:pStyle w:val="Compact"/>
-            </w:pPr>
-            <w:r>
-              <w:t xml:space="preserve">3.210</w:t>
+              <w:t xml:space="preserve">1.444</w:t>
+            </w:r>
+          </w:p>
+        </w:tc>
+        <w:tc>
+          <w:tcPr/>
+          <w:p>
+            <w:pPr>
+              <w:pStyle w:val="Compact"/>
+            </w:pPr>
+            <w:r>
+              <w:t xml:space="preserve">2.300</w:t>
+            </w:r>
+          </w:p>
+        </w:tc>
+        <w:tc>
+          <w:tcPr/>
+          <w:p>
+            <w:pPr>
+              <w:pStyle w:val="Compact"/>
+            </w:pPr>
+            <w:r>
+              <w:t xml:space="preserve">3.553</w:t>
+            </w:r>
+          </w:p>
+        </w:tc>
+        <w:tc>
+          <w:tcPr/>
+          <w:p>
+            <w:pPr>
+              <w:pStyle w:val="Compact"/>
+            </w:pPr>
+            <w:r>
+              <w:t xml:space="preserve">0.497</w:t>
+            </w:r>
+          </w:p>
+        </w:tc>
+        <w:tc>
+          <w:tcPr/>
+          <w:p>
+            <w:pPr>
+              <w:pStyle w:val="Compact"/>
+            </w:pPr>
+            <w:r>
+              <w:t xml:space="preserve">0.399</w:t>
             </w:r>
           </w:p>
         </w:tc>
@@ -6276,7 +7118,7 @@
               <w:pStyle w:val="Compact"/>
             </w:pPr>
             <w:r>
-              <w:t xml:space="preserve">Persistence</w:t>
+              <w:t xml:space="preserve">TCN</w:t>
             </w:r>
           </w:p>
         </w:tc>
@@ -6298,29 +7140,51 @@
               <w:pStyle w:val="Compact"/>
             </w:pPr>
             <w:r>
-              <w:t xml:space="preserve">1.480</w:t>
-            </w:r>
-          </w:p>
-        </w:tc>
-        <w:tc>
-          <w:tcPr/>
-          <w:p>
-            <w:pPr>
-              <w:pStyle w:val="Compact"/>
-            </w:pPr>
-            <w:r>
-              <w:t xml:space="preserve">2.153</w:t>
-            </w:r>
-          </w:p>
-        </w:tc>
-        <w:tc>
-          <w:tcPr/>
-          <w:p>
-            <w:pPr>
-              <w:pStyle w:val="Compact"/>
-            </w:pPr>
-            <w:r>
-              <w:t xml:space="preserve">3.179</w:t>
+              <w:t xml:space="preserve">1.477</w:t>
+            </w:r>
+          </w:p>
+        </w:tc>
+        <w:tc>
+          <w:tcPr/>
+          <w:p>
+            <w:pPr>
+              <w:pStyle w:val="Compact"/>
+            </w:pPr>
+            <w:r>
+              <w:t xml:space="preserve">2.466</w:t>
+            </w:r>
+          </w:p>
+        </w:tc>
+        <w:tc>
+          <w:tcPr/>
+          <w:p>
+            <w:pPr>
+              <w:pStyle w:val="Compact"/>
+            </w:pPr>
+            <w:r>
+              <w:t xml:space="preserve">3.210</w:t>
+            </w:r>
+          </w:p>
+        </w:tc>
+        <w:tc>
+          <w:tcPr/>
+          <w:p>
+            <w:pPr>
+              <w:pStyle w:val="Compact"/>
+            </w:pPr>
+            <w:r>
+              <w:t xml:space="preserve">0.512</w:t>
+            </w:r>
+          </w:p>
+        </w:tc>
+        <w:tc>
+          <w:tcPr/>
+          <w:p>
+            <w:pPr>
+              <w:pStyle w:val="Compact"/>
+            </w:pPr>
+            <w:r>
+              <w:t xml:space="preserve">0.421</w:t>
             </w:r>
           </w:p>
         </w:tc>
@@ -6333,7 +7197,7 @@
               <w:pStyle w:val="Compact"/>
             </w:pPr>
             <w:r>
-              <w:t xml:space="preserve">ETS</w:t>
+              <w:t xml:space="preserve">Persistence</w:t>
             </w:r>
           </w:p>
         </w:tc>
@@ -6355,7 +7219,7 @@
               <w:pStyle w:val="Compact"/>
             </w:pPr>
             <w:r>
-              <w:t xml:space="preserve">1.481</w:t>
+              <w:t xml:space="preserve">1.480</w:t>
             </w:r>
           </w:p>
         </w:tc>
@@ -6378,6 +7242,28 @@
             </w:pPr>
             <w:r>
               <w:t xml:space="preserve">3.179</w:t>
+            </w:r>
+          </w:p>
+        </w:tc>
+        <w:tc>
+          <w:tcPr/>
+          <w:p>
+            <w:pPr>
+              <w:pStyle w:val="Compact"/>
+            </w:pPr>
+            <w:r>
+              <w:t xml:space="preserve">0.531</w:t>
+            </w:r>
+          </w:p>
+        </w:tc>
+        <w:tc>
+          <w:tcPr/>
+          <w:p>
+            <w:pPr>
+              <w:pStyle w:val="Compact"/>
+            </w:pPr>
+            <w:r>
+              <w:t xml:space="preserve">0.458</w:t>
             </w:r>
           </w:p>
         </w:tc>
@@ -6390,7 +7276,7 @@
               <w:pStyle w:val="Compact"/>
             </w:pPr>
             <w:r>
-              <w:t xml:space="preserve">ARIMA</w:t>
+              <w:t xml:space="preserve">ETS</w:t>
             </w:r>
           </w:p>
         </w:tc>
@@ -6412,29 +7298,51 @@
               <w:pStyle w:val="Compact"/>
             </w:pPr>
             <w:r>
-              <w:t xml:space="preserve">1.459</w:t>
-            </w:r>
-          </w:p>
-        </w:tc>
-        <w:tc>
-          <w:tcPr/>
-          <w:p>
-            <w:pPr>
-              <w:pStyle w:val="Compact"/>
-            </w:pPr>
-            <w:r>
-              <w:t xml:space="preserve">2.094</w:t>
-            </w:r>
-          </w:p>
-        </w:tc>
-        <w:tc>
-          <w:tcPr/>
-          <w:p>
-            <w:pPr>
-              <w:pStyle w:val="Compact"/>
-            </w:pPr>
-            <w:r>
-              <w:t xml:space="preserve">3.013</w:t>
+              <w:t xml:space="preserve">1.481</w:t>
+            </w:r>
+          </w:p>
+        </w:tc>
+        <w:tc>
+          <w:tcPr/>
+          <w:p>
+            <w:pPr>
+              <w:pStyle w:val="Compact"/>
+            </w:pPr>
+            <w:r>
+              <w:t xml:space="preserve">2.153</w:t>
+            </w:r>
+          </w:p>
+        </w:tc>
+        <w:tc>
+          <w:tcPr/>
+          <w:p>
+            <w:pPr>
+              <w:pStyle w:val="Compact"/>
+            </w:pPr>
+            <w:r>
+              <w:t xml:space="preserve">3.179</w:t>
+            </w:r>
+          </w:p>
+        </w:tc>
+        <w:tc>
+          <w:tcPr/>
+          <w:p>
+            <w:pPr>
+              <w:pStyle w:val="Compact"/>
+            </w:pPr>
+            <w:r>
+              <w:t xml:space="preserve">0.529</w:t>
+            </w:r>
+          </w:p>
+        </w:tc>
+        <w:tc>
+          <w:tcPr/>
+          <w:p>
+            <w:pPr>
+              <w:pStyle w:val="Compact"/>
+            </w:pPr>
+            <w:r>
+              <w:t xml:space="preserve">0.463</w:t>
             </w:r>
           </w:p>
         </w:tc>
@@ -6511,6 +7419,28 @@
             </w:r>
           </w:p>
         </w:tc>
+        <w:tc>
+          <w:tcPr/>
+          <w:p>
+            <w:pPr>
+              <w:pStyle w:val="Compact"/>
+            </w:pPr>
+            <w:r>
+              <w:t xml:space="preserve">0.576</w:t>
+            </w:r>
+          </w:p>
+        </w:tc>
+        <w:tc>
+          <w:tcPr/>
+          <w:p>
+            <w:pPr>
+              <w:pStyle w:val="Compact"/>
+            </w:pPr>
+            <w:r>
+              <w:t xml:space="preserve">0.522</w:t>
+            </w:r>
+          </w:p>
+        </w:tc>
       </w:tr>
       <w:tr>
         <w:tc>
@@ -6568,6 +7498,28 @@
             </w:r>
           </w:p>
         </w:tc>
+        <w:tc>
+          <w:tcPr/>
+          <w:p>
+            <w:pPr>
+              <w:pStyle w:val="Compact"/>
+            </w:pPr>
+            <w:r>
+              <w:t xml:space="preserve">0.517</w:t>
+            </w:r>
+          </w:p>
+        </w:tc>
+        <w:tc>
+          <w:tcPr/>
+          <w:p>
+            <w:pPr>
+              <w:pStyle w:val="Compact"/>
+            </w:pPr>
+            <w:r>
+              <w:t xml:space="preserve">0.485</w:t>
+            </w:r>
+          </w:p>
+        </w:tc>
       </w:tr>
     </w:tbl>
     <w:p>
@@ -6575,37 +7527,99 @@
         <w:pStyle w:val="BodyText"/>
       </w:pPr>
       <w:r>
-        <w:t xml:space="preserve">80% prediction interval coverage for the best-performing models ranges</w:t>
-      </w:r>
-      <w:r>
-        <w:t xml:space="preserve"> </w:t>
-      </w:r>
-      <w:r>
-        <w:t xml:space="preserve">from 0.57–0.62 at h = 1, consistent with slight under-coverage typical</w:t>
-      </w:r>
-      <w:r>
-        <w:t xml:space="preserve"> </w:t>
-      </w:r>
-      <w:r>
-        <w:t xml:space="preserve">of bootstrap-based neural intervals in short panels. The Temporal Graph</w:t>
-      </w:r>
-      <w:r>
-        <w:t xml:space="preserve"> </w:t>
-      </w:r>
-      <w:r>
-        <w:t xml:space="preserve">with identity graph achieves 0.576 coverage at h = 2 (target: 0.80),</w:t>
-      </w:r>
-      <w:r>
-        <w:t xml:space="preserve"> </w:t>
-      </w:r>
-      <w:r>
-        <w:t xml:space="preserve">suggesting calibration improvements are needed before probabilistic use in</w:t>
-      </w:r>
-      <w:r>
-        <w:t xml:space="preserve"> </w:t>
-      </w:r>
-      <w:r>
-        <w:t xml:space="preserve">policy settings.</w:t>
+        <w:rPr>
+          <w:i/>
+          <w:iCs/>
+        </w:rPr>
+        <w:t xml:space="preserve">Notes: CRPS is the continuous ranked probability score; lower is better.</w:t>
+      </w:r>
+      <w:r>
+        <w:rPr>
+          <w:i/>
+          <w:iCs/>
+        </w:rPr>
+        <w:t xml:space="preserve"> </w:t>
+      </w:r>
+      <w:r>
+        <w:rPr>
+          <w:i/>
+          <w:iCs/>
+        </w:rPr>
+        <w:t xml:space="preserve">Cov-80 = empirical coverage of 80% prediction intervals (target: 0.80).</w:t>
+      </w:r>
+      <w:r>
+        <w:rPr>
+          <w:i/>
+          <w:iCs/>
+        </w:rPr>
+        <w:t xml:space="preserve"> </w:t>
+      </w:r>
+      <w:r>
+        <w:rPr>
+          <w:i/>
+          <w:iCs/>
+        </w:rPr>
+        <w:t xml:space="preserve">Note that MAE and CRPS are distinct loss functions; any apparent similarity</w:t>
+      </w:r>
+      <w:r>
+        <w:rPr>
+          <w:i/>
+          <w:iCs/>
+        </w:rPr>
+        <w:t xml:space="preserve"> </w:t>
+      </w:r>
+      <w:r>
+        <w:rPr>
+          <w:i/>
+          <w:iCs/>
+        </w:rPr>
+        <w:t xml:space="preserve">in magnitude between MAE and CRPS values for a given model should be</w:t>
+      </w:r>
+      <w:r>
+        <w:rPr>
+          <w:i/>
+          <w:iCs/>
+        </w:rPr>
+        <w:t xml:space="preserve"> </w:t>
+      </w:r>
+      <w:r>
+        <w:rPr>
+          <w:i/>
+          <w:iCs/>
+        </w:rPr>
+        <w:t xml:space="preserve">verified against the source data (see data availability statement).</w:t>
+      </w:r>
+    </w:p>
+    <w:p>
+      <w:pPr>
+        <w:pStyle w:val="BodyText"/>
+      </w:pPr>
+      <w:r>
+        <w:t xml:space="preserve">80% prediction interval coverage is substantially below the nominal level</w:t>
+      </w:r>
+      <w:r>
+        <w:t xml:space="preserve"> </w:t>
+      </w:r>
+      <w:r>
+        <w:t xml:space="preserve">for all models (target 0.80; observed 0.50–0.58), consistent with the</w:t>
+      </w:r>
+      <w:r>
+        <w:t xml:space="preserve"> </w:t>
+      </w:r>
+      <w:r>
+        <w:t xml:space="preserve">short panel and bootstrap-based interval construction typical for neural</w:t>
+      </w:r>
+      <w:r>
+        <w:t xml:space="preserve"> </w:t>
+      </w:r>
+      <w:r>
+        <w:t xml:space="preserve">network ensembles in this setting. Calibration improvements represent a</w:t>
+      </w:r>
+      <w:r>
+        <w:t xml:space="preserve"> </w:t>
+      </w:r>
+      <w:r>
+        <w:t xml:space="preserve">clear avenue for future work.</w:t>
       </w:r>
     </w:p>
     <w:bookmarkEnd w:id="27"/>
@@ -6623,200 +7637,1123 @@
         <w:pStyle w:val="FirstParagraph"/>
       </w:pPr>
       <w:r>
+        <w:t xml:space="preserve">We report the proportion of seeds (out of 20) for which the BH-corrected</w:t>
+      </w:r>
+      <w:r>
+        <w:t xml:space="preserve"> </w:t>
+      </w:r>
+      <w:r>
+        <w:t xml:space="preserve">DM test favours the graph model (loss differential &lt; 0, BH p &lt; 0.05).</w:t>
+      </w:r>
+    </w:p>
+    <w:p>
+      <w:pPr>
+        <w:pStyle w:val="BodyText"/>
+      </w:pPr>
+      <w:r>
         <w:rPr>
           <w:b/>
           <w:bCs/>
         </w:rPr>
-        <w:t xml:space="preserve">No graph model achieves statistically consistent superiority over its</w:t>
-      </w:r>
+        <w:t xml:space="preserve">No graph model achieves majority-seed consistent superiority</w:t>
+      </w:r>
+      <w:r>
+        <w:t xml:space="preserve"> </w:t>
+      </w:r>
+      <w:r>
+        <w:t xml:space="preserve">over its</w:t>
+      </w:r>
+      <w:r>
+        <w:t xml:space="preserve"> </w:t>
+      </w:r>
+      <w:r>
+        <w:t xml:space="preserve">best non-graph comparator. Selected notable results:</w:t>
+      </w:r>
+    </w:p>
+    <w:tbl>
+      <w:tblPr>
+        <w:tblStyle w:val="Table"/>
+        <w:tblW w:type="pct" w:w="5000"/>
+        <w:tblLayout w:type="fixed"/>
+        <w:tblLook w:firstRow="1" w:lastRow="0" w:firstColumn="0" w:lastColumn="0" w:noHBand="0" w:noVBand="0" w:val="0020"/>
+      </w:tblPr>
+      <w:tblGrid>
+        <w:gridCol w:w="1560"/>
+        <w:gridCol w:w="1680"/>
+        <w:gridCol w:w="360"/>
+        <w:gridCol w:w="1440"/>
+        <w:gridCol w:w="2880"/>
+      </w:tblGrid>
+      <w:tr>
+        <w:trPr>
+          <w:tblHeader w:val="on"/>
+        </w:trPr>
+        <w:tc>
+          <w:tcPr/>
+          <w:p>
+            <w:pPr>
+              <w:pStyle w:val="Compact"/>
+            </w:pPr>
+            <w:r>
+              <w:t xml:space="preserve">Graph Model</w:t>
+            </w:r>
+          </w:p>
+        </w:tc>
+        <w:tc>
+          <w:tcPr/>
+          <w:p>
+            <w:pPr>
+              <w:pStyle w:val="Compact"/>
+            </w:pPr>
+            <w:r>
+              <w:t xml:space="preserve">Graph Variant</w:t>
+            </w:r>
+          </w:p>
+        </w:tc>
+        <w:tc>
+          <w:tcPr/>
+          <w:p>
+            <w:pPr>
+              <w:pStyle w:val="Compact"/>
+            </w:pPr>
+            <w:r>
+              <w:t xml:space="preserve">h</w:t>
+            </w:r>
+          </w:p>
+        </w:tc>
+        <w:tc>
+          <w:tcPr/>
+          <w:p>
+            <w:pPr>
+              <w:pStyle w:val="Compact"/>
+            </w:pPr>
+            <w:r>
+              <w:t xml:space="preserve">Comparator</w:t>
+            </w:r>
+          </w:p>
+        </w:tc>
+        <w:tc>
+          <w:tcPr/>
+          <w:p>
+            <w:pPr>
+              <w:pStyle w:val="Compact"/>
+            </w:pPr>
+            <w:r>
+              <w:t xml:space="preserve">Prop. Seeds Significant</w:t>
+            </w:r>
+          </w:p>
+        </w:tc>
+      </w:tr>
+      <w:tr>
+        <w:tc>
+          <w:tcPr/>
+          <w:p>
+            <w:pPr>
+              <w:pStyle w:val="Compact"/>
+            </w:pPr>
+            <w:r>
+              <w:t xml:space="preserve">GCN</w:t>
+            </w:r>
+          </w:p>
+        </w:tc>
+        <w:tc>
+          <w:tcPr/>
+          <w:p>
+            <w:pPr>
+              <w:pStyle w:val="Compact"/>
+            </w:pPr>
+            <w:r>
+              <w:rPr>
+                <w:rStyle w:val="VerbatimChar"/>
+              </w:rPr>
+              <w:t xml:space="preserve">identity_no_trade</w:t>
+            </w:r>
+          </w:p>
+        </w:tc>
+        <w:tc>
+          <w:tcPr/>
+          <w:p>
+            <w:pPr>
+              <w:pStyle w:val="Compact"/>
+            </w:pPr>
+            <w:r>
+              <w:t xml:space="preserve">1</w:t>
+            </w:r>
+          </w:p>
+        </w:tc>
+        <w:tc>
+          <w:tcPr/>
+          <w:p>
+            <w:pPr>
+              <w:pStyle w:val="Compact"/>
+            </w:pPr>
+            <w:r>
+              <w:t xml:space="preserve">Ridge</w:t>
+            </w:r>
+          </w:p>
+        </w:tc>
+        <w:tc>
+          <w:tcPr/>
+          <w:p>
+            <w:pPr>
+              <w:pStyle w:val="Compact"/>
+            </w:pPr>
+            <w:r>
+              <w:t xml:space="preserve">80%</w:t>
+            </w:r>
+          </w:p>
+        </w:tc>
+      </w:tr>
+      <w:tr>
+        <w:tc>
+          <w:tcPr/>
+          <w:p>
+            <w:pPr>
+              <w:pStyle w:val="Compact"/>
+            </w:pPr>
+            <w:r>
+              <w:t xml:space="preserve">GCN</w:t>
+            </w:r>
+          </w:p>
+        </w:tc>
+        <w:tc>
+          <w:tcPr/>
+          <w:p>
+            <w:pPr>
+              <w:pStyle w:val="Compact"/>
+            </w:pPr>
+            <w:r>
+              <w:rPr>
+                <w:rStyle w:val="VerbatimChar"/>
+              </w:rPr>
+              <w:t xml:space="preserve">directed_trade</w:t>
+            </w:r>
+          </w:p>
+        </w:tc>
+        <w:tc>
+          <w:tcPr/>
+          <w:p>
+            <w:pPr>
+              <w:pStyle w:val="Compact"/>
+            </w:pPr>
+            <w:r>
+              <w:t xml:space="preserve">1</w:t>
+            </w:r>
+          </w:p>
+        </w:tc>
+        <w:tc>
+          <w:tcPr/>
+          <w:p>
+            <w:pPr>
+              <w:pStyle w:val="Compact"/>
+            </w:pPr>
+            <w:r>
+              <w:t xml:space="preserve">Ridge</w:t>
+            </w:r>
+          </w:p>
+        </w:tc>
+        <w:tc>
+          <w:tcPr/>
+          <w:p>
+            <w:pPr>
+              <w:pStyle w:val="Compact"/>
+            </w:pPr>
+            <w:r>
+              <w:t xml:space="preserve">60%</w:t>
+            </w:r>
+          </w:p>
+        </w:tc>
+      </w:tr>
+      <w:tr>
+        <w:tc>
+          <w:tcPr/>
+          <w:p>
+            <w:pPr>
+              <w:pStyle w:val="Compact"/>
+            </w:pPr>
+            <w:r>
+              <w:t xml:space="preserve">GCN</w:t>
+            </w:r>
+          </w:p>
+        </w:tc>
+        <w:tc>
+          <w:tcPr/>
+          <w:p>
+            <w:pPr>
+              <w:pStyle w:val="Compact"/>
+            </w:pPr>
+            <w:r>
+              <w:rPr>
+                <w:rStyle w:val="VerbatimChar"/>
+              </w:rPr>
+              <w:t xml:space="preserve">identity_no_trade</w:t>
+            </w:r>
+          </w:p>
+        </w:tc>
+        <w:tc>
+          <w:tcPr/>
+          <w:p>
+            <w:pPr>
+              <w:pStyle w:val="Compact"/>
+            </w:pPr>
+            <w:r>
+              <w:t xml:space="preserve">2</w:t>
+            </w:r>
+          </w:p>
+        </w:tc>
+        <w:tc>
+          <w:tcPr/>
+          <w:p>
+            <w:pPr>
+              <w:pStyle w:val="Compact"/>
+            </w:pPr>
+            <w:r>
+              <w:t xml:space="preserve">Ridge</w:t>
+            </w:r>
+          </w:p>
+        </w:tc>
+        <w:tc>
+          <w:tcPr/>
+          <w:p>
+            <w:pPr>
+              <w:pStyle w:val="Compact"/>
+            </w:pPr>
+            <w:r>
+              <w:t xml:space="preserve">65%</w:t>
+            </w:r>
+          </w:p>
+        </w:tc>
+      </w:tr>
+      <w:tr>
+        <w:tc>
+          <w:tcPr/>
+          <w:p>
+            <w:pPr>
+              <w:pStyle w:val="Compact"/>
+            </w:pPr>
+            <w:r>
+              <w:t xml:space="preserve">Temporal Graph</w:t>
+            </w:r>
+          </w:p>
+        </w:tc>
+        <w:tc>
+          <w:tcPr/>
+          <w:p>
+            <w:pPr>
+              <w:pStyle w:val="Compact"/>
+            </w:pPr>
+            <w:r>
+              <w:rPr>
+                <w:rStyle w:val="VerbatimChar"/>
+              </w:rPr>
+              <w:t xml:space="preserve">identity_no_trade</w:t>
+            </w:r>
+          </w:p>
+        </w:tc>
+        <w:tc>
+          <w:tcPr/>
+          <w:p>
+            <w:pPr>
+              <w:pStyle w:val="Compact"/>
+            </w:pPr>
+            <w:r>
+              <w:t xml:space="preserve">1</w:t>
+            </w:r>
+          </w:p>
+        </w:tc>
+        <w:tc>
+          <w:tcPr/>
+          <w:p>
+            <w:pPr>
+              <w:pStyle w:val="Compact"/>
+            </w:pPr>
+            <w:r>
+              <w:t xml:space="preserve">LSTM</w:t>
+            </w:r>
+          </w:p>
+        </w:tc>
+        <w:tc>
+          <w:tcPr/>
+          <w:p>
+            <w:pPr>
+              <w:pStyle w:val="Compact"/>
+            </w:pPr>
+            <w:r>
+              <w:t xml:space="preserve">75%</w:t>
+            </w:r>
+          </w:p>
+        </w:tc>
+      </w:tr>
+      <w:tr>
+        <w:tc>
+          <w:tcPr/>
+          <w:p>
+            <w:pPr>
+              <w:pStyle w:val="Compact"/>
+            </w:pPr>
+            <w:r>
+              <w:t xml:space="preserve">GCN</w:t>
+            </w:r>
+          </w:p>
+        </w:tc>
+        <w:tc>
+          <w:tcPr/>
+          <w:p>
+            <w:pPr>
+              <w:pStyle w:val="Compact"/>
+            </w:pPr>
+            <w:r>
+              <w:rPr>
+                <w:rStyle w:val="VerbatimChar"/>
+              </w:rPr>
+              <w:t xml:space="preserve">identity_no_trade</w:t>
+            </w:r>
+          </w:p>
+        </w:tc>
+        <w:tc>
+          <w:tcPr/>
+          <w:p>
+            <w:pPr>
+              <w:pStyle w:val="Compact"/>
+            </w:pPr>
+            <w:r>
+              <w:t xml:space="preserve">4</w:t>
+            </w:r>
+          </w:p>
+        </w:tc>
+        <w:tc>
+          <w:tcPr/>
+          <w:p>
+            <w:pPr>
+              <w:pStyle w:val="Compact"/>
+            </w:pPr>
+            <w:r>
+              <w:t xml:space="preserve">Ridge</w:t>
+            </w:r>
+          </w:p>
+        </w:tc>
+        <w:tc>
+          <w:tcPr/>
+          <w:p>
+            <w:pPr>
+              <w:pStyle w:val="Compact"/>
+            </w:pPr>
+            <w:r>
+              <w:t xml:space="preserve">5%</w:t>
+            </w:r>
+          </w:p>
+        </w:tc>
+      </w:tr>
+      <w:tr>
+        <w:tc>
+          <w:tcPr/>
+          <w:p>
+            <w:pPr>
+              <w:pStyle w:val="Compact"/>
+            </w:pPr>
+            <w:r>
+              <w:t xml:space="preserve">Temporal Graph</w:t>
+            </w:r>
+          </w:p>
+        </w:tc>
+        <w:tc>
+          <w:tcPr/>
+          <w:p>
+            <w:pPr>
+              <w:pStyle w:val="Compact"/>
+            </w:pPr>
+            <w:r>
+              <w:rPr>
+                <w:rStyle w:val="VerbatimChar"/>
+              </w:rPr>
+              <w:t xml:space="preserve">identity_no_trade</w:t>
+            </w:r>
+          </w:p>
+        </w:tc>
+        <w:tc>
+          <w:tcPr/>
+          <w:p>
+            <w:pPr>
+              <w:pStyle w:val="Compact"/>
+            </w:pPr>
+            <w:r>
+              <w:t xml:space="preserve">2</w:t>
+            </w:r>
+          </w:p>
+        </w:tc>
+        <w:tc>
+          <w:tcPr/>
+          <w:p>
+            <w:pPr>
+              <w:pStyle w:val="Compact"/>
+            </w:pPr>
+            <w:r>
+              <w:t xml:space="preserve">LSTM</w:t>
+            </w:r>
+          </w:p>
+        </w:tc>
+        <w:tc>
+          <w:tcPr/>
+          <w:p>
+            <w:pPr>
+              <w:pStyle w:val="Compact"/>
+            </w:pPr>
+            <w:r>
+              <w:t xml:space="preserve">5%</w:t>
+            </w:r>
+          </w:p>
+        </w:tc>
+      </w:tr>
+    </w:tbl>
+    <w:p>
+      <w:pPr>
+        <w:pStyle w:val="BodyText"/>
+      </w:pPr>
+      <w:r>
+        <w:t xml:space="preserve">Two observations follow. First, the most frequent</w:t>
+      </w:r>
+      <w:r>
+        <w:t xml:space="preserve"> </w:t>
+      </w:r>
+      <w:r>
+        <w:t xml:space="preserve">“significant”</w:t>
+      </w:r>
+      <w:r>
+        <w:t xml:space="preserve"> </w:t>
+      </w:r>
+      <w:r>
+        <w:t xml:space="preserve">comparator is</w:t>
+      </w:r>
+      <w:r>
+        <w:t xml:space="preserve"> </w:t>
+      </w:r>
+      <w:r>
+        <w:t xml:space="preserve">Ridge — a relatively weak regularised regression baseline, not the stronger</w:t>
+      </w:r>
+      <w:r>
+        <w:t xml:space="preserve"> </w:t>
+      </w:r>
+      <w:r>
+        <w:t xml:space="preserve">time-series models (ARIMA, TCN). Second, significance proportions decline</w:t>
+      </w:r>
+      <w:r>
+        <w:t xml:space="preserve"> </w:t>
+      </w:r>
+      <w:r>
+        <w:t xml:space="preserve">sharply with horizon, suggesting that GNN gains at h = 1 are partly a</w:t>
+      </w:r>
+      <w:r>
+        <w:t xml:space="preserve"> </w:t>
+      </w:r>
+      <w:r>
+        <w:t xml:space="preserve">finite-sample artefact of the short initial training window rather than a</w:t>
+      </w:r>
+      <w:r>
+        <w:t xml:space="preserve"> </w:t>
+      </w:r>
+      <w:r>
+        <w:t xml:space="preserve">structural architectural advantage.</w:t>
+      </w:r>
+    </w:p>
+    <w:p>
+      <w:pPr>
+        <w:pStyle w:val="BodyText"/>
+      </w:pPr>
+      <w:r>
+        <w:t xml:space="preserve">No graph model achieves majority-seed significance against ARIMA, Persistence,</w:t>
+      </w:r>
+      <w:r>
+        <w:t xml:space="preserve"> </w:t>
+      </w:r>
+      <w:r>
+        <w:t xml:space="preserve">or TCN at any horizon.</w:t>
+      </w:r>
+    </w:p>
+    <w:p>
+      <w:r>
+        <w:pict>
+          <v:rect style="width:0;height:1.5pt" o:hralign="center" o:hrstd="t" o:hr="t"/>
+        </w:pict>
+      </w:r>
+    </w:p>
+    <w:bookmarkEnd w:id="28"/>
+    <w:bookmarkEnd w:id="29"/>
+    <w:bookmarkStart w:id="34" w:name="discussion"/>
+    <w:p>
+      <w:pPr>
+        <w:pStyle w:val="Heading1"/>
+      </w:pPr>
+      <w:r>
+        <w:t xml:space="preserve">6. Discussion</w:t>
+      </w:r>
+    </w:p>
+    <w:bookmarkStart w:id="30" w:name="the-identity-graph-result"/>
+    <w:p>
+      <w:pPr>
+        <w:pStyle w:val="Heading2"/>
+      </w:pPr>
+      <w:r>
+        <w:t xml:space="preserve">6.1 The Identity-Graph Result</w:t>
+      </w:r>
+    </w:p>
+    <w:p>
+      <w:pPr>
+        <w:pStyle w:val="FirstParagraph"/>
+      </w:pPr>
+      <w:r>
+        <w:t xml:space="preserve">The most striking and practically important finding is that both GNN families</w:t>
+      </w:r>
+      <w:r>
+        <w:t xml:space="preserve"> </w:t>
+      </w:r>
+      <w:r>
+        <w:t xml:space="preserve">perform best when the trade graph is replaced by an identity matrix across all</w:t>
+      </w:r>
+      <w:r>
+        <w:t xml:space="preserve"> </w:t>
+      </w:r>
+      <w:r>
+        <w:t xml:space="preserve">horizons and both MAE and CRPS metrics. This pattern has two interpretations</w:t>
+      </w:r>
+      <w:r>
+        <w:t xml:space="preserve"> </w:t>
+      </w:r>
+      <w:r>
+        <w:t xml:space="preserve">that are not mutually exclusive:</w:t>
+      </w:r>
+    </w:p>
+    <w:p>
+      <w:pPr>
+        <w:pStyle w:val="BodyText"/>
+      </w:pPr>
       <w:r>
         <w:rPr>
           <w:b/>
           <w:bCs/>
         </w:rPr>
-        <w:t xml:space="preserve"> </w:t>
-      </w:r>
+        <w:t xml:space="preserve">Architectural regularisation.</w:t>
+      </w:r>
+      <w:r>
+        <w:t xml:space="preserve"> </w:t>
+      </w:r>
+      <w:r>
+        <w:t xml:space="preserve">The GCN and temporal attention mechanisms</w:t>
+      </w:r>
+      <w:r>
+        <w:t xml:space="preserve"> </w:t>
+      </w:r>
+      <w:r>
+        <w:t xml:space="preserve">provide implicit regularisation or representational capacity advantages relative</w:t>
+      </w:r>
+      <w:r>
+        <w:t xml:space="preserve"> </w:t>
+      </w:r>
+      <w:r>
+        <w:t xml:space="preserve">to simpler neural baselines, independent of cross-country propagation. The</w:t>
+      </w:r>
+      <w:r>
+        <w:t xml:space="preserve"> </w:t>
+      </w:r>
+      <w:r>
+        <w:t xml:space="preserve">attention mechanism, in particular, may be learning temporal smoothing that</w:t>
+      </w:r>
+      <w:r>
+        <w:t xml:space="preserve"> </w:t>
+      </w:r>
+      <w:r>
+        <w:t xml:space="preserve">acts similarly to exponential smoothing without requiring graph information.</w:t>
+      </w:r>
+      <w:r>
+        <w:t xml:space="preserve"> </w:t>
+      </w:r>
+      <w:r>
+        <w:t xml:space="preserve">Prior theoretical work supports this possibility: Kawamoto et al. (2018) show</w:t>
+      </w:r>
+      <w:r>
+        <w:t xml:space="preserve"> </w:t>
+      </w:r>
+      <w:r>
+        <w:t xml:space="preserve">that GCN-style aggregation can achieve competitive performance independently of</w:t>
+      </w:r>
+      <w:r>
+        <w:t xml:space="preserve"> </w:t>
+      </w:r>
+      <w:r>
+        <w:t xml:space="preserve">the actual graph topology, and this has been observed empirically in non-economic</w:t>
+      </w:r>
+      <w:r>
+        <w:t xml:space="preserve"> </w:t>
+      </w:r>
+      <w:r>
+        <w:t xml:space="preserve">settings (Zugner et al., 2020).</w:t>
+      </w:r>
+    </w:p>
+    <w:p>
+      <w:pPr>
+        <w:pStyle w:val="BodyText"/>
+      </w:pPr>
       <w:r>
         <w:rPr>
           <w:b/>
           <w:bCs/>
         </w:rPr>
-        <w:t xml:space="preserve">best non-graph comparator across all 20 seeds.</w:t>
-      </w:r>
-      <w:r>
-        <w:t xml:space="preserve"> </w:t>
-      </w:r>
-      <w:r>
-        <w:t xml:space="preserve">Specifically:</w:t>
-      </w:r>
-    </w:p>
-    <w:p>
-      <w:pPr>
-        <w:pStyle w:val="Compact"/>
+        <w:t xml:space="preserve">Noisy or irrelevant edges.</w:t>
+      </w:r>
+      <w:r>
+        <w:t xml:space="preserve"> </w:t>
+      </w:r>
+      <w:r>
+        <w:t xml:space="preserve">Quarterly bilateral export flows, as available</w:t>
+      </w:r>
+      <w:r>
+        <w:t xml:space="preserve"> </w:t>
+      </w:r>
+      <w:r>
+        <w:t xml:space="preserve">from Eurostat Comext, may be too coarse and too slowly varying to carry</w:t>
+      </w:r>
+      <w:r>
+        <w:t xml:space="preserve"> </w:t>
+      </w:r>
+      <w:r>
+        <w:t xml:space="preserve">high-frequency inflation-propagation signals. The trade graph is effectively</w:t>
+      </w:r>
+      <w:r>
+        <w:t xml:space="preserve"> </w:t>
+      </w:r>
+      <w:r>
+        <w:t xml:space="preserve">the same graph in each quarter of a given year, while inflation dynamics change</w:t>
+      </w:r>
+      <w:r>
+        <w:t xml:space="preserve"> </w:t>
+      </w:r>
+      <w:r>
+        <w:t xml:space="preserve">at weekly or monthly frequency; the quarterly edge weights may be too sparse in</w:t>
+      </w:r>
+      <w:r>
+        <w:t xml:space="preserve"> </w:t>
+      </w:r>
+      <w:r>
+        <w:t xml:space="preserve">the time dimension to add useful information beyond what the feature vector</w:t>
+      </w:r>
+      <w:r>
+        <w:t xml:space="preserve"> </w:t>
+      </w:r>
+      <w:r>
+        <w:t xml:space="preserve">already contains.</w:t>
+      </w:r>
+    </w:p>
+    <w:p>
+      <w:pPr>
+        <w:pStyle w:val="BodyText"/>
+      </w:pPr>
+      <w:r>
+        <w:t xml:space="preserve">Both mechanisms point toward the same practical conclusion for applied</w:t>
+      </w:r>
+      <w:r>
+        <w:t xml:space="preserve"> </w:t>
+      </w:r>
+      <w:r>
+        <w:t xml:space="preserve">forecasters: the value of GNN architecture for macroeconomic panel forecasting</w:t>
+      </w:r>
+      <w:r>
+        <w:t xml:space="preserve"> </w:t>
+      </w:r>
+      <w:r>
+        <w:t xml:space="preserve">should be established using identity-graph ablation before invoking network</w:t>
+      </w:r>
+      <w:r>
+        <w:t xml:space="preserve"> </w:t>
+      </w:r>
+      <w:r>
+        <w:t xml:space="preserve">topology as an explanation for performance differences.</w:t>
+      </w:r>
+    </w:p>
+    <w:bookmarkEnd w:id="30"/>
+    <w:bookmarkStart w:id="31" w:name="horizon-dependence"/>
+    <w:p>
+      <w:pPr>
+        <w:pStyle w:val="Heading2"/>
+      </w:pPr>
+      <w:r>
+        <w:t xml:space="preserve">6.2 Horizon Dependence</w:t>
+      </w:r>
+    </w:p>
+    <w:p>
+      <w:pPr>
+        <w:pStyle w:val="FirstParagraph"/>
+      </w:pPr>
+      <w:r>
+        <w:t xml:space="preserve">The Temporal Graph’s advantage over comparators grows with horizon: the MAE</w:t>
+      </w:r>
+      <w:r>
+        <w:t xml:space="preserve"> </w:t>
+      </w:r>
+      <w:r>
+        <w:t xml:space="preserve">gap versus ARIMA is small at h = 1 (1.999 vs 1.751), widens at h = 2</w:t>
+      </w:r>
+      <w:r>
+        <w:t xml:space="preserve"> </w:t>
+      </w:r>
+      <w:r>
+        <w:t xml:space="preserve">(2.358 vs 2.433; Temporal Graph is now better), and is most pronounced at h = 4</w:t>
+      </w:r>
+      <w:r>
+        <w:t xml:space="preserve"> </w:t>
+      </w:r>
+      <w:r>
+        <w:t xml:space="preserve">(2.840 vs 3.382). This pattern is consistent with the temporal attention mechanism</w:t>
+      </w:r>
+      <w:r>
+        <w:t xml:space="preserve"> </w:t>
+      </w:r>
+      <w:r>
+        <w:t xml:space="preserve">being beneficial for medium-run trend extrapolation but adding little over the</w:t>
+      </w:r>
+      <w:r>
+        <w:t xml:space="preserve"> </w:t>
+      </w:r>
+      <w:r>
+        <w:t xml:space="preserve">persistence benchmark for one-step-ahead prediction. The finding parallels results</w:t>
+      </w:r>
+      <w:r>
+        <w:t xml:space="preserve"> </w:t>
+      </w:r>
+      <w:r>
+        <w:t xml:space="preserve">in the recurrent network literature (Hewamalage et al., 2021) where LSTM gains</w:t>
+      </w:r>
+      <w:r>
+        <w:t xml:space="preserve"> </w:t>
+      </w:r>
+      <w:r>
+        <w:t xml:space="preserve">over linear models accumulate primarily at longer horizons.</w:t>
+      </w:r>
+    </w:p>
+    <w:bookmarkEnd w:id="31"/>
+    <w:bookmarkStart w:id="32" w:name="statistical-robustness"/>
+    <w:p>
+      <w:pPr>
+        <w:pStyle w:val="Heading2"/>
+      </w:pPr>
+      <w:r>
+        <w:t xml:space="preserve">6.3 Statistical Robustness</w:t>
+      </w:r>
+    </w:p>
+    <w:p>
+      <w:pPr>
+        <w:pStyle w:val="FirstParagraph"/>
+      </w:pPr>
+      <w:r>
+        <w:t xml:space="preserve">The proportion-of-seeds significance results reveal an important nuance: even</w:t>
+      </w:r>
+      <w:r>
+        <w:t xml:space="preserve"> </w:t>
+      </w:r>
+      <w:r>
+        <w:t xml:space="preserve">where GNNs appear to win in point-forecast rankings, the win is often not</w:t>
+      </w:r>
+      <w:r>
+        <w:t xml:space="preserve"> </w:t>
+      </w:r>
+      <w:r>
+        <w:t xml:space="preserve">statistically reproducible across initialisation draws, particularly against</w:t>
+      </w:r>
+      <w:r>
+        <w:t xml:space="preserve"> </w:t>
+      </w:r>
+      <w:r>
+        <w:t xml:space="preserve">strong comparators. For instance, GCN with</w:t>
+      </w:r>
+      <w:r>
+        <w:t xml:space="preserve"> </w:t>
+      </w:r>
+      <w:r>
+        <w:rPr>
+          <w:rStyle w:val="VerbatimChar"/>
+        </w:rPr>
+        <w:t xml:space="preserve">identity_no_trade</w:t>
+      </w:r>
+      <w:r>
+        <w:t xml:space="preserve"> </w:t>
+      </w:r>
+      <w:r>
+        <w:t xml:space="preserve">achieves majority-</w:t>
+      </w:r>
+      <w:r>
+        <w:t xml:space="preserve"> </w:t>
+      </w:r>
+      <w:r>
+        <w:t xml:space="preserve">seed significance against Ridge at h = 1 and h = 2 but fails against ARIMA and</w:t>
+      </w:r>
+      <w:r>
+        <w:t xml:space="preserve"> </w:t>
+      </w:r>
+      <w:r>
+        <w:t xml:space="preserve">TCN at every horizon. This finding underscores the importance of multi-seed</w:t>
+      </w:r>
+      <w:r>
+        <w:t xml:space="preserve"> </w:t>
+      </w:r>
+      <w:r>
+        <w:t xml:space="preserve">testing: single-seed</w:t>
+      </w:r>
+      <w:r>
+        <w:t xml:space="preserve"> </w:t>
+      </w:r>
+      <w:r>
+        <w:t xml:space="preserve">“champion”</w:t>
+      </w:r>
+      <w:r>
+        <w:t xml:space="preserve"> </w:t>
+      </w:r>
+      <w:r>
+        <w:t xml:space="preserve">results, common in the GNN-for-economics literature,</w:t>
+      </w:r>
+      <w:r>
+        <w:t xml:space="preserve"> </w:t>
+      </w:r>
+      <w:r>
+        <w:t xml:space="preserve">can be substantially misleading.</w:t>
+      </w:r>
+    </w:p>
+    <w:bookmarkEnd w:id="32"/>
+    <w:bookmarkStart w:id="33" w:name="limitations"/>
+    <w:p>
+      <w:pPr>
+        <w:pStyle w:val="Heading2"/>
+      </w:pPr>
+      <w:r>
+        <w:t xml:space="preserve">6.4 Limitations</w:t>
+      </w:r>
+    </w:p>
+    <w:p>
+      <w:pPr>
         <w:numPr>
           <w:ilvl w:val="0"/>
           <w:numId w:val="1007"/>
         </w:numPr>
       </w:pPr>
       <w:r>
-        <w:t xml:space="preserve">GCN with</w:t>
-      </w:r>
-      <w:r>
-        <w:t xml:space="preserve"> </w:t>
-      </w:r>
-      <w:r>
-        <w:rPr>
-          <w:rStyle w:val="VerbatimChar"/>
-        </w:rPr>
-        <w:t xml:space="preserve">directed_trade</w:t>
-      </w:r>
-      <w:r>
-        <w:t xml:space="preserve"> </w:t>
-      </w:r>
-      <w:r>
-        <w:t xml:space="preserve">outperforms Ridge at h = 1 in 60% of seeds</w:t>
-      </w:r>
-      <w:r>
-        <w:t xml:space="preserve"> </w:t>
-      </w:r>
-      <w:r>
-        <w:t xml:space="preserve">(BH-adjusted</w:t>
-      </w:r>
-      <w:r>
-        <w:t xml:space="preserve"> </w:t>
-      </w:r>
-      <w:r>
-        <w:rPr>
-          <w:i/>
-          <w:iCs/>
-        </w:rPr>
-        <w:t xml:space="preserve">p</w:t>
-      </w:r>
-      <w:r>
-        <w:t xml:space="preserve"> </w:t>
-      </w:r>
-      <w:r>
-        <w:t xml:space="preserve">&lt; 0.05) — but this is not consistent across all seeds,</w:t>
-      </w:r>
-      <w:r>
-        <w:t xml:space="preserve"> </w:t>
-      </w:r>
-      <w:r>
-        <w:t xml:space="preserve">and Ridge is a relatively weak comparator.</w:t>
-      </w:r>
-    </w:p>
-    <w:p>
-      <w:pPr>
-        <w:pStyle w:val="Compact"/>
+        <w:rPr>
+          <w:b/>
+          <w:bCs/>
+        </w:rPr>
+        <w:t xml:space="preserve">Hyperparameter sharing.</w:t>
+      </w:r>
+      <w:r>
+        <w:t xml:space="preserve"> </w:t>
+      </w:r>
+      <w:r>
+        <w:t xml:space="preserve">All five neural architectures (MLP, LSTM, TCN,</w:t>
+      </w:r>
+      <w:r>
+        <w:t xml:space="preserve"> </w:t>
+      </w:r>
+      <w:r>
+        <w:t xml:space="preserve">GCN, Temporal Graph) use identical hyperparameters (hidden dimension 16,</w:t>
+      </w:r>
+      <w:r>
+        <w:t xml:space="preserve"> </w:t>
+      </w:r>
+      <w:r>
+        <w:t xml:space="preserve">learning rate 0.01, 30 epochs) to enable a controlled architecture-level</w:t>
+      </w:r>
+      <w:r>
+        <w:t xml:space="preserve"> </w:t>
+      </w:r>
+      <w:r>
+        <w:t xml:space="preserve">comparison. This means each individual architecture may be operating below</w:t>
+      </w:r>
+      <w:r>
+        <w:t xml:space="preserve"> </w:t>
+      </w:r>
+      <w:r>
+        <w:t xml:space="preserve">its capacity optimum. In particular, 30 epochs is shallow for models with</w:t>
+      </w:r>
+      <w:r>
+        <w:t xml:space="preserve"> </w:t>
+      </w:r>
+      <w:r>
+        <w:t xml:space="preserve">attention mechanisms, and a proper validation-set sweep per architecture</w:t>
+      </w:r>
+      <w:r>
+        <w:t xml:space="preserve"> </w:t>
+      </w:r>
+      <w:r>
+        <w:t xml:space="preserve">might reveal larger GNN gains or strengthen the case for simpler models.</w:t>
+      </w:r>
+      <w:r>
+        <w:t xml:space="preserve"> </w:t>
+      </w:r>
+      <w:r>
+        <w:t xml:space="preserve">Results should be interpreted as characterising a controlled configuration</w:t>
+      </w:r>
+      <w:r>
+        <w:t xml:space="preserve"> </w:t>
+      </w:r>
+      <w:r>
+        <w:t xml:space="preserve">rather than each model’s peak performance.</w:t>
+      </w:r>
+    </w:p>
+    <w:p>
+      <w:pPr>
         <w:numPr>
           <w:ilvl w:val="0"/>
           <w:numId w:val="1007"/>
         </w:numPr>
       </w:pPr>
       <w:r>
-        <w:t xml:space="preserve">Temporal Graph with</w:t>
-      </w:r>
-      <w:r>
-        <w:t xml:space="preserve"> </w:t>
-      </w:r>
-      <w:r>
-        <w:rPr>
-          <w:rStyle w:val="VerbatimChar"/>
-        </w:rPr>
-        <w:t xml:space="preserve">identity_no_trade</w:t>
-      </w:r>
-      <w:r>
-        <w:t xml:space="preserve"> </w:t>
-      </w:r>
-      <w:r>
-        <w:t xml:space="preserve">outperforms LSTM at h = 1 in</w:t>
-      </w:r>
-      <w:r>
-        <w:t xml:space="preserve"> </w:t>
-      </w:r>
-      <w:r>
-        <w:t xml:space="preserve">75% of seeds, but only in 5% of seeds at h = 2.</w:t>
-      </w:r>
-    </w:p>
-    <w:p>
-      <w:pPr>
-        <w:pStyle w:val="Compact"/>
+        <w:rPr>
+          <w:b/>
+          <w:bCs/>
+        </w:rPr>
+        <w:t xml:space="preserve">Short initial training window.</w:t>
+      </w:r>
+      <w:r>
+        <w:t xml:space="preserve"> </w:t>
+      </w:r>
+      <w:r>
+        <w:t xml:space="preserve">The expanding window starts with only 14</w:t>
+      </w:r>
+      <w:r>
+        <w:t xml:space="preserve"> </w:t>
+      </w:r>
+      <w:r>
+        <w:t xml:space="preserve">quarters (2011Q2–2014Q4) for the initial model fits. For GNNs and LSTMs with</w:t>
+      </w:r>
+      <w:r>
+        <w:t xml:space="preserve"> </w:t>
+      </w:r>
+      <w:r>
+        <w:t xml:space="preserve">hundreds to thousands of parameters, early-window fits are likely undertrained,</w:t>
+      </w:r>
+      <w:r>
+        <w:t xml:space="preserve"> </w:t>
+      </w:r>
+      <w:r>
+        <w:t xml:space="preserve">and forecast errors in the first several test origins partly reflect model</w:t>
+      </w:r>
+      <w:r>
+        <w:t xml:space="preserve"> </w:t>
+      </w:r>
+      <w:r>
+        <w:t xml:space="preserve">initialisation quality rather than intrinsic architecture differences. This</w:t>
+      </w:r>
+      <w:r>
+        <w:t xml:space="preserve"> </w:t>
+      </w:r>
+      <w:r>
+        <w:t xml:space="preserve">contributes to instability in seed-to-seed significance at shorter horizons.</w:t>
+      </w:r>
+    </w:p>
+    <w:p>
+      <w:pPr>
         <w:numPr>
           <w:ilvl w:val="0"/>
           <w:numId w:val="1007"/>
         </w:numPr>
       </w:pPr>
       <w:r>
-        <w:t xml:space="preserve">GCN with</w:t>
-      </w:r>
-      <w:r>
-        <w:t xml:space="preserve"> </w:t>
-      </w:r>
-      <w:r>
-        <w:rPr>
-          <w:rStyle w:val="VerbatimChar"/>
-        </w:rPr>
-        <w:t xml:space="preserve">identity_no_trade</w:t>
-      </w:r>
-      <w:r>
-        <w:t xml:space="preserve"> </w:t>
-      </w:r>
-      <w:r>
-        <w:t xml:space="preserve">outperforms Ridge in 80% of seeds at h = 1,</w:t>
-      </w:r>
-      <w:r>
-        <w:t xml:space="preserve"> </w:t>
-      </w:r>
-      <w:r>
-        <w:t xml:space="preserve">65% at h = 2, and only 5% at h = 4.</w:t>
-      </w:r>
-    </w:p>
-    <w:p>
-      <w:pPr>
-        <w:pStyle w:val="Compact"/>
+        <w:rPr>
+          <w:b/>
+          <w:bCs/>
+        </w:rPr>
+        <w:t xml:space="preserve">Revised vintages.</w:t>
+      </w:r>
+      <w:r>
+        <w:t xml:space="preserve"> </w:t>
+      </w:r>
+      <w:r>
+        <w:t xml:space="preserve">Models use revised, not real-time, data. Revised data</w:t>
+      </w:r>
+      <w:r>
+        <w:t xml:space="preserve"> </w:t>
+      </w:r>
+      <w:r>
+        <w:t xml:space="preserve">reflects ex-post statistical corrections unavailable to actual forecasters,</w:t>
+      </w:r>
+      <w:r>
+        <w:t xml:space="preserve"> </w:t>
+      </w:r>
+      <w:r>
+        <w:t xml:space="preserve">which may overstate out-of-sample accuracy relative to a genuine real-time</w:t>
+      </w:r>
+      <w:r>
+        <w:t xml:space="preserve"> </w:t>
+      </w:r>
+      <w:r>
+        <w:t xml:space="preserve">environment.</w:t>
+      </w:r>
+    </w:p>
+    <w:p>
+      <w:pPr>
         <w:numPr>
           <w:ilvl w:val="0"/>
           <w:numId w:val="1007"/>
         </w:numPr>
       </w:pPr>
       <w:r>
-        <w:t xml:space="preserve">No comparison clears the full 100%-seed threshold against stronger</w:t>
-      </w:r>
-      <w:r>
-        <w:t xml:space="preserve"> </w:t>
-      </w:r>
-      <w:r>
-        <w:t xml:space="preserve">comparators (ARIMA, TCN, Persistence).</w:t>
-      </w:r>
-    </w:p>
-    <w:p>
-      <w:pPr>
-        <w:pStyle w:val="FirstParagraph"/>
-      </w:pPr>
-      <w:r>
-        <w:t xml:space="preserve">These results indicate that the observed point-forecast gains of GNNs are</w:t>
-      </w:r>
-      <w:r>
-        <w:t xml:space="preserve"> </w:t>
-      </w:r>
-      <w:r>
         <w:rPr>
           <w:b/>
           <w:bCs/>
         </w:rPr>
-        <w:t xml:space="preserve">not statistically robust</w:t>
-      </w:r>
-      <w:r>
-        <w:t xml:space="preserve"> </w:t>
-      </w:r>
-      <w:r>
-        <w:t xml:space="preserve">at conventional levels after correcting for</w:t>
-      </w:r>
-      <w:r>
-        <w:t xml:space="preserve"> </w:t>
-      </w:r>
-      <w:r>
-        <w:t xml:space="preserve">multiple comparisons and seed variability.</w:t>
+        <w:t xml:space="preserve">Panel scope.</w:t>
+      </w:r>
+      <w:r>
+        <w:t xml:space="preserve"> </w:t>
+      </w:r>
+      <w:r>
+        <w:t xml:space="preserve">The panel covers 20 European economies. Results may not</w:t>
+      </w:r>
+      <w:r>
+        <w:t xml:space="preserve"> </w:t>
+      </w:r>
+      <w:r>
+        <w:t xml:space="preserve">generalise to emerging markets, non-EU economies, or global panels where</w:t>
+      </w:r>
+      <w:r>
+        <w:t xml:space="preserve"> </w:t>
+      </w:r>
+      <w:r>
+        <w:t xml:space="preserve">data quality, trade-flow reporting, and inflation dynamics differ materially.</w:t>
+      </w:r>
+    </w:p>
+    <w:p>
+      <w:pPr>
+        <w:numPr>
+          <w:ilvl w:val="0"/>
+          <w:numId w:val="1007"/>
+        </w:numPr>
+      </w:pPr>
+      <w:r>
+        <w:rPr>
+          <w:b/>
+          <w:bCs/>
+        </w:rPr>
+        <w:t xml:space="preserve">No causal claims.</w:t>
+      </w:r>
+      <w:r>
+        <w:t xml:space="preserve"> </w:t>
+      </w:r>
+      <w:r>
+        <w:t xml:space="preserve">All findings pertain to predictive associations. The</w:t>
+      </w:r>
+      <w:r>
+        <w:t xml:space="preserve"> </w:t>
+      </w:r>
+      <w:r>
+        <w:t xml:space="preserve">study does not establish causal mechanisms for inflation transmission, nor</w:t>
+      </w:r>
+      <w:r>
+        <w:t xml:space="preserve"> </w:t>
+      </w:r>
+      <w:r>
+        <w:t xml:space="preserve">does it imply that monitoring trade-network topology would improve central</w:t>
+      </w:r>
+      <w:r>
+        <w:t xml:space="preserve"> </w:t>
+      </w:r>
+      <w:r>
+        <w:t xml:space="preserve">bank forecasting decisions without further validation.</w:t>
       </w:r>
     </w:p>
     <w:p>
@@ -6826,24 +8763,15 @@
         </w:pict>
       </w:r>
     </w:p>
-    <w:bookmarkEnd w:id="28"/>
-    <w:bookmarkEnd w:id="29"/>
-    <w:bookmarkStart w:id="34" w:name="discussion"/>
+    <w:bookmarkEnd w:id="33"/>
+    <w:bookmarkEnd w:id="34"/>
+    <w:bookmarkStart w:id="35" w:name="conclusion"/>
     <w:p>
       <w:pPr>
         <w:pStyle w:val="Heading1"/>
       </w:pPr>
       <w:r>
-        <w:t xml:space="preserve">6. Discussion</w:t>
-      </w:r>
-    </w:p>
-    <w:bookmarkStart w:id="30" w:name="the-identity-graph-paradox"/>
-    <w:p>
-      <w:pPr>
-        <w:pStyle w:val="Heading2"/>
-      </w:pPr>
-      <w:r>
-        <w:t xml:space="preserve">6.1 The Identity Graph Paradox</w:t>
+        <w:t xml:space="preserve">7. Conclusion</w:t>
       </w:r>
     </w:p>
     <w:p>
@@ -6851,13 +8779,25 @@
         <w:pStyle w:val="FirstParagraph"/>
       </w:pPr>
       <w:r>
-        <w:t xml:space="preserve">The most striking finding is that both GNN families perform best when the</w:t>
-      </w:r>
-      <w:r>
-        <w:t xml:space="preserve"> </w:t>
-      </w:r>
-      <w:r>
-        <w:t xml:space="preserve">trade graph is replaced by an identity matrix. This has two interpretations:</w:t>
+        <w:t xml:space="preserve">We conduct a large-scale, fully reproducible prospective benchmark of GNN</w:t>
+      </w:r>
+      <w:r>
+        <w:t xml:space="preserve"> </w:t>
+      </w:r>
+      <w:r>
+        <w:t xml:space="preserve">inflation forecasting across 20 European economies at three horizons, comparing</w:t>
+      </w:r>
+      <w:r>
+        <w:t xml:space="preserve"> </w:t>
+      </w:r>
+      <w:r>
+        <w:t xml:space="preserve">12 model families with 8 graph construction strategies and 20 random seeds.</w:t>
+      </w:r>
+      <w:r>
+        <w:t xml:space="preserve"> </w:t>
+      </w:r>
+      <w:r>
+        <w:t xml:space="preserve">Our principal findings are:</w:t>
       </w:r>
     </w:p>
     <w:p>
@@ -6873,25 +8813,19 @@
           <w:b/>
           <w:bCs/>
         </w:rPr>
-        <w:t xml:space="preserve">Architecture effect:</w:t>
-      </w:r>
-      <w:r>
-        <w:t xml:space="preserve"> </w:t>
-      </w:r>
-      <w:r>
-        <w:t xml:space="preserve">The GCN and temporal attention mechanisms provide</w:t>
-      </w:r>
-      <w:r>
-        <w:t xml:space="preserve"> </w:t>
-      </w:r>
-      <w:r>
-        <w:t xml:space="preserve">implicit regularisation or capacity advantages relative to simpler neural</w:t>
-      </w:r>
-      <w:r>
-        <w:t xml:space="preserve"> </w:t>
-      </w:r>
-      <w:r>
-        <w:t xml:space="preserve">baselines, independent of cross-country propagation.</w:t>
+        <w:t xml:space="preserve">Temporal Graph matches or outperforms ARIMA at medium-to-long horizons</w:t>
+      </w:r>
+      <w:r>
+        <w:t xml:space="preserve"> </w:t>
+      </w:r>
+      <w:r>
+        <w:t xml:space="preserve">(h = 2, 4), with a 16% MAE improvement at h = 4 representing the most</w:t>
+      </w:r>
+      <w:r>
+        <w:t xml:space="preserve"> </w:t>
+      </w:r>
+      <w:r>
+        <w:t xml:space="preserve">substantive gain. GCN leads at h = 1 but by a narrow margin.</w:t>
       </w:r>
     </w:p>
     <w:p>
@@ -6907,31 +8841,65 @@
           <w:b/>
           <w:bCs/>
         </w:rPr>
-        <w:t xml:space="preserve">Noisy edges:</w:t>
-      </w:r>
-      <w:r>
-        <w:t xml:space="preserve"> </w:t>
-      </w:r>
-      <w:r>
-        <w:t xml:space="preserve">Quarterly bilateral trade flows may be too coarse or</w:t>
-      </w:r>
-      <w:r>
-        <w:t xml:space="preserve"> </w:t>
-      </w:r>
-      <w:r>
-        <w:t xml:space="preserve">noisy to carry reliable inflation-propagation signals at the frequencies</w:t>
-      </w:r>
-      <w:r>
-        <w:t xml:space="preserve"> </w:t>
-      </w:r>
-      <w:r>
-        <w:t xml:space="preserve">studied. Finer-grained supply-chain data (monthly, sector-level) might</w:t>
-      </w:r>
-      <w:r>
-        <w:t xml:space="preserve"> </w:t>
-      </w:r>
-      <w:r>
-        <w:t xml:space="preserve">change this conclusion.</w:t>
+        <w:t xml:space="preserve">Trade-network topology does not explain GNN gains.</w:t>
+      </w:r>
+      <w:r>
+        <w:t xml:space="preserve"> </w:t>
+      </w:r>
+      <w:r>
+        <w:t xml:space="preserve">The identity</w:t>
+      </w:r>
+      <w:r>
+        <w:t xml:space="preserve"> </w:t>
+      </w:r>
+      <w:r>
+        <w:t xml:space="preserve">(no-trade) graph consistently outperforms all trade-based graphs across both</w:t>
+      </w:r>
+      <w:r>
+        <w:t xml:space="preserve"> </w:t>
+      </w:r>
+      <w:r>
+        <w:t xml:space="preserve">GNN families, all horizons, and both point and probabilistic metrics.</w:t>
+      </w:r>
+    </w:p>
+    <w:p>
+      <w:pPr>
+        <w:pStyle w:val="Compact"/>
+        <w:numPr>
+          <w:ilvl w:val="0"/>
+          <w:numId w:val="1008"/>
+        </w:numPr>
+      </w:pPr>
+      <w:r>
+        <w:rPr>
+          <w:b/>
+          <w:bCs/>
+        </w:rPr>
+        <w:t xml:space="preserve">Architectural gains are statistically fragile.</w:t>
+      </w:r>
+      <w:r>
+        <w:t xml:space="preserve"> </w:t>
+      </w:r>
+      <w:r>
+        <w:t xml:space="preserve">No GNN achieves</w:t>
+      </w:r>
+      <w:r>
+        <w:t xml:space="preserve"> </w:t>
+      </w:r>
+      <w:r>
+        <w:t xml:space="preserve">majority-seed BH-corrected significance against ARIMA, Persistence, or TCN,</w:t>
+      </w:r>
+      <w:r>
+        <w:t xml:space="preserve"> </w:t>
+      </w:r>
+      <w:r>
+        <w:t xml:space="preserve">and significance proportions fall sharply with horizon and with comparator</w:t>
+      </w:r>
+      <w:r>
+        <w:t xml:space="preserve"> </w:t>
+      </w:r>
+      <w:r>
+        <w:t xml:space="preserve">quality.</w:t>
       </w:r>
     </w:p>
     <w:p>
@@ -6939,29 +8907,74 @@
         <w:pStyle w:val="FirstParagraph"/>
       </w:pPr>
       <w:r>
-        <w:t xml:space="preserve">This pattern echoes findings in financial networks where random or null graphs</w:t>
-      </w:r>
-      <w:r>
-        <w:t xml:space="preserve"> </w:t>
-      </w:r>
-      <w:r>
-        <w:t xml:space="preserve">often match or exceed informative graph structures (Zhu et al., 2021), suggesting</w:t>
-      </w:r>
-      <w:r>
-        <w:t xml:space="preserve"> </w:t>
-      </w:r>
-      <w:r>
-        <w:t xml:space="preserve">that GNN over-parameterisation can mask the absence of useful graph information.</w:t>
-      </w:r>
-    </w:p>
-    <w:bookmarkEnd w:id="30"/>
-    <w:bookmarkStart w:id="31" w:name="horizon-dependence"/>
-    <w:p>
-      <w:pPr>
-        <w:pStyle w:val="Heading2"/>
-      </w:pPr>
-      <w:r>
-        <w:t xml:space="preserve">6.2 Horizon Dependence</w:t>
+        <w:t xml:space="preserve">These findings carry methodological implications for the growing literature on</w:t>
+      </w:r>
+      <w:r>
+        <w:t xml:space="preserve"> </w:t>
+      </w:r>
+      <w:r>
+        <w:t xml:space="preserve">GNNs in macroeconomics: identity-graph ablation should be a standard requirement,</w:t>
+      </w:r>
+      <w:r>
+        <w:t xml:space="preserve"> </w:t>
+      </w:r>
+      <w:r>
+        <w:t xml:space="preserve">multi-seed reporting should replace single-seed benchmarks, and claims of</w:t>
+      </w:r>
+      <w:r>
+        <w:t xml:space="preserve"> </w:t>
+      </w:r>
+      <w:r>
+        <w:t xml:space="preserve">network-topology-driven improvements require explicit statistical disentanglement</w:t>
+      </w:r>
+      <w:r>
+        <w:t xml:space="preserve"> </w:t>
+      </w:r>
+      <w:r>
+        <w:t xml:space="preserve">from architectural effects.</w:t>
+      </w:r>
+    </w:p>
+    <w:p>
+      <w:pPr>
+        <w:pStyle w:val="BodyText"/>
+      </w:pPr>
+      <w:r>
+        <w:t xml:space="preserve">Future research should explore higher-frequency (monthly) bilateral trade data,</w:t>
+      </w:r>
+      <w:r>
+        <w:t xml:space="preserve"> </w:t>
+      </w:r>
+      <w:r>
+        <w:t xml:space="preserve">longer historical panels, graph structure learning rather than pre-specified</w:t>
+      </w:r>
+      <w:r>
+        <w:t xml:space="preserve"> </w:t>
+      </w:r>
+      <w:r>
+        <w:t xml:space="preserve">topology, and real-time data vintages to test whether any of these design choices</w:t>
+      </w:r>
+      <w:r>
+        <w:t xml:space="preserve"> </w:t>
+      </w:r>
+      <w:r>
+        <w:t xml:space="preserve">changes the topology-versus-architecture conclusion.</w:t>
+      </w:r>
+    </w:p>
+    <w:p>
+      <w:r>
+        <w:pict>
+          <v:rect style="width:0;height:1.5pt" o:hralign="center" o:hrstd="t" o:hr="t"/>
+        </w:pict>
+      </w:r>
+    </w:p>
+    <w:bookmarkEnd w:id="35"/>
+    <w:bookmarkStart w:id="38" w:name="data-availability"/>
+    <w:p>
+      <w:pPr>
+        <w:pStyle w:val="Heading1"/>
+      </w:pPr>
+      <w:r>
+        <w:t xml:space="preserve">Data Availability</w:t>
       </w:r>
     </w:p>
     <w:p>
@@ -6969,101 +8982,7 @@
         <w:pStyle w:val="FirstParagraph"/>
       </w:pPr>
       <w:r>
-        <w:t xml:space="preserve">The Temporal Graph’s advantage grows with horizon: negligible at h = 1,</w:t>
-      </w:r>
-      <w:r>
-        <w:t xml:space="preserve"> </w:t>
-      </w:r>
-      <w:r>
-        <w:t xml:space="preserve">moderate at h = 2, and clearest at h = 4. This is consistent with the</w:t>
-      </w:r>
-      <w:r>
-        <w:t xml:space="preserve"> </w:t>
-      </w:r>
-      <w:r>
-        <w:t xml:space="preserve">interpretation that temporal attention is beneficial for medium-run trend</w:t>
-      </w:r>
-      <w:r>
-        <w:t xml:space="preserve"> </w:t>
-      </w:r>
-      <w:r>
-        <w:t xml:space="preserve">extrapolation but adds little over simpler models for one-step-ahead</w:t>
-      </w:r>
-      <w:r>
-        <w:t xml:space="preserve"> </w:t>
-      </w:r>
-      <w:r>
-        <w:t xml:space="preserve">prediction where the persistence baseline is hard to beat.</w:t>
-      </w:r>
-    </w:p>
-    <w:bookmarkEnd w:id="31"/>
-    <w:bookmarkStart w:id="32" w:name="implications-for-policy"/>
-    <w:p>
-      <w:pPr>
-        <w:pStyle w:val="Heading2"/>
-      </w:pPr>
-      <w:r>
-        <w:t xml:space="preserve">6.3 Implications for Policy</w:t>
-      </w:r>
-    </w:p>
-    <w:p>
-      <w:pPr>
-        <w:pStyle w:val="FirstParagraph"/>
-      </w:pPr>
-      <w:r>
-        <w:t xml:space="preserve">Our results suggest that central bank modellers should not assume that</w:t>
-      </w:r>
-      <w:r>
-        <w:t xml:space="preserve"> </w:t>
-      </w:r>
-      <w:r>
-        <w:t xml:space="preserve">trade-network GNNs improve upon well-calibrated univariate benchmarks</w:t>
-      </w:r>
-      <w:r>
-        <w:t xml:space="preserve"> </w:t>
-      </w:r>
-      <w:r>
-        <w:t xml:space="preserve">without rigorous, multi-seed ablation testing. The cost of deploying GNNs</w:t>
-      </w:r>
-      <w:r>
-        <w:t xml:space="preserve"> </w:t>
-      </w:r>
-      <w:r>
-        <w:t xml:space="preserve">(computational, interpretability, maintenance) may not be warranted by</w:t>
-      </w:r>
-      <w:r>
-        <w:t xml:space="preserve"> </w:t>
-      </w:r>
-      <w:r>
-        <w:t xml:space="preserve">the marginal and statistically fragile gains observed in this benchmark.</w:t>
-      </w:r>
-      <w:r>
-        <w:t xml:space="preserve"> </w:t>
-      </w:r>
-      <w:r>
-        <w:t xml:space="preserve">That said, the Temporal Graph architecture itself — even with an identity</w:t>
-      </w:r>
-      <w:r>
-        <w:t xml:space="preserve"> </w:t>
-      </w:r>
-      <w:r>
-        <w:t xml:space="preserve">graph — shows promise for medium-term inflation projection and warrants</w:t>
-      </w:r>
-      <w:r>
-        <w:t xml:space="preserve"> </w:t>
-      </w:r>
-      <w:r>
-        <w:t xml:space="preserve">further investigation with richer feature sets and longer panels.</w:t>
-      </w:r>
-    </w:p>
-    <w:bookmarkEnd w:id="32"/>
-    <w:bookmarkStart w:id="33" w:name="limitations"/>
-    <w:p>
-      <w:pPr>
-        <w:pStyle w:val="Heading2"/>
-      </w:pPr>
-      <w:r>
-        <w:t xml:space="preserve">6.4 Limitations</w:t>
+        <w:t xml:space="preserve">All data are sourced from publicly available repositories:</w:t>
       </w:r>
     </w:p>
     <w:p>
@@ -7079,19 +8998,13 @@
           <w:b/>
           <w:bCs/>
         </w:rPr>
-        <w:t xml:space="preserve">Panel scope:</w:t>
-      </w:r>
-      <w:r>
-        <w:t xml:space="preserve"> </w:t>
-      </w:r>
-      <w:r>
-        <w:t xml:space="preserve">20 European economies; findings may not generalise to</w:t>
-      </w:r>
-      <w:r>
-        <w:t xml:space="preserve"> </w:t>
-      </w:r>
-      <w:r>
-        <w:t xml:space="preserve">emerging markets or non-EU contexts with weaker trade-data quality.</w:t>
+        <w:t xml:space="preserve">CPI/HICP:</w:t>
+      </w:r>
+      <w:r>
+        <w:t xml:space="preserve"> </w:t>
+      </w:r>
+      <w:r>
+        <w:t xml:space="preserve">Eurostat HICP database; IMF International Financial Statistics</w:t>
       </w:r>
     </w:p>
     <w:p>
@@ -7107,19 +9020,13 @@
           <w:b/>
           <w:bCs/>
         </w:rPr>
-        <w:t xml:space="preserve">Revised vintages:</w:t>
-      </w:r>
-      <w:r>
-        <w:t xml:space="preserve"> </w:t>
-      </w:r>
-      <w:r>
-        <w:t xml:space="preserve">Models use revised, not real-time, data, which</w:t>
-      </w:r>
-      <w:r>
-        <w:t xml:space="preserve"> </w:t>
-      </w:r>
-      <w:r>
-        <w:t xml:space="preserve">may overstate out-of-sample accuracy.</w:t>
+        <w:t xml:space="preserve">Bilateral trade:</w:t>
+      </w:r>
+      <w:r>
+        <w:t xml:space="preserve"> </w:t>
+      </w:r>
+      <w:r>
+        <w:t xml:space="preserve">Eurostat Comext quarterly trade statistics</w:t>
       </w:r>
     </w:p>
     <w:p>
@@ -7128,345 +9035,6 @@
         <w:numPr>
           <w:ilvl w:val="0"/>
           <w:numId w:val="1009"/>
-        </w:numPr>
-      </w:pPr>
-      <w:r>
-        <w:rPr>
-          <w:b/>
-          <w:bCs/>
-        </w:rPr>
-        <w:t xml:space="preserve">Short initial window:</w:t>
-      </w:r>
-      <w:r>
-        <w:t xml:space="preserve"> </w:t>
-      </w:r>
-      <w:r>
-        <w:t xml:space="preserve">Training begins with only 14 quarters (2011Q2–</w:t>
-      </w:r>
-      <w:r>
-        <w:t xml:space="preserve"> </w:t>
-      </w:r>
-      <w:r>
-        <w:t xml:space="preserve">2014Q4), limiting the stability of early model estimates.</w:t>
-      </w:r>
-    </w:p>
-    <w:p>
-      <w:pPr>
-        <w:pStyle w:val="Compact"/>
-        <w:numPr>
-          <w:ilvl w:val="0"/>
-          <w:numId w:val="1009"/>
-        </w:numPr>
-      </w:pPr>
-      <w:r>
-        <w:rPr>
-          <w:b/>
-          <w:bCs/>
-        </w:rPr>
-        <w:t xml:space="preserve">Pseudo-real-time only:</w:t>
-      </w:r>
-      <w:r>
-        <w:t xml:space="preserve"> </w:t>
-      </w:r>
-      <w:r>
-        <w:t xml:space="preserve">Information sets are lagged but not</w:t>
-      </w:r>
-      <w:r>
-        <w:t xml:space="preserve"> </w:t>
-      </w:r>
-      <w:r>
-        <w:t xml:space="preserve">reconstructed from historical data releases; true real-time vintages</w:t>
-      </w:r>
-      <w:r>
-        <w:t xml:space="preserve"> </w:t>
-      </w:r>
-      <w:r>
-        <w:t xml:space="preserve">would be required for central bank application.</w:t>
-      </w:r>
-    </w:p>
-    <w:p>
-      <w:pPr>
-        <w:pStyle w:val="Compact"/>
-        <w:numPr>
-          <w:ilvl w:val="0"/>
-          <w:numId w:val="1009"/>
-        </w:numPr>
-      </w:pPr>
-      <w:r>
-        <w:rPr>
-          <w:b/>
-          <w:bCs/>
-        </w:rPr>
-        <w:t xml:space="preserve">No causal claims:</w:t>
-      </w:r>
-      <w:r>
-        <w:t xml:space="preserve"> </w:t>
-      </w:r>
-      <w:r>
-        <w:t xml:space="preserve">All results pertain to predictive associations.</w:t>
-      </w:r>
-      <w:r>
-        <w:t xml:space="preserve"> </w:t>
-      </w:r>
-      <w:r>
-        <w:t xml:space="preserve">Trade-network topology may transmit inflation through mechanisms not</w:t>
-      </w:r>
-      <w:r>
-        <w:t xml:space="preserve"> </w:t>
-      </w:r>
-      <w:r>
-        <w:t xml:space="preserve">captured by quarterly bilateral export flows.</w:t>
-      </w:r>
-    </w:p>
-    <w:p>
-      <w:r>
-        <w:pict>
-          <v:rect style="width:0;height:1.5pt" o:hralign="center" o:hrstd="t" o:hr="t"/>
-        </w:pict>
-      </w:r>
-    </w:p>
-    <w:bookmarkEnd w:id="33"/>
-    <w:bookmarkEnd w:id="34"/>
-    <w:bookmarkStart w:id="35" w:name="conclusion"/>
-    <w:p>
-      <w:pPr>
-        <w:pStyle w:val="Heading1"/>
-      </w:pPr>
-      <w:r>
-        <w:t xml:space="preserve">7. Conclusion</w:t>
-      </w:r>
-    </w:p>
-    <w:p>
-      <w:pPr>
-        <w:pStyle w:val="FirstParagraph"/>
-      </w:pPr>
-      <w:r>
-        <w:t xml:space="preserve">We conduct a large-scale, fully reproducible prospective benchmark of GNN</w:t>
-      </w:r>
-      <w:r>
-        <w:t xml:space="preserve"> </w:t>
-      </w:r>
-      <w:r>
-        <w:t xml:space="preserve">inflation forecasting across 20 European economies at three horizons,</w:t>
-      </w:r>
-      <w:r>
-        <w:t xml:space="preserve"> </w:t>
-      </w:r>
-      <w:r>
-        <w:t xml:space="preserve">comparing 12 model families with 8 graph construction strategies and</w:t>
-      </w:r>
-      <w:r>
-        <w:t xml:space="preserve"> </w:t>
-      </w:r>
-      <w:r>
-        <w:t xml:space="preserve">20 random seeds. Our principal findings are:</w:t>
-      </w:r>
-    </w:p>
-    <w:p>
-      <w:pPr>
-        <w:pStyle w:val="Compact"/>
-        <w:numPr>
-          <w:ilvl w:val="0"/>
-          <w:numId w:val="1010"/>
-        </w:numPr>
-      </w:pPr>
-      <w:r>
-        <w:rPr>
-          <w:b/>
-          <w:bCs/>
-        </w:rPr>
-        <w:t xml:space="preserve">GNNs match or slightly exceed ARIMA and TCN at medium-to-long horizons</w:t>
-      </w:r>
-      <w:r>
-        <w:t xml:space="preserve"> </w:t>
-      </w:r>
-      <w:r>
-        <w:t xml:space="preserve">(h = 2, 4) in point forecasts, but the advantage is narrow and horizon-dependent.</w:t>
-      </w:r>
-    </w:p>
-    <w:p>
-      <w:pPr>
-        <w:pStyle w:val="Compact"/>
-        <w:numPr>
-          <w:ilvl w:val="0"/>
-          <w:numId w:val="1010"/>
-        </w:numPr>
-      </w:pPr>
-      <w:r>
-        <w:rPr>
-          <w:b/>
-          <w:bCs/>
-        </w:rPr>
-        <w:t xml:space="preserve">Trade-network topology does not explain GNN gains:</w:t>
-      </w:r>
-      <w:r>
-        <w:t xml:space="preserve"> </w:t>
-      </w:r>
-      <w:r>
-        <w:t xml:space="preserve">the identity</w:t>
-      </w:r>
-      <w:r>
-        <w:t xml:space="preserve"> </w:t>
-      </w:r>
-      <w:r>
-        <w:t xml:space="preserve">(no-trade) graph consistently outperforms all trade-based graphs across</w:t>
-      </w:r>
-      <w:r>
-        <w:t xml:space="preserve"> </w:t>
-      </w:r>
-      <w:r>
-        <w:t xml:space="preserve">both GNN families and all horizons.</w:t>
-      </w:r>
-    </w:p>
-    <w:p>
-      <w:pPr>
-        <w:pStyle w:val="Compact"/>
-        <w:numPr>
-          <w:ilvl w:val="0"/>
-          <w:numId w:val="1010"/>
-        </w:numPr>
-      </w:pPr>
-      <w:r>
-        <w:rPr>
-          <w:b/>
-          <w:bCs/>
-        </w:rPr>
-        <w:t xml:space="preserve">No performance difference is statistically robust</w:t>
-      </w:r>
-      <w:r>
-        <w:t xml:space="preserve"> </w:t>
-      </w:r>
-      <w:r>
-        <w:t xml:space="preserve">after multi-seed</w:t>
-      </w:r>
-      <w:r>
-        <w:t xml:space="preserve"> </w:t>
-      </w:r>
-      <w:r>
-        <w:t xml:space="preserve">testing and FDR correction.</w:t>
-      </w:r>
-    </w:p>
-    <w:p>
-      <w:pPr>
-        <w:pStyle w:val="FirstParagraph"/>
-      </w:pPr>
-      <w:r>
-        <w:t xml:space="preserve">These findings call for greater methodological rigour in the emerging literature</w:t>
-      </w:r>
-      <w:r>
-        <w:t xml:space="preserve"> </w:t>
-      </w:r>
-      <w:r>
-        <w:t xml:space="preserve">on GNN applications to macroeconomic forecasting: ablation against null and</w:t>
-      </w:r>
-      <w:r>
-        <w:t xml:space="preserve"> </w:t>
-      </w:r>
-      <w:r>
-        <w:t xml:space="preserve">identity graphs should be standard practice, and multi-seed statistical testing</w:t>
-      </w:r>
-      <w:r>
-        <w:t xml:space="preserve"> </w:t>
-      </w:r>
-      <w:r>
-        <w:t xml:space="preserve">is essential before claiming network-based improvements.</w:t>
-      </w:r>
-    </w:p>
-    <w:p>
-      <w:pPr>
-        <w:pStyle w:val="BodyText"/>
-      </w:pPr>
-      <w:r>
-        <w:t xml:space="preserve">Future research should explore sector-level and monthly trade data, longer</w:t>
-      </w:r>
-      <w:r>
-        <w:t xml:space="preserve"> </w:t>
-      </w:r>
-      <w:r>
-        <w:t xml:space="preserve">historical panels, alternative graph learning approaches (where graph structure</w:t>
-      </w:r>
-      <w:r>
-        <w:t xml:space="preserve"> </w:t>
-      </w:r>
-      <w:r>
-        <w:t xml:space="preserve">is data-driven rather than pre-specified), and real-time data vintages.</w:t>
-      </w:r>
-    </w:p>
-    <w:p>
-      <w:r>
-        <w:pict>
-          <v:rect style="width:0;height:1.5pt" o:hralign="center" o:hrstd="t" o:hr="t"/>
-        </w:pict>
-      </w:r>
-    </w:p>
-    <w:bookmarkEnd w:id="35"/>
-    <w:bookmarkStart w:id="38" w:name="data-availability"/>
-    <w:p>
-      <w:pPr>
-        <w:pStyle w:val="Heading1"/>
-      </w:pPr>
-      <w:r>
-        <w:t xml:space="preserve">Data Availability</w:t>
-      </w:r>
-    </w:p>
-    <w:p>
-      <w:pPr>
-        <w:pStyle w:val="FirstParagraph"/>
-      </w:pPr>
-      <w:r>
-        <w:t xml:space="preserve">All data are sourced from publicly available repositories:</w:t>
-      </w:r>
-    </w:p>
-    <w:p>
-      <w:pPr>
-        <w:pStyle w:val="Compact"/>
-        <w:numPr>
-          <w:ilvl w:val="0"/>
-          <w:numId w:val="1011"/>
-        </w:numPr>
-      </w:pPr>
-      <w:r>
-        <w:rPr>
-          <w:b/>
-          <w:bCs/>
-        </w:rPr>
-        <w:t xml:space="preserve">CPI/HICP:</w:t>
-      </w:r>
-      <w:r>
-        <w:t xml:space="preserve"> </w:t>
-      </w:r>
-      <w:r>
-        <w:t xml:space="preserve">Eurostat HICP database; IMF International Financial Statistics</w:t>
-      </w:r>
-    </w:p>
-    <w:p>
-      <w:pPr>
-        <w:pStyle w:val="Compact"/>
-        <w:numPr>
-          <w:ilvl w:val="0"/>
-          <w:numId w:val="1011"/>
-        </w:numPr>
-      </w:pPr>
-      <w:r>
-        <w:rPr>
-          <w:b/>
-          <w:bCs/>
-        </w:rPr>
-        <w:t xml:space="preserve">Bilateral trade:</w:t>
-      </w:r>
-      <w:r>
-        <w:t xml:space="preserve"> </w:t>
-      </w:r>
-      <w:r>
-        <w:t xml:space="preserve">Eurostat Comext quarterly trade statistics</w:t>
-      </w:r>
-    </w:p>
-    <w:p>
-      <w:pPr>
-        <w:pStyle w:val="Compact"/>
-        <w:numPr>
-          <w:ilvl w:val="0"/>
-          <w:numId w:val="1011"/>
         </w:numPr>
       </w:pPr>
       <w:r>
@@ -7548,13 +9116,13 @@
         <w:pStyle w:val="FirstParagraph"/>
       </w:pPr>
       <w:r>
-        <w:t xml:space="preserve">All artefacts are SHA256-verified for exact reproducibility. The benchmark</w:t>
-      </w:r>
-      <w:r>
-        <w:t xml:space="preserve"> </w:t>
-      </w:r>
-      <w:r>
-        <w:t xml:space="preserve">can be re-run end-to-end using the provided</w:t>
+        <w:t xml:space="preserve">All artefacts are SHA256-verified for exact reproducibility. The benchmark can be</w:t>
+      </w:r>
+      <w:r>
+        <w:t xml:space="preserve"> </w:t>
+      </w:r>
+      <w:r>
+        <w:t xml:space="preserve">re-run end-to-end using the provided</w:t>
       </w:r>
       <w:r>
         <w:t xml:space="preserve"> </w:t>
@@ -7569,13 +9137,13 @@
         <w:t xml:space="preserve"> </w:t>
       </w:r>
       <w:r>
-        <w:t xml:space="preserve">script (estimated</w:t>
-      </w:r>
-      <w:r>
-        <w:t xml:space="preserve"> </w:t>
-      </w:r>
-      <w:r>
-        <w:t xml:space="preserve">runtime: ≈ 12 hours on Apple Silicon; longer on CPU-only hardware).</w:t>
+        <w:t xml:space="preserve">script (estimated runtime:</w:t>
+      </w:r>
+      <w:r>
+        <w:t xml:space="preserve"> </w:t>
+      </w:r>
+      <w:r>
+        <w:t xml:space="preserve">approximately 12 hours on Apple Silicon M-series; longer on CPU-only hardware).</w:t>
       </w:r>
     </w:p>
     <w:bookmarkEnd w:id="38"/>
@@ -7612,112 +9180,19 @@
         <w:pStyle w:val="BodyText"/>
       </w:pPr>
       <w:r>
-        <w:t xml:space="preserve">The repository includes:</w:t>
-      </w:r>
-    </w:p>
-    <w:p>
-      <w:pPr>
-        <w:pStyle w:val="Compact"/>
-        <w:numPr>
-          <w:ilvl w:val="0"/>
-          <w:numId w:val="1012"/>
-        </w:numPr>
-      </w:pPr>
-      <w:r>
-        <w:t xml:space="preserve">Benchmark protocol specification (</w:t>
-      </w:r>
-      <w:r>
-        <w:rPr>
-          <w:rStyle w:val="VerbatimChar"/>
-        </w:rPr>
-        <w:t xml:space="preserve">docs/research_protocol_v2_1.md</w:t>
-      </w:r>
-      <w:r>
-        <w:t xml:space="preserve">)</w:t>
-      </w:r>
-    </w:p>
-    <w:p>
-      <w:pPr>
-        <w:pStyle w:val="Compact"/>
-        <w:numPr>
-          <w:ilvl w:val="0"/>
-          <w:numId w:val="1012"/>
-        </w:numPr>
-      </w:pPr>
-      <w:r>
-        <w:t xml:space="preserve">Benchmark execution engine (</w:t>
-      </w:r>
-      <w:r>
-        <w:rPr>
-          <w:rStyle w:val="VerbatimChar"/>
-        </w:rPr>
-        <w:t xml:space="preserve">src/models/run_benchmark_engine_v2_1.py</w:t>
-      </w:r>
-      <w:r>
-        <w:t xml:space="preserve">)</w:t>
-      </w:r>
-    </w:p>
-    <w:p>
-      <w:pPr>
-        <w:pStyle w:val="Compact"/>
-        <w:numPr>
-          <w:ilvl w:val="0"/>
-          <w:numId w:val="1012"/>
-        </w:numPr>
-      </w:pPr>
-      <w:r>
-        <w:t xml:space="preserve">Statistical analysis pipeline (</w:t>
-      </w:r>
-      <w:r>
-        <w:rPr>
-          <w:rStyle w:val="VerbatimChar"/>
-        </w:rPr>
-        <w:t xml:space="preserve">src/models/analyze_v2_1_results.py</w:t>
-      </w:r>
-      <w:r>
-        <w:t xml:space="preserve">)</w:t>
-      </w:r>
-    </w:p>
-    <w:p>
-      <w:pPr>
-        <w:pStyle w:val="Compact"/>
-        <w:numPr>
-          <w:ilvl w:val="0"/>
-          <w:numId w:val="1012"/>
-        </w:numPr>
-      </w:pPr>
-      <w:r>
-        <w:t xml:space="preserve">Manuscript figure and table generation (</w:t>
-      </w:r>
-      <w:r>
-        <w:rPr>
-          <w:rStyle w:val="VerbatimChar"/>
-        </w:rPr>
-        <w:t xml:space="preserve">src/models/generate_v2_1_manuscript.py</w:t>
-      </w:r>
-      <w:r>
-        <w:t xml:space="preserve">)</w:t>
-      </w:r>
-    </w:p>
-    <w:p>
-      <w:pPr>
-        <w:pStyle w:val="Compact"/>
-        <w:numPr>
-          <w:ilvl w:val="0"/>
-          <w:numId w:val="1012"/>
-        </w:numPr>
-      </w:pPr>
-      <w:r>
-        <w:t xml:space="preserve">SHA256-verified frozen results (</w:t>
-      </w:r>
-      <w:r>
-        <w:rPr>
-          <w:rStyle w:val="VerbatimChar"/>
-        </w:rPr>
-        <w:t xml:space="preserve">experiments/results/v2_1/</w:t>
-      </w:r>
-      <w:r>
-        <w:t xml:space="preserve">)</w:t>
+        <w:t xml:space="preserve">The repository includes benchmark protocol specification, execution engine,</w:t>
+      </w:r>
+      <w:r>
+        <w:t xml:space="preserve"> </w:t>
+      </w:r>
+      <w:r>
+        <w:t xml:space="preserve">statistical analysis pipeline, manuscript figure and table generation scripts,</w:t>
+      </w:r>
+      <w:r>
+        <w:t xml:space="preserve"> </w:t>
+      </w:r>
+      <w:r>
+        <w:t xml:space="preserve">and SHA256-verified frozen results.</w:t>
       </w:r>
     </w:p>
     <w:bookmarkEnd w:id="39"/>
@@ -7771,25 +9246,19 @@
         <w:pStyle w:val="FirstParagraph"/>
       </w:pPr>
       <w:r>
-        <w:t xml:space="preserve">The author thanks the open-science community for the tools and datasets that</w:t>
-      </w:r>
-      <w:r>
-        <w:t xml:space="preserve"> </w:t>
-      </w:r>
-      <w:r>
-        <w:t xml:space="preserve">made this research possible. Bilateral trade data are sourced from Eurostat</w:t>
-      </w:r>
-      <w:r>
-        <w:t xml:space="preserve"> </w:t>
-      </w:r>
-      <w:r>
-        <w:t xml:space="preserve">Comext; macroeconomic indicators from the IMF International Financial Statistics</w:t>
-      </w:r>
-      <w:r>
-        <w:t xml:space="preserve"> </w:t>
-      </w:r>
-      <w:r>
-        <w:t xml:space="preserve">and World Bank World Development Indicators; CPI data from Eurostat HICP.</w:t>
+        <w:t xml:space="preserve">Bilateral trade data are sourced from Eurostat Comext; macroeconomic indicators</w:t>
+      </w:r>
+      <w:r>
+        <w:t xml:space="preserve"> </w:t>
+      </w:r>
+      <w:r>
+        <w:t xml:space="preserve">from the IMF International Financial Statistics and World Bank World Development</w:t>
+      </w:r>
+      <w:r>
+        <w:t xml:space="preserve"> </w:t>
+      </w:r>
+      <w:r>
+        <w:t xml:space="preserve">Indicators; CPI data from Eurostat HICP.</w:t>
       </w:r>
     </w:p>
     <w:p>
@@ -7814,7 +9283,21 @@
         <w:pStyle w:val="FirstParagraph"/>
       </w:pPr>
       <w:r>
-        <w:t xml:space="preserve">Bayoumi, T., Bui, T., &amp; Berkmen, P. (2023).</w:t>
+        <w:t xml:space="preserve">Bayoumi, T., Bui, T., and Berkmen, P. (2023). Trade network exposure and inflation</w:t>
+      </w:r>
+      <w:r>
+        <w:t xml:space="preserve"> </w:t>
+      </w:r>
+      <w:r>
+        <w:t xml:space="preserve">dynamics. IMF Working Paper WP/23/117.</w:t>
+      </w:r>
+    </w:p>
+    <w:p>
+      <w:pPr>
+        <w:pStyle w:val="BodyText"/>
+      </w:pPr>
+      <w:r>
+        <w:t xml:space="preserve">Calvo, G. A., and Reinhart, C. M. (2002). Fear of floating.</w:t>
       </w:r>
       <w:r>
         <w:t xml:space="preserve"> </w:t>
@@ -7824,7 +9307,7 @@
           <w:i/>
           <w:iCs/>
         </w:rPr>
-        <w:t xml:space="preserve">Trade network exposure and inflation</w:t>
+        <w:t xml:space="preserve">Quarterly Journal of</w:t>
       </w:r>
       <w:r>
         <w:rPr>
@@ -7838,13 +9321,10 @@
           <w:i/>
           <w:iCs/>
         </w:rPr>
-        <w:t xml:space="preserve">dynamics.</w:t>
-      </w:r>
-      <w:r>
-        <w:t xml:space="preserve"> </w:t>
-      </w:r>
-      <w:r>
-        <w:t xml:space="preserve">IMF Working Paper WP/23/117.</w:t>
+        <w:t xml:space="preserve">Economics</w:t>
+      </w:r>
+      <w:r>
+        <w:t xml:space="preserve">, 117(2), 379–408.</w:t>
       </w:r>
     </w:p>
     <w:p>
@@ -7852,7 +9332,13 @@
         <w:pStyle w:val="BodyText"/>
       </w:pPr>
       <w:r>
-        <w:t xml:space="preserve">Calvo, G. A., &amp; Reinhart, C. M. (2002). Fear of floating.</w:t>
+        <w:t xml:space="preserve">Chen, Y., Li, M., and Zhang, Z. (2023). Graph neural networks for commodity price</w:t>
+      </w:r>
+      <w:r>
+        <w:t xml:space="preserve"> </w:t>
+      </w:r>
+      <w:r>
+        <w:t xml:space="preserve">forecasting.</w:t>
       </w:r>
       <w:r>
         <w:t xml:space="preserve"> </w:t>
@@ -7862,13 +9348,47 @@
           <w:i/>
           <w:iCs/>
         </w:rPr>
-        <w:t xml:space="preserve">Quarterly Journal of</w:t>
+        <w:t xml:space="preserve">Energy Economics</w:t>
+      </w:r>
+      <w:r>
+        <w:t xml:space="preserve">, 118, 106482.</w:t>
+      </w:r>
+    </w:p>
+    <w:p>
+      <w:pPr>
+        <w:pStyle w:val="BodyText"/>
+      </w:pPr>
+      <w:r>
+        <w:t xml:space="preserve">Cheng, D., and Zhu, J. (2022). Financial contagion detection via spatio-temporal</w:t>
+      </w:r>
+      <w:r>
+        <w:t xml:space="preserve"> </w:t>
+      </w:r>
+      <w:r>
+        <w:t xml:space="preserve">graph networks.</w:t>
+      </w:r>
+      <w:r>
+        <w:t xml:space="preserve"> </w:t>
       </w:r>
       <w:r>
         <w:rPr>
           <w:i/>
           <w:iCs/>
         </w:rPr>
+        <w:t xml:space="preserve">Journal of Financial Stability</w:t>
+      </w:r>
+      <w:r>
+        <w:t xml:space="preserve">, 63, 101073.</w:t>
+      </w:r>
+    </w:p>
+    <w:p>
+      <w:pPr>
+        <w:pStyle w:val="BodyText"/>
+      </w:pPr>
+      <w:r>
+        <w:t xml:space="preserve">Diebold, F. X., and Mariano, R. S. (1995). Comparing predictive accuracy.</w:t>
+      </w:r>
+      <w:r>
         <w:t xml:space="preserve"> </w:t>
       </w:r>
       <w:r>
@@ -7876,10 +9396,10 @@
           <w:i/>
           <w:iCs/>
         </w:rPr>
-        <w:t xml:space="preserve">Economics</w:t>
-      </w:r>
-      <w:r>
-        <w:t xml:space="preserve">, 117(2), 379–408.</w:t>
+        <w:t xml:space="preserve">Journal of Business and Economic Statistics</w:t>
+      </w:r>
+      <w:r>
+        <w:t xml:space="preserve">, 13(3), 253–263.</w:t>
       </w:r>
     </w:p>
     <w:p>
@@ -7887,13 +9407,13 @@
         <w:pStyle w:val="BodyText"/>
       </w:pPr>
       <w:r>
-        <w:t xml:space="preserve">Chen, Y., Li, M., &amp; Zhang, Z. (2023). Graph neural networks for commodity price</w:t>
-      </w:r>
-      <w:r>
-        <w:t xml:space="preserve"> </w:t>
-      </w:r>
-      <w:r>
-        <w:t xml:space="preserve">forecasting.</w:t>
+        <w:t xml:space="preserve">Faust, J., and Wright, J. H. (2013). Forecasting inflation. In G. Elliott and</w:t>
+      </w:r>
+      <w:r>
+        <w:t xml:space="preserve"> </w:t>
+      </w:r>
+      <w:r>
+        <w:t xml:space="preserve">A. Timmermann (Eds.),</w:t>
       </w:r>
       <w:r>
         <w:t xml:space="preserve"> </w:t>
@@ -7903,10 +9423,19 @@
           <w:i/>
           <w:iCs/>
         </w:rPr>
-        <w:t xml:space="preserve">Energy Economics</w:t>
-      </w:r>
-      <w:r>
-        <w:t xml:space="preserve">, 118, 106482.</w:t>
+        <w:t xml:space="preserve">Handbook of Economic Forecasting</w:t>
+      </w:r>
+      <w:r>
+        <w:t xml:space="preserve"> </w:t>
+      </w:r>
+      <w:r>
+        <w:t xml:space="preserve">(Vol. 2, pp. 2–56).</w:t>
+      </w:r>
+      <w:r>
+        <w:t xml:space="preserve"> </w:t>
+      </w:r>
+      <w:r>
+        <w:t xml:space="preserve">Elsevier.</w:t>
       </w:r>
     </w:p>
     <w:p>
@@ -7914,13 +9443,13 @@
         <w:pStyle w:val="BodyText"/>
       </w:pPr>
       <w:r>
-        <w:t xml:space="preserve">Cheng, D., &amp; Zhu, J. (2022). Financial contagion detection via spatio-temporal</w:t>
-      </w:r>
-      <w:r>
-        <w:t xml:space="preserve"> </w:t>
-      </w:r>
-      <w:r>
-        <w:t xml:space="preserve">graph networks.</w:t>
+        <w:t xml:space="preserve">Forbes, K. J., and Warnock, F. E. (2012). Capital flow waves: Surges, stops,</w:t>
+      </w:r>
+      <w:r>
+        <w:t xml:space="preserve"> </w:t>
+      </w:r>
+      <w:r>
+        <w:t xml:space="preserve">flight, and retrenchment.</w:t>
       </w:r>
       <w:r>
         <w:t xml:space="preserve"> </w:t>
@@ -7930,10 +9459,10 @@
           <w:i/>
           <w:iCs/>
         </w:rPr>
-        <w:t xml:space="preserve">Journal of Financial Stability</w:t>
-      </w:r>
-      <w:r>
-        <w:t xml:space="preserve">, 63, 101073.</w:t>
+        <w:t xml:space="preserve">Journal of International Economics</w:t>
+      </w:r>
+      <w:r>
+        <w:t xml:space="preserve">, 88(2), 235–251.</w:t>
       </w:r>
     </w:p>
     <w:p>
@@ -7941,7 +9470,13 @@
         <w:pStyle w:val="BodyText"/>
       </w:pPr>
       <w:r>
-        <w:t xml:space="preserve">Diebold, F. X., &amp; Mariano, R. S. (1995). Comparing predictive accuracy.</w:t>
+        <w:t xml:space="preserve">Garcia-Martos, C., Rodriguez, J., and Sanchez, M. J. (2015). Forecasting</w:t>
+      </w:r>
+      <w:r>
+        <w:t xml:space="preserve"> </w:t>
+      </w:r>
+      <w:r>
+        <w:t xml:space="preserve">electricity prices and their volatility using Unobserved Components.</w:t>
       </w:r>
       <w:r>
         <w:t xml:space="preserve"> </w:t>
@@ -7951,62 +9486,13 @@
           <w:i/>
           <w:iCs/>
         </w:rPr>
-        <w:t xml:space="preserve">Journal of Business &amp; Economic Statistics</w:t>
-      </w:r>
-      <w:r>
-        <w:t xml:space="preserve">, 13(3), 253–263.</w:t>
-      </w:r>
-    </w:p>
-    <w:p>
-      <w:pPr>
-        <w:pStyle w:val="BodyText"/>
-      </w:pPr>
-      <w:r>
-        <w:t xml:space="preserve">Faust, J., &amp; Wright, J. H. (2013). Forecasting inflation. In G. Elliott &amp;</w:t>
-      </w:r>
-      <w:r>
-        <w:t xml:space="preserve"> </w:t>
-      </w:r>
-      <w:r>
-        <w:t xml:space="preserve">A. Timmermann (Eds.),</w:t>
-      </w:r>
-      <w:r>
-        <w:t xml:space="preserve"> </w:t>
+        <w:t xml:space="preserve">Energy</w:t>
       </w:r>
       <w:r>
         <w:rPr>
           <w:i/>
           <w:iCs/>
         </w:rPr>
-        <w:t xml:space="preserve">Handbook of Economic Forecasting</w:t>
-      </w:r>
-      <w:r>
-        <w:t xml:space="preserve"> </w:t>
-      </w:r>
-      <w:r>
-        <w:t xml:space="preserve">(Vol. 2, pp. 2–56).</w:t>
-      </w:r>
-      <w:r>
-        <w:t xml:space="preserve"> </w:t>
-      </w:r>
-      <w:r>
-        <w:t xml:space="preserve">Elsevier.</w:t>
-      </w:r>
-    </w:p>
-    <w:p>
-      <w:pPr>
-        <w:pStyle w:val="BodyText"/>
-      </w:pPr>
-      <w:r>
-        <w:t xml:space="preserve">Forbes, K. J., &amp; Warnock, F. E. (2012). Capital flow waves: Surges, stops,</w:t>
-      </w:r>
-      <w:r>
-        <w:t xml:space="preserve"> </w:t>
-      </w:r>
-      <w:r>
-        <w:t xml:space="preserve">flight, and retrenchment.</w:t>
-      </w:r>
-      <w:r>
         <w:t xml:space="preserve"> </w:t>
       </w:r>
       <w:r>
@@ -8014,10 +9500,10 @@
           <w:i/>
           <w:iCs/>
         </w:rPr>
-        <w:t xml:space="preserve">Journal of International Economics</w:t>
-      </w:r>
-      <w:r>
-        <w:t xml:space="preserve">, 88(2), 235–251.</w:t>
+        <w:t xml:space="preserve">Economics</w:t>
+      </w:r>
+      <w:r>
+        <w:t xml:space="preserve">, 43, 218–228.</w:t>
       </w:r>
     </w:p>
     <w:p>
@@ -8025,13 +9511,13 @@
         <w:pStyle w:val="BodyText"/>
       </w:pPr>
       <w:r>
-        <w:t xml:space="preserve">García-Martos, C., Rodríguez, J., &amp; Sánchez, M. J. (2015). Forecasting electricity</w:t>
-      </w:r>
-      <w:r>
-        <w:t xml:space="preserve"> </w:t>
-      </w:r>
-      <w:r>
-        <w:t xml:space="preserve">prices and their volatility using Unobserved Components.</w:t>
+        <w:t xml:space="preserve">Harvey, D., Leybourne, S., and Newbold, P. (1997). Testing the equality of</w:t>
+      </w:r>
+      <w:r>
+        <w:t xml:space="preserve"> </w:t>
+      </w:r>
+      <w:r>
+        <w:t xml:space="preserve">prediction mean squared errors.</w:t>
       </w:r>
       <w:r>
         <w:t xml:space="preserve"> </w:t>
@@ -8041,16 +9527,16 @@
           <w:i/>
           <w:iCs/>
         </w:rPr>
-        <w:t xml:space="preserve">Energy Economics</w:t>
-      </w:r>
-      <w:r>
-        <w:t xml:space="preserve">, 43,</w:t>
-      </w:r>
-      <w:r>
-        <w:t xml:space="preserve"> </w:t>
-      </w:r>
-      <w:r>
-        <w:t xml:space="preserve">218–228.</w:t>
+        <w:t xml:space="preserve">International Journal of Forecasting</w:t>
+      </w:r>
+      <w:r>
+        <w:t xml:space="preserve">, 13(2),</w:t>
+      </w:r>
+      <w:r>
+        <w:t xml:space="preserve"> </w:t>
+      </w:r>
+      <w:r>
+        <w:t xml:space="preserve">281–291.</w:t>
       </w:r>
     </w:p>
     <w:p>
@@ -8058,13 +9544,13 @@
         <w:pStyle w:val="BodyText"/>
       </w:pPr>
       <w:r>
-        <w:t xml:space="preserve">Harvey, D., Leybourne, S., &amp; Newbold, P. (1997). Testing the equality of</w:t>
-      </w:r>
-      <w:r>
-        <w:t xml:space="preserve"> </w:t>
-      </w:r>
-      <w:r>
-        <w:t xml:space="preserve">prediction mean squared errors.</w:t>
+        <w:t xml:space="preserve">Hewamalage, H., Bergmeir, C., and Bandara, K. (2021). Recurrent neural networks</w:t>
+      </w:r>
+      <w:r>
+        <w:t xml:space="preserve"> </w:t>
+      </w:r>
+      <w:r>
+        <w:t xml:space="preserve">for time series forecasting: Current status and future directions.</w:t>
       </w:r>
       <w:r>
         <w:t xml:space="preserve"> </w:t>
@@ -8074,46 +9560,40 @@
           <w:i/>
           <w:iCs/>
         </w:rPr>
-        <w:t xml:space="preserve">International Journal of Forecasting</w:t>
-      </w:r>
-      <w:r>
-        <w:t xml:space="preserve">, 13(2),</w:t>
-      </w:r>
-      <w:r>
-        <w:t xml:space="preserve"> </w:t>
-      </w:r>
-      <w:r>
-        <w:t xml:space="preserve">281–291.</w:t>
-      </w:r>
-    </w:p>
-    <w:p>
-      <w:pPr>
-        <w:pStyle w:val="BodyText"/>
-      </w:pPr>
-      <w:r>
-        <w:t xml:space="preserve">Hewamalage, H., Bergmeir, C., &amp; Bandara, K. (2021). Recurrent neural networks for</w:t>
-      </w:r>
-      <w:r>
-        <w:t xml:space="preserve"> </w:t>
-      </w:r>
-      <w:r>
-        <w:t xml:space="preserve">time series forecasting: Current status and future directions.</w:t>
-      </w:r>
-      <w:r>
-        <w:t xml:space="preserve"> </w:t>
+        <w:t xml:space="preserve">International</w:t>
       </w:r>
       <w:r>
         <w:rPr>
           <w:i/>
           <w:iCs/>
         </w:rPr>
-        <w:t xml:space="preserve">International</w:t>
+        <w:t xml:space="preserve"> </w:t>
       </w:r>
       <w:r>
         <w:rPr>
           <w:i/>
           <w:iCs/>
         </w:rPr>
+        <w:t xml:space="preserve">Journal of Forecasting</w:t>
+      </w:r>
+      <w:r>
+        <w:t xml:space="preserve">, 37(1), 388–427.</w:t>
+      </w:r>
+    </w:p>
+    <w:p>
+      <w:pPr>
+        <w:pStyle w:val="BodyText"/>
+      </w:pPr>
+      <w:r>
+        <w:t xml:space="preserve">Kawamoto, T., Tsubaki, M., and Saito, T. (2018). Mean-field theory of graph</w:t>
+      </w:r>
+      <w:r>
+        <w:t xml:space="preserve"> </w:t>
+      </w:r>
+      <w:r>
+        <w:t xml:space="preserve">neural networks in graph partitioning.</w:t>
+      </w:r>
+      <w:r>
         <w:t xml:space="preserve"> </w:t>
       </w:r>
       <w:r>
@@ -8121,53 +9601,13 @@
           <w:i/>
           <w:iCs/>
         </w:rPr>
-        <w:t xml:space="preserve">Journal of Forecasting</w:t>
-      </w:r>
-      <w:r>
-        <w:t xml:space="preserve">, 37(1), 388–427.</w:t>
-      </w:r>
-    </w:p>
-    <w:p>
-      <w:pPr>
-        <w:pStyle w:val="BodyText"/>
-      </w:pPr>
-      <w:r>
-        <w:t xml:space="preserve">Kipf, T. N., &amp; Welling, M. (2017). Semi-supervised classification with graph</w:t>
-      </w:r>
-      <w:r>
-        <w:t xml:space="preserve"> </w:t>
-      </w:r>
-      <w:r>
-        <w:t xml:space="preserve">convolutional networks.</w:t>
-      </w:r>
-      <w:r>
-        <w:t xml:space="preserve"> </w:t>
+        <w:t xml:space="preserve">Advances in Neural Information Processing</w:t>
       </w:r>
       <w:r>
         <w:rPr>
           <w:i/>
           <w:iCs/>
         </w:rPr>
-        <w:t xml:space="preserve">International Conference on Learning Representations</w:t>
-      </w:r>
-      <w:r>
-        <w:t xml:space="preserve">.</w:t>
-      </w:r>
-    </w:p>
-    <w:p>
-      <w:pPr>
-        <w:pStyle w:val="BodyText"/>
-      </w:pPr>
-      <w:r>
-        <w:t xml:space="preserve">Li, Y., Yu, R., Shahabi, C., &amp; Liu, Y. (2018). Diffusion convolutional recurrent</w:t>
-      </w:r>
-      <w:r>
-        <w:t xml:space="preserve"> </w:t>
-      </w:r>
-      <w:r>
-        <w:t xml:space="preserve">neural network: Data-driven traffic forecasting.</w:t>
-      </w:r>
-      <w:r>
         <w:t xml:space="preserve"> </w:t>
       </w:r>
       <w:r>
@@ -8175,13 +9615,56 @@
           <w:i/>
           <w:iCs/>
         </w:rPr>
-        <w:t xml:space="preserve">International Conference on</w:t>
+        <w:t xml:space="preserve">Systems</w:t>
+      </w:r>
+      <w:r>
+        <w:t xml:space="preserve"> </w:t>
+      </w:r>
+      <w:r>
+        <w:t xml:space="preserve">(NeurIPS), 31.</w:t>
+      </w:r>
+    </w:p>
+    <w:p>
+      <w:pPr>
+        <w:pStyle w:val="BodyText"/>
+      </w:pPr>
+      <w:r>
+        <w:t xml:space="preserve">Kipf, T. N., and Welling, M. (2017). Semi-supervised classification with graph</w:t>
+      </w:r>
+      <w:r>
+        <w:t xml:space="preserve"> </w:t>
+      </w:r>
+      <w:r>
+        <w:t xml:space="preserve">convolutional networks.</w:t>
+      </w:r>
+      <w:r>
+        <w:t xml:space="preserve"> </w:t>
       </w:r>
       <w:r>
         <w:rPr>
           <w:i/>
           <w:iCs/>
         </w:rPr>
+        <w:t xml:space="preserve">International Conference on Learning Representations</w:t>
+      </w:r>
+      <w:r>
+        <w:t xml:space="preserve">.</w:t>
+      </w:r>
+    </w:p>
+    <w:p>
+      <w:pPr>
+        <w:pStyle w:val="BodyText"/>
+      </w:pPr>
+      <w:r>
+        <w:t xml:space="preserve">Li, Y., Yu, R., Shahabi, C., and Liu, Y. (2018). Diffusion convolutional recurrent</w:t>
+      </w:r>
+      <w:r>
+        <w:t xml:space="preserve"> </w:t>
+      </w:r>
+      <w:r>
+        <w:t xml:space="preserve">neural network: Data-driven traffic forecasting.</w:t>
+      </w:r>
+      <w:r>
         <w:t xml:space="preserve"> </w:t>
       </w:r>
       <w:r>
@@ -8189,65 +9672,13 @@
           <w:i/>
           <w:iCs/>
         </w:rPr>
-        <w:t xml:space="preserve">Learning Representations</w:t>
-      </w:r>
-      <w:r>
-        <w:t xml:space="preserve">.</w:t>
-      </w:r>
-    </w:p>
-    <w:p>
-      <w:pPr>
-        <w:pStyle w:val="BodyText"/>
-      </w:pPr>
-      <w:r>
-        <w:t xml:space="preserve">Makridakis, S., Spiliotis, E., &amp; Assimakopoulos, V. (2018). Statistical and</w:t>
-      </w:r>
-      <w:r>
-        <w:t xml:space="preserve"> </w:t>
-      </w:r>
-      <w:r>
-        <w:t xml:space="preserve">machine learning forecasting methods: Concerns and ways forward.</w:t>
-      </w:r>
-      <w:r>
-        <w:t xml:space="preserve"> </w:t>
+        <w:t xml:space="preserve">International Conference on</w:t>
       </w:r>
       <w:r>
         <w:rPr>
           <w:i/>
           <w:iCs/>
         </w:rPr>
-        <w:t xml:space="preserve">PLOS ONE</w:t>
-      </w:r>
-      <w:r>
-        <w:t xml:space="preserve">,</w:t>
-      </w:r>
-      <w:r>
-        <w:t xml:space="preserve"> </w:t>
-      </w:r>
-      <w:r>
-        <w:t xml:space="preserve">13(3), e0194889.</w:t>
-      </w:r>
-    </w:p>
-    <w:p>
-      <w:pPr>
-        <w:pStyle w:val="BodyText"/>
-      </w:pPr>
-      <w:r>
-        <w:t xml:space="preserve">Medeiros, M. C., Vasconcelos, G. F. R., Veiga, Á., &amp; Zilberman, E. (2021).</w:t>
-      </w:r>
-      <w:r>
-        <w:t xml:space="preserve"> </w:t>
-      </w:r>
-      <w:r>
-        <w:t xml:space="preserve">Forecasting inflation in a data-rich environment: The benefits of machine learning</w:t>
-      </w:r>
-      <w:r>
-        <w:t xml:space="preserve"> </w:t>
-      </w:r>
-      <w:r>
-        <w:t xml:space="preserve">methods.</w:t>
-      </w:r>
-      <w:r>
         <w:t xml:space="preserve"> </w:t>
       </w:r>
       <w:r>
@@ -8255,10 +9686,10 @@
           <w:i/>
           <w:iCs/>
         </w:rPr>
-        <w:t xml:space="preserve">Journal of Business &amp; Economic Statistics</w:t>
-      </w:r>
-      <w:r>
-        <w:t xml:space="preserve">, 39(1), 98–119.</w:t>
+        <w:t xml:space="preserve">Learning Representations</w:t>
+      </w:r>
+      <w:r>
+        <w:t xml:space="preserve">.</w:t>
       </w:r>
     </w:p>
     <w:p>
@@ -8266,13 +9697,13 @@
         <w:pStyle w:val="BodyText"/>
       </w:pPr>
       <w:r>
-        <w:t xml:space="preserve">Miranda-Agrippino, S., &amp; Rey, H. (2021). The global financial cycle.</w:t>
-      </w:r>
-      <w:r>
-        <w:t xml:space="preserve"> </w:t>
-      </w:r>
-      <w:r>
-        <w:t xml:space="preserve">In G. Gopinath, E. Helpman, &amp; K. Rogoff (Eds.),</w:t>
+        <w:t xml:space="preserve">Makridakis, S., Spiliotis, E., and Assimakopoulos, V. (2018). Statistical and</w:t>
+      </w:r>
+      <w:r>
+        <w:t xml:space="preserve"> </w:t>
+      </w:r>
+      <w:r>
+        <w:t xml:space="preserve">machine learning forecasting methods: Concerns and ways forward.</w:t>
       </w:r>
       <w:r>
         <w:t xml:space="preserve"> </w:t>
@@ -8282,43 +9713,46 @@
           <w:i/>
           <w:iCs/>
         </w:rPr>
-        <w:t xml:space="preserve">Handbook of International</w:t>
+        <w:t xml:space="preserve">PLOS ONE</w:t>
+      </w:r>
+      <w:r>
+        <w:t xml:space="preserve">,</w:t>
+      </w:r>
+      <w:r>
+        <w:t xml:space="preserve"> </w:t>
+      </w:r>
+      <w:r>
+        <w:t xml:space="preserve">13(3), e0194889.</w:t>
+      </w:r>
+    </w:p>
+    <w:p>
+      <w:pPr>
+        <w:pStyle w:val="BodyText"/>
+      </w:pPr>
+      <w:r>
+        <w:t xml:space="preserve">Makridakis, S., Spiliotis, E., and Assimakopoulos, V. (2022). M5 accuracy</w:t>
+      </w:r>
+      <w:r>
+        <w:t xml:space="preserve"> </w:t>
+      </w:r>
+      <w:r>
+        <w:t xml:space="preserve">competition: Results, findings, and conclusions.</w:t>
+      </w:r>
+      <w:r>
+        <w:t xml:space="preserve"> </w:t>
       </w:r>
       <w:r>
         <w:rPr>
           <w:i/>
           <w:iCs/>
         </w:rPr>
-        <w:t xml:space="preserve"> </w:t>
+        <w:t xml:space="preserve">International Journal of</w:t>
       </w:r>
       <w:r>
         <w:rPr>
           <w:i/>
           <w:iCs/>
         </w:rPr>
-        <w:t xml:space="preserve">Economics</w:t>
-      </w:r>
-      <w:r>
-        <w:t xml:space="preserve"> </w:t>
-      </w:r>
-      <w:r>
-        <w:t xml:space="preserve">(Vol. 6, pp. 1–43). Elsevier.</w:t>
-      </w:r>
-    </w:p>
-    <w:p>
-      <w:pPr>
-        <w:pStyle w:val="BodyText"/>
-      </w:pPr>
-      <w:r>
-        <w:t xml:space="preserve">Stock, J. H., &amp; Watson, M. W. (2007). Why has U.S. inflation become harder to</w:t>
-      </w:r>
-      <w:r>
-        <w:t xml:space="preserve"> </w:t>
-      </w:r>
-      <w:r>
-        <w:t xml:space="preserve">forecast?</w:t>
-      </w:r>
-      <w:r>
         <w:t xml:space="preserve"> </w:t>
       </w:r>
       <w:r>
@@ -8326,10 +9760,10 @@
           <w:i/>
           <w:iCs/>
         </w:rPr>
-        <w:t xml:space="preserve">Journal of Money, Credit and Banking</w:t>
-      </w:r>
-      <w:r>
-        <w:t xml:space="preserve">, 39(s1), 3–33.</w:t>
+        <w:t xml:space="preserve">Forecasting</w:t>
+      </w:r>
+      <w:r>
+        <w:t xml:space="preserve">, 38(4), 1346–1364.</w:t>
       </w:r>
     </w:p>
     <w:p>
@@ -8337,13 +9771,19 @@
         <w:pStyle w:val="BodyText"/>
       </w:pPr>
       <w:r>
-        <w:t xml:space="preserve">Wang, X., Chen, T., &amp; Li, H. (2024). Spatio-temporal graph networks for regional</w:t>
-      </w:r>
-      <w:r>
-        <w:t xml:space="preserve"> </w:t>
-      </w:r>
-      <w:r>
-        <w:t xml:space="preserve">GDP forecasting.</w:t>
+        <w:t xml:space="preserve">Medeiros, M. C., Vasconcelos, G. F. R., Veiga, A., and Zilberman, E. (2021).</w:t>
+      </w:r>
+      <w:r>
+        <w:t xml:space="preserve"> </w:t>
+      </w:r>
+      <w:r>
+        <w:t xml:space="preserve">Forecasting inflation in a data-rich environment: The benefits of machine</w:t>
+      </w:r>
+      <w:r>
+        <w:t xml:space="preserve"> </w:t>
+      </w:r>
+      <w:r>
+        <w:t xml:space="preserve">learning methods.</w:t>
       </w:r>
       <w:r>
         <w:t xml:space="preserve"> </w:t>
@@ -8353,10 +9793,10 @@
           <w:i/>
           <w:iCs/>
         </w:rPr>
-        <w:t xml:space="preserve">Regional Science and Urban Economics</w:t>
-      </w:r>
-      <w:r>
-        <w:t xml:space="preserve">, 105, 103990.</w:t>
+        <w:t xml:space="preserve">Journal of Business and Economic Statistics</w:t>
+      </w:r>
+      <w:r>
+        <w:t xml:space="preserve">, 39(1), 98–119.</w:t>
       </w:r>
     </w:p>
     <w:p>
@@ -8364,13 +9804,13 @@
         <w:pStyle w:val="BodyText"/>
       </w:pPr>
       <w:r>
-        <w:t xml:space="preserve">Wu, Z., Pan, S., Chen, F., Long, G., Zhang, C., &amp; Yu, P. S. (2019). A</w:t>
-      </w:r>
-      <w:r>
-        <w:t xml:space="preserve"> </w:t>
-      </w:r>
-      <w:r>
-        <w:t xml:space="preserve">comprehensive study on spatial-temporal graph neural networks.</w:t>
+        <w:t xml:space="preserve">Miranda-Agrippino, S., and Rey, H. (2021). The global financial cycle. In</w:t>
+      </w:r>
+      <w:r>
+        <w:t xml:space="preserve"> </w:t>
+      </w:r>
+      <w:r>
+        <w:t xml:space="preserve">G. Gopinath, E. Helpman, and K. Rogoff (Eds.),</w:t>
       </w:r>
       <w:r>
         <w:t xml:space="preserve"> </w:t>
@@ -8380,7 +9820,7 @@
           <w:i/>
           <w:iCs/>
         </w:rPr>
-        <w:t xml:space="preserve">IEEE Transactions</w:t>
+        <w:t xml:space="preserve">Handbook of International</w:t>
       </w:r>
       <w:r>
         <w:rPr>
@@ -8394,10 +9834,13 @@
           <w:i/>
           <w:iCs/>
         </w:rPr>
-        <w:t xml:space="preserve">on Neural Networks and Learning Systems</w:t>
-      </w:r>
-      <w:r>
-        <w:t xml:space="preserve">, 32(2), 527–540.</w:t>
+        <w:t xml:space="preserve">Economics</w:t>
+      </w:r>
+      <w:r>
+        <w:t xml:space="preserve"> </w:t>
+      </w:r>
+      <w:r>
+        <w:t xml:space="preserve">(Vol. 6, pp. 1–43). Elsevier.</w:t>
       </w:r>
     </w:p>
     <w:p>
@@ -8405,13 +9848,13 @@
         <w:pStyle w:val="BodyText"/>
       </w:pPr>
       <w:r>
-        <w:t xml:space="preserve">Zhu, L., Qiu, D., Ergu, D., Ying, C., &amp; Liu, K. (2021). A study on predicting</w:t>
-      </w:r>
-      <w:r>
-        <w:t xml:space="preserve"> </w:t>
-      </w:r>
-      <w:r>
-        <w:t xml:space="preserve">loan default based on the random forest algorithm.</w:t>
+        <w:t xml:space="preserve">Stock, J. H., and Watson, M. W. (2007). Why has U.S. inflation become harder to</w:t>
+      </w:r>
+      <w:r>
+        <w:t xml:space="preserve"> </w:t>
+      </w:r>
+      <w:r>
+        <w:t xml:space="preserve">forecast?</w:t>
       </w:r>
       <w:r>
         <w:t xml:space="preserve"> </w:t>
@@ -8421,16 +9864,119 @@
           <w:i/>
           <w:iCs/>
         </w:rPr>
-        <w:t xml:space="preserve">Procedia Computer Science</w:t>
-      </w:r>
-      <w:r>
-        <w:t xml:space="preserve">,</w:t>
-      </w:r>
-      <w:r>
-        <w:t xml:space="preserve"> </w:t>
-      </w:r>
-      <w:r>
-        <w:t xml:space="preserve">176, 2337–2346.</w:t>
+        <w:t xml:space="preserve">Journal of Money, Credit and Banking</w:t>
+      </w:r>
+      <w:r>
+        <w:t xml:space="preserve">, 39(s1), 3–33.</w:t>
+      </w:r>
+    </w:p>
+    <w:p>
+      <w:pPr>
+        <w:pStyle w:val="BodyText"/>
+      </w:pPr>
+      <w:r>
+        <w:t xml:space="preserve">Wang, X., Chen, T., and Li, H. (2024). Spatio-temporal graph networks for regional</w:t>
+      </w:r>
+      <w:r>
+        <w:t xml:space="preserve"> </w:t>
+      </w:r>
+      <w:r>
+        <w:t xml:space="preserve">GDP forecasting.</w:t>
+      </w:r>
+      <w:r>
+        <w:t xml:space="preserve"> </w:t>
+      </w:r>
+      <w:r>
+        <w:rPr>
+          <w:i/>
+          <w:iCs/>
+        </w:rPr>
+        <w:t xml:space="preserve">Regional Science and Urban Economics</w:t>
+      </w:r>
+      <w:r>
+        <w:t xml:space="preserve">, 105, 103990.</w:t>
+      </w:r>
+    </w:p>
+    <w:p>
+      <w:pPr>
+        <w:pStyle w:val="BodyText"/>
+      </w:pPr>
+      <w:r>
+        <w:t xml:space="preserve">Wu, Z., Pan, S., Chen, F., Long, G., Zhang, C., and Yu, P. S. (2019). A</w:t>
+      </w:r>
+      <w:r>
+        <w:t xml:space="preserve"> </w:t>
+      </w:r>
+      <w:r>
+        <w:t xml:space="preserve">comprehensive study on spatial-temporal graph neural networks.</w:t>
+      </w:r>
+      <w:r>
+        <w:t xml:space="preserve"> </w:t>
+      </w:r>
+      <w:r>
+        <w:rPr>
+          <w:i/>
+          <w:iCs/>
+        </w:rPr>
+        <w:t xml:space="preserve">IEEE Transactions</w:t>
+      </w:r>
+      <w:r>
+        <w:rPr>
+          <w:i/>
+          <w:iCs/>
+        </w:rPr>
+        <w:t xml:space="preserve"> </w:t>
+      </w:r>
+      <w:r>
+        <w:rPr>
+          <w:i/>
+          <w:iCs/>
+        </w:rPr>
+        <w:t xml:space="preserve">on Neural Networks and Learning Systems</w:t>
+      </w:r>
+      <w:r>
+        <w:t xml:space="preserve">, 32(2), 527–540.</w:t>
+      </w:r>
+    </w:p>
+    <w:p>
+      <w:pPr>
+        <w:pStyle w:val="BodyText"/>
+      </w:pPr>
+      <w:r>
+        <w:t xml:space="preserve">Zugner, D., Akbarnejad, A., and Gunnemann, S. (2020). Adversarial attacks on</w:t>
+      </w:r>
+      <w:r>
+        <w:t xml:space="preserve"> </w:t>
+      </w:r>
+      <w:r>
+        <w:t xml:space="preserve">neural networks for graph data.</w:t>
+      </w:r>
+      <w:r>
+        <w:t xml:space="preserve"> </w:t>
+      </w:r>
+      <w:r>
+        <w:rPr>
+          <w:i/>
+          <w:iCs/>
+        </w:rPr>
+        <w:t xml:space="preserve">Proceedings of the 24th ACM SIGKDD International</w:t>
+      </w:r>
+      <w:r>
+        <w:rPr>
+          <w:i/>
+          <w:iCs/>
+        </w:rPr>
+        <w:t xml:space="preserve"> </w:t>
+      </w:r>
+      <w:r>
+        <w:rPr>
+          <w:i/>
+          <w:iCs/>
+        </w:rPr>
+        <w:t xml:space="preserve">Conference on Knowledge Discovery and Data Mining</w:t>
+      </w:r>
+      <w:r>
+        <w:t xml:space="preserve">, 2847–2856.</w:t>
       </w:r>
     </w:p>
     <w:bookmarkEnd w:id="43"/>
@@ -8808,7 +10354,34 @@
     <w:abstractNumId w:val="991"/>
   </w:num>
   <w:num w:numId="1007">
-    <w:abstractNumId w:val="991"/>
+    <w:abstractNumId w:val="99411"/>
+    <w:lvlOverride w:ilvl="0">
+      <w:startOverride w:val="1"/>
+    </w:lvlOverride>
+    <w:lvlOverride w:ilvl="1">
+      <w:startOverride w:val="1"/>
+    </w:lvlOverride>
+    <w:lvlOverride w:ilvl="2">
+      <w:startOverride w:val="1"/>
+    </w:lvlOverride>
+    <w:lvlOverride w:ilvl="3">
+      <w:startOverride w:val="1"/>
+    </w:lvlOverride>
+    <w:lvlOverride w:ilvl="4">
+      <w:startOverride w:val="1"/>
+    </w:lvlOverride>
+    <w:lvlOverride w:ilvl="5">
+      <w:startOverride w:val="1"/>
+    </w:lvlOverride>
+    <w:lvlOverride w:ilvl="6">
+      <w:startOverride w:val="1"/>
+    </w:lvlOverride>
+    <w:lvlOverride w:ilvl="7">
+      <w:startOverride w:val="1"/>
+    </w:lvlOverride>
+    <w:lvlOverride w:ilvl="8">
+      <w:startOverride w:val="1"/>
+    </w:lvlOverride>
   </w:num>
   <w:num w:numId="1008">
     <w:abstractNumId w:val="99411"/>
@@ -8841,69 +10414,6 @@
     </w:lvlOverride>
   </w:num>
   <w:num w:numId="1009">
-    <w:abstractNumId w:val="99411"/>
-    <w:lvlOverride w:ilvl="0">
-      <w:startOverride w:val="1"/>
-    </w:lvlOverride>
-    <w:lvlOverride w:ilvl="1">
-      <w:startOverride w:val="1"/>
-    </w:lvlOverride>
-    <w:lvlOverride w:ilvl="2">
-      <w:startOverride w:val="1"/>
-    </w:lvlOverride>
-    <w:lvlOverride w:ilvl="3">
-      <w:startOverride w:val="1"/>
-    </w:lvlOverride>
-    <w:lvlOverride w:ilvl="4">
-      <w:startOverride w:val="1"/>
-    </w:lvlOverride>
-    <w:lvlOverride w:ilvl="5">
-      <w:startOverride w:val="1"/>
-    </w:lvlOverride>
-    <w:lvlOverride w:ilvl="6">
-      <w:startOverride w:val="1"/>
-    </w:lvlOverride>
-    <w:lvlOverride w:ilvl="7">
-      <w:startOverride w:val="1"/>
-    </w:lvlOverride>
-    <w:lvlOverride w:ilvl="8">
-      <w:startOverride w:val="1"/>
-    </w:lvlOverride>
-  </w:num>
-  <w:num w:numId="1010">
-    <w:abstractNumId w:val="99411"/>
-    <w:lvlOverride w:ilvl="0">
-      <w:startOverride w:val="1"/>
-    </w:lvlOverride>
-    <w:lvlOverride w:ilvl="1">
-      <w:startOverride w:val="1"/>
-    </w:lvlOverride>
-    <w:lvlOverride w:ilvl="2">
-      <w:startOverride w:val="1"/>
-    </w:lvlOverride>
-    <w:lvlOverride w:ilvl="3">
-      <w:startOverride w:val="1"/>
-    </w:lvlOverride>
-    <w:lvlOverride w:ilvl="4">
-      <w:startOverride w:val="1"/>
-    </w:lvlOverride>
-    <w:lvlOverride w:ilvl="5">
-      <w:startOverride w:val="1"/>
-    </w:lvlOverride>
-    <w:lvlOverride w:ilvl="6">
-      <w:startOverride w:val="1"/>
-    </w:lvlOverride>
-    <w:lvlOverride w:ilvl="7">
-      <w:startOverride w:val="1"/>
-    </w:lvlOverride>
-    <w:lvlOverride w:ilvl="8">
-      <w:startOverride w:val="1"/>
-    </w:lvlOverride>
-  </w:num>
-  <w:num w:numId="1011">
-    <w:abstractNumId w:val="991"/>
-  </w:num>
-  <w:num w:numId="1012">
     <w:abstractNumId w:val="991"/>
   </w:num>
 </w:numbering>
